--- a/Task 3A.docx
+++ b/Task 3A.docx
@@ -3,6 +3,175 @@
 <w:document xmlns:wpc="http://schemas.microsoft.com/office/word/2010/wordprocessingCanvas" xmlns:cx="http://schemas.microsoft.com/office/drawing/2014/chartex" xmlns:cx1="http://schemas.microsoft.com/office/drawing/2015/9/8/chartex" xmlns:cx2="http://schemas.microsoft.com/office/drawing/2015/10/21/chartex" xmlns:cx3="http://schemas.microsoft.com/office/drawing/2016/5/9/chartex" xmlns:cx4="http://schemas.microsoft.com/office/drawing/2016/5/10/chartex" xmlns:cx5="http://schemas.microsoft.com/office/drawing/2016/5/11/chartex" xmlns:cx6="http://schemas.microsoft.com/office/drawing/2016/5/12/chartex" xmlns:cx7="http://schemas.microsoft.com/office/drawing/2016/5/13/chartex" xmlns:cx8="http://schemas.microsoft.com/office/drawing/2016/5/14/chartex" xmlns:mc="http://schemas.openxmlformats.org/markup-compatibility/2006" xmlns:aink="http://schemas.microsoft.com/office/drawing/2016/ink" xmlns:am3d="http://schemas.microsoft.com/office/drawing/2017/model3d" xmlns:o="urn:schemas-microsoft-com:office:office" xmlns:r="http://schemas.openxmlformats.org/officeDocument/2006/relationships" xmlns:m="http://schemas.openxmlformats.org/officeDocument/2006/math" xmlns:v="urn:schemas-microsoft-com:vml" xmlns:wp14="http://schemas.microsoft.com/office/word/2010/wordprocessingDrawing" xmlns:wp="http://schemas.openxmlformats.org/drawingml/2006/wordprocessingDrawing" xmlns:w10="urn:schemas-microsoft-com:office:word" xmlns:w="http://schemas.openxmlformats.org/wordprocessingml/2006/main" xmlns:w14="http://schemas.microsoft.com/office/word/2010/wordml" xmlns:w15="http://schemas.microsoft.com/office/word/2012/wordml" xmlns:w16cex="http://schemas.microsoft.com/office/word/2018/wordml/cex" xmlns:w16cid="http://schemas.microsoft.com/office/word/2016/wordml/cid" xmlns:w16="http://schemas.microsoft.com/office/word/2018/wordml" xmlns:w16sdtdh="http://schemas.microsoft.com/office/word/2020/wordml/sdtdatahash" xmlns:w16se="http://schemas.microsoft.com/office/word/2015/wordml/symex" xmlns:wpg="http://schemas.microsoft.com/office/word/2010/wordprocessingGroup" xmlns:wpi="http://schemas.microsoft.com/office/word/2010/wordprocessingInk" xmlns:wne="http://schemas.microsoft.com/office/word/2006/wordml" xmlns:wps="http://schemas.microsoft.com/office/word/2010/wordprocessingShape" mc:Ignorable="w14 w15 w16se w16cid w16 w16cex w16sdtdh wp14">
   <w:body>
     <w:p>
+      <w:pPr>
+        <w:rPr>
+          <w:b/>
+          <w:bCs/>
+          <w:u w:val="single"/>
+        </w:rPr>
+      </w:pPr>
+      <w:r>
+        <w:rPr>
+          <w:b/>
+          <w:bCs/>
+        </w:rPr>
+        <w:fldChar w:fldCharType="begin"/>
+      </w:r>
+      <w:r>
+        <w:rPr>
+          <w:b/>
+          <w:bCs/>
+        </w:rPr>
+        <w:instrText xml:space="preserve"> HYPERLINK "</w:instrText>
+      </w:r>
+      <w:r>
+        <w:rPr>
+          <w:b/>
+          <w:bCs/>
+        </w:rPr>
+        <w:instrText>https://forms.gle/DCh3qhhukwmyBEaY7</w:instrText>
+      </w:r>
+      <w:r>
+        <w:rPr>
+          <w:b/>
+          <w:bCs/>
+        </w:rPr>
+        <w:instrText xml:space="preserve">" </w:instrText>
+      </w:r>
+      <w:r>
+        <w:rPr>
+          <w:b/>
+          <w:bCs/>
+        </w:rPr>
+        <w:fldChar w:fldCharType="separate"/>
+      </w:r>
+      <w:r>
+        <w:rPr>
+          <w:rStyle w:val="Hyperlink"/>
+          <w:b/>
+          <w:bCs/>
+        </w:rPr>
+        <w:t>https://forms.gle/DCh3qhhukwmyBEaY</w:t>
+      </w:r>
+      <w:r>
+        <w:rPr>
+          <w:rStyle w:val="Hyperlink"/>
+          <w:b/>
+          <w:bCs/>
+        </w:rPr>
+        <w:t>7</w:t>
+      </w:r>
+      <w:r>
+        <w:rPr>
+          <w:b/>
+          <w:bCs/>
+        </w:rPr>
+        <w:fldChar w:fldCharType="end"/>
+      </w:r>
+      <w:r>
+        <w:rPr>
+          <w:b/>
+          <w:bCs/>
+        </w:rPr>
+        <w:br/>
+      </w:r>
+      <w:r>
+        <w:rPr>
+          <w:b/>
+          <w:bCs/>
+          <w:u w:val="single"/>
+        </w:rPr>
+        <w:t>Observation Sheet</w:t>
+      </w:r>
+    </w:p>
+    <w:p>
+      <w:pPr>
+        <w:rPr>
+          <w:b/>
+          <w:bCs/>
+          <w:u w:val="single"/>
+        </w:rPr>
+      </w:pPr>
+    </w:p>
+    <w:p>
+      <w:pPr>
+        <w:rPr>
+          <w:b/>
+          <w:bCs/>
+          <w:u w:val="single"/>
+        </w:rPr>
+      </w:pPr>
+      <w:r>
+        <w:rPr>
+          <w:b/>
+          <w:bCs/>
+        </w:rPr>
+        <w:t>[Link]</w:t>
+      </w:r>
+      <w:r>
+        <w:rPr>
+          <w:b/>
+          <w:bCs/>
+        </w:rPr>
+        <w:br/>
+      </w:r>
+      <w:r>
+        <w:rPr>
+          <w:b/>
+          <w:bCs/>
+          <w:u w:val="single"/>
+        </w:rPr>
+        <w:t>Questionnaire</w:t>
+      </w:r>
+    </w:p>
+    <w:p>
+      <w:pPr>
+        <w:rPr>
+          <w:b/>
+          <w:bCs/>
+          <w:u w:val="single"/>
+        </w:rPr>
+      </w:pPr>
+      <w:r>
+        <w:rPr>
+          <w:b/>
+          <w:bCs/>
+          <w:u w:val="single"/>
+        </w:rPr>
+        <w:br/>
+      </w:r>
+      <w:r>
+        <w:rPr>
+          <w:b/>
+          <w:bCs/>
+        </w:rPr>
+        <w:t>[Link]</w:t>
+      </w:r>
+      <w:r>
+        <w:rPr>
+          <w:b/>
+          <w:bCs/>
+        </w:rPr>
+        <w:br/>
+      </w:r>
+      <w:r>
+        <w:rPr>
+          <w:b/>
+          <w:bCs/>
+          <w:u w:val="single"/>
+        </w:rPr>
+        <w:t>Paired Code Review</w:t>
+      </w:r>
+    </w:p>
+    <w:p>
+      <w:pPr>
+        <w:rPr>
+          <w:b/>
+          <w:bCs/>
+        </w:rPr>
+      </w:pPr>
+    </w:p>
+    <w:p>
       <w:r>
         <w:rPr>
           <w:b/>
@@ -100,17 +269,11 @@
       </w:r>
       <w:r>
         <w:br/>
-        <w:t xml:space="preserve">How easy was it to create an order? </w:t>
-      </w:r>
-      <w:r>
-        <w:t>(1 = Very Difficult, 5 = Very Easy)</w:t>
-      </w:r>
-      <w:r>
-        <w:br/>
-        <w:t xml:space="preserve">How easy was it to navigate Greenfield Local Hub’s platform? </w:t>
-      </w:r>
-      <w:r>
-        <w:t>(1 = Very Difficult, 5 = Very Easy)</w:t>
+        <w:t>How easy was it to create an order? (1 = Very Difficult, 5 = Very Easy)</w:t>
+      </w:r>
+      <w:r>
+        <w:br/>
+        <w:t>How easy was it to navigate Greenfield Local Hub’s platform? (1 = Very Difficult, 5 = Very Easy)</w:t>
       </w:r>
       <w:r>
         <w:br/>
@@ -159,6 +322,7 @@
           <w:b/>
           <w:bCs/>
         </w:rPr>
+        <w:lastRenderedPageBreak/>
         <w:t>Observations – Non-Technical Audience</w:t>
       </w:r>
       <w:r>
@@ -203,9 +367,6 @@
       </w:r>
       <w:r>
         <w:br/>
-      </w:r>
-      <w:r>
-        <w:lastRenderedPageBreak/>
         <w:t xml:space="preserve">To properly set up the observation process the observer will need a set task list for the user to go through, for example log in, create an order, etc. and then the observer records the </w:t>
       </w:r>
       <w:r>
@@ -373,6 +534,7 @@
         </w:numPr>
       </w:pPr>
       <w:r>
+        <w:lastRenderedPageBreak/>
         <w:t>Submit form</w:t>
       </w:r>
       <w:r>
@@ -482,7 +644,6 @@
     </w:p>
     <w:p>
       <w:r>
-        <w:lastRenderedPageBreak/>
         <w:t>Steps Expected:</w:t>
       </w:r>
     </w:p>
@@ -689,14 +850,7 @@
           <w:b/>
           <w:bCs/>
         </w:rPr>
-        <w:t xml:space="preserve">Task 4: </w:t>
-      </w:r>
-      <w:r>
-        <w:rPr>
-          <w:b/>
-          <w:bCs/>
-        </w:rPr>
-        <w:t>Toggle Dark Mode via Accessibility Menu</w:t>
+        <w:t>Task 4: Toggle Dark Mode via Accessibility Menu</w:t>
       </w:r>
       <w:r>
         <w:rPr>
@@ -778,7 +932,21 @@
           <w:b/>
           <w:bCs/>
         </w:rPr>
-        <w:t>Task 5: Filter products for meat</w:t>
+        <w:t xml:space="preserve">Task 5: Filter products for </w:t>
+      </w:r>
+      <w:r>
+        <w:rPr>
+          <w:b/>
+          <w:bCs/>
+        </w:rPr>
+        <w:t>M</w:t>
+      </w:r>
+      <w:r>
+        <w:rPr>
+          <w:b/>
+          <w:bCs/>
+        </w:rPr>
+        <w:t>eat</w:t>
       </w:r>
       <w:r>
         <w:br/>
@@ -818,6 +986,7 @@
         </w:numPr>
       </w:pPr>
       <w:r>
+        <w:lastRenderedPageBreak/>
         <w:t>Click meat category on the filter side bar.</w:t>
       </w:r>
     </w:p>
@@ -831,6 +1000,26 @@
       </w:pPr>
       <w:r>
         <w:t>Click “apply filter” button.</w:t>
+      </w:r>
+    </w:p>
+    <w:p/>
+    <w:p>
+      <w:pPr>
+        <w:rPr>
+          <w:b/>
+          <w:bCs/>
+          <w:sz w:val="28"/>
+          <w:szCs w:val="28"/>
+        </w:rPr>
+      </w:pPr>
+      <w:r>
+        <w:rPr>
+          <w:b/>
+          <w:bCs/>
+          <w:sz w:val="28"/>
+          <w:szCs w:val="28"/>
+        </w:rPr>
+        <w:t>Feedback Summary</w:t>
       </w:r>
     </w:p>
     <w:p/>
@@ -1953,6 +2142,7 @@
   <w:style w:type="character" w:default="1" w:styleId="DefaultParagraphFont">
     <w:name w:val="Default Paragraph Font"/>
     <w:uiPriority w:val="1"/>
+    <w:semiHidden/>
     <w:unhideWhenUsed/>
   </w:style>
   <w:style w:type="table" w:default="1" w:styleId="TableNormal">
@@ -1986,6 +2176,41 @@
       <w:ind w:left="720"/>
       <w:contextualSpacing/>
     </w:pPr>
+  </w:style>
+  <w:style w:type="character" w:styleId="Hyperlink">
+    <w:name w:val="Hyperlink"/>
+    <w:basedOn w:val="DefaultParagraphFont"/>
+    <w:uiPriority w:val="99"/>
+    <w:unhideWhenUsed/>
+    <w:rsid w:val="00BF6670"/>
+    <w:rPr>
+      <w:color w:val="0563C1" w:themeColor="hyperlink"/>
+      <w:u w:val="single"/>
+    </w:rPr>
+  </w:style>
+  <w:style w:type="character" w:styleId="UnresolvedMention">
+    <w:name w:val="Unresolved Mention"/>
+    <w:basedOn w:val="DefaultParagraphFont"/>
+    <w:uiPriority w:val="99"/>
+    <w:semiHidden/>
+    <w:unhideWhenUsed/>
+    <w:rsid w:val="00BF6670"/>
+    <w:rPr>
+      <w:color w:val="605E5C"/>
+      <w:shd w:val="clear" w:color="auto" w:fill="E1DFDD"/>
+    </w:rPr>
+  </w:style>
+  <w:style w:type="character" w:styleId="FollowedHyperlink">
+    <w:name w:val="FollowedHyperlink"/>
+    <w:basedOn w:val="DefaultParagraphFont"/>
+    <w:uiPriority w:val="99"/>
+    <w:semiHidden/>
+    <w:unhideWhenUsed/>
+    <w:rsid w:val="00BF6670"/>
+    <w:rPr>
+      <w:color w:val="954F72" w:themeColor="followedHyperlink"/>
+      <w:u w:val="single"/>
+    </w:rPr>
   </w:style>
 </w:styles>
 </file>

--- a/Task 3A.docx
+++ b/Task 3A.docx
@@ -15,58 +15,7 @@
           <w:b/>
           <w:bCs/>
         </w:rPr>
-        <w:fldChar w:fldCharType="begin"/>
-      </w:r>
-      <w:r>
-        <w:rPr>
-          <w:b/>
-          <w:bCs/>
-        </w:rPr>
-        <w:instrText xml:space="preserve"> HYPERLINK "</w:instrText>
-      </w:r>
-      <w:r>
-        <w:rPr>
-          <w:b/>
-          <w:bCs/>
-        </w:rPr>
-        <w:instrText>https://forms.gle/DCh3qhhukwmyBEaY7</w:instrText>
-      </w:r>
-      <w:r>
-        <w:rPr>
-          <w:b/>
-          <w:bCs/>
-        </w:rPr>
-        <w:instrText xml:space="preserve">" </w:instrText>
-      </w:r>
-      <w:r>
-        <w:rPr>
-          <w:b/>
-          <w:bCs/>
-        </w:rPr>
-        <w:fldChar w:fldCharType="separate"/>
-      </w:r>
-      <w:r>
-        <w:rPr>
-          <w:rStyle w:val="Hyperlink"/>
-          <w:b/>
-          <w:bCs/>
-        </w:rPr>
-        <w:t>https://forms.gle/DCh3qhhukwmyBEaY</w:t>
-      </w:r>
-      <w:r>
-        <w:rPr>
-          <w:rStyle w:val="Hyperlink"/>
-          <w:b/>
-          <w:bCs/>
-        </w:rPr>
-        <w:t>7</w:t>
-      </w:r>
-      <w:r>
-        <w:rPr>
-          <w:b/>
-          <w:bCs/>
-        </w:rPr>
-        <w:fldChar w:fldCharType="end"/>
+        <w:t>https://docs.google.com/forms/d/e/1FAIpQLSeFj1oo6z-9hPmDXGUuh1jRfzYSyhk9q9-J_dpkrzCX47xcbQ/viewform</w:t>
       </w:r>
       <w:r>
         <w:rPr>
@@ -124,6 +73,7 @@
         <w:t>Questionnaire</w:t>
       </w:r>
     </w:p>
+    <w:p/>
     <w:p>
       <w:pPr>
         <w:rPr>
@@ -136,30 +86,29 @@
         <w:rPr>
           <w:b/>
           <w:bCs/>
+        </w:rPr>
+        <w:t>https://docs.google.com/forms/d/e/1FAIpQLSfbcxB9nIFdk_4YAMe1GF98cU4vyDrKHRITVG-bPOG_QxcTmg/viewform?</w:t>
+      </w:r>
+      <w:r>
+        <w:rPr>
+          <w:b/>
+          <w:bCs/>
+        </w:rPr>
+        <w:t xml:space="preserve"> </w:t>
+      </w:r>
+      <w:r>
+        <w:rPr>
+          <w:b/>
+          <w:bCs/>
+        </w:rPr>
+        <w:br/>
+      </w:r>
+      <w:r>
+        <w:rPr>
+          <w:b/>
+          <w:bCs/>
           <w:u w:val="single"/>
         </w:rPr>
-        <w:br/>
-      </w:r>
-      <w:r>
-        <w:rPr>
-          <w:b/>
-          <w:bCs/>
-        </w:rPr>
-        <w:t>[Link]</w:t>
-      </w:r>
-      <w:r>
-        <w:rPr>
-          <w:b/>
-          <w:bCs/>
-        </w:rPr>
-        <w:br/>
-      </w:r>
-      <w:r>
-        <w:rPr>
-          <w:b/>
-          <w:bCs/>
-          <w:u w:val="single"/>
-        </w:rPr>
         <w:t>Paired Code Review</w:t>
       </w:r>
     </w:p>
@@ -310,6 +259,9 @@
       </w:r>
       <w:r>
         <w:br/>
+      </w:r>
+      <w:r>
+        <w:lastRenderedPageBreak/>
         <w:t>Was there any part of the application you found confusing?</w:t>
       </w:r>
       <w:r>
@@ -322,189 +274,492 @@
           <w:b/>
           <w:bCs/>
         </w:rPr>
+        <w:t>Observations – Non-Technical Audience</w:t>
+      </w:r>
+      <w:r>
+        <w:rPr>
+          <w:b/>
+          <w:bCs/>
+        </w:rPr>
+        <w:br/>
+      </w:r>
+      <w:r>
+        <w:t xml:space="preserve">This will be done in the form of recording the </w:t>
+      </w:r>
+      <w:r>
+        <w:t>users’</w:t>
+      </w:r>
+      <w:r>
+        <w:t xml:space="preserve"> inputs and emotions during a live test of the web application, this will give data about </w:t>
+      </w:r>
+      <w:r>
+        <w:t>a user’s</w:t>
+      </w:r>
+      <w:r>
+        <w:t xml:space="preserve"> mistakes, hesitations or areas of struggle. Helping give structured and important data of areas of improvements.</w:t>
+      </w:r>
+      <w:r>
+        <w:br/>
+        <w:t>The observation category helps capture real data rather than just opinions, as areas of confusion can be properly recorded and when areas overlap between users they can be seen as problems that need urgent fixing.</w:t>
+      </w:r>
+      <w:r>
+        <w:br/>
+      </w:r>
+      <w:r>
+        <w:t>Using this method there are many ways that the data could be properly collected.</w:t>
+      </w:r>
+      <w:r>
+        <w:br/>
+        <w:t>The users session on the system could be recorded then watched back to make observations</w:t>
+      </w:r>
+      <w:r>
+        <w:br/>
+        <w:t>The observer could watch over them and take live observation notes. (“Hesitation while trying to add to basket”)</w:t>
+      </w:r>
+      <w:r>
+        <w:br/>
+        <w:t xml:space="preserve">To properly set up the observation process the observer will need a set task list for the user to go through, for example log in, create an order, etc. and then the observer records the </w:t>
+      </w:r>
+      <w:r>
+        <w:t>users’</w:t>
+      </w:r>
+      <w:r>
+        <w:t xml:space="preserve"> responses to the website while trying to carry out the task. Afterwards the observer can create a summary in an observation table</w:t>
+      </w:r>
+      <w:r>
+        <w:t>, recording their time taken for that task and the errors they made.</w:t>
+      </w:r>
+      <w:r>
+        <w:br/>
+      </w:r>
+      <w:r>
+        <w:br/>
+      </w:r>
+      <w:r>
+        <w:rPr>
+          <w:b/>
+          <w:bCs/>
+        </w:rPr>
+        <w:t>Paired Coding Reviews – Technical Audience</w:t>
+      </w:r>
+    </w:p>
+    <w:p>
+      <w:r>
+        <w:t>A paired coding review session will be done by an experienced developer focusing on code quality</w:t>
+      </w:r>
+      <w:r>
+        <w:t>. The reviewer will have full access to the systems source code and will examine it along side the running solution to properly test every function and aspect of the web application. This technique is very good as it allows technical analysis and feedback of the software based on code quality, efficiency and structure. Any potential bugs or issues can be spotted during this though testing and optimised/fixed. This method of testing and reviewing is very good as it enables the I, the developer, to get an even greater insight on my product that couldn’t be gotten from the non-technical audience</w:t>
+      </w:r>
+      <w:r>
+        <w:t xml:space="preserve">, such as </w:t>
+      </w:r>
+      <w:proofErr w:type="gramStart"/>
+      <w:r>
+        <w:t>a</w:t>
+      </w:r>
+      <w:proofErr w:type="gramEnd"/>
+      <w:r>
+        <w:t xml:space="preserve"> information about the user experience and the technical implementation of the website.</w:t>
+      </w:r>
+    </w:p>
+    <w:p>
+      <w:r>
+        <w:t xml:space="preserve">The process will be carried out by first selecting a technical peer, arranging a live session (either in person or online), carrying out a quick walkthrough of the code (Explaining major functions/sections). And after that is done the reviewer can give feedback about good practices, bad practices, </w:t>
+      </w:r>
+      <w:r>
+        <w:t>possible improvements of the code they have just been showed and they should also summarise their points into a formal document and answer the questionnaire.</w:t>
+      </w:r>
+    </w:p>
+    <w:p>
+      <w:r>
+        <w:rPr>
+          <w:b/>
+          <w:bCs/>
+        </w:rPr>
+        <w:t>Observation Task List – Greenfield Local Hub</w:t>
+      </w:r>
+      <w:r>
+        <w:rPr>
+          <w:b/>
+          <w:bCs/>
+        </w:rPr>
+        <w:br/>
+      </w:r>
+      <w:r>
+        <w:t>Tasks: 5</w:t>
+      </w:r>
+      <w:r>
+        <w:br/>
+        <w:t>Data to collect:</w:t>
+      </w:r>
+    </w:p>
+    <w:p>
+      <w:pPr>
+        <w:pStyle w:val="ListParagraph"/>
+        <w:numPr>
+          <w:ilvl w:val="0"/>
+          <w:numId w:val="1"/>
+        </w:numPr>
+      </w:pPr>
+      <w:r>
+        <w:t>Time taken (In seconds)</w:t>
+      </w:r>
+    </w:p>
+    <w:p>
+      <w:pPr>
+        <w:pStyle w:val="ListParagraph"/>
+        <w:numPr>
+          <w:ilvl w:val="0"/>
+          <w:numId w:val="1"/>
+        </w:numPr>
+      </w:pPr>
+      <w:r>
+        <w:t>Minimum number of clicks</w:t>
+      </w:r>
+    </w:p>
+    <w:p>
+      <w:r>
+        <w:rPr>
+          <w:b/>
+          <w:bCs/>
+        </w:rPr>
+        <w:t>Task 1: Register and login into an account</w:t>
+      </w:r>
+      <w:r>
+        <w:br/>
+        <w:t>Goal: As a new user, create a GLH account and log into it.</w:t>
+      </w:r>
+      <w:r>
+        <w:br/>
+        <w:t>Expected Data:</w:t>
+      </w:r>
+      <w:r>
+        <w:br/>
+        <w:t>Time - 30 Seconds</w:t>
+      </w:r>
+      <w:r>
+        <w:br/>
+        <w:t>Minimum clicks required – 8</w:t>
+      </w:r>
+      <w:r>
+        <w:br/>
+        <w:t>Steps Expected</w:t>
+      </w:r>
+    </w:p>
+    <w:p>
+      <w:pPr>
+        <w:pStyle w:val="ListParagraph"/>
+        <w:numPr>
+          <w:ilvl w:val="0"/>
+          <w:numId w:val="2"/>
+        </w:numPr>
+      </w:pPr>
+      <w:r>
         <w:lastRenderedPageBreak/>
-        <w:t>Observations – Non-Technical Audience</w:t>
-      </w:r>
-      <w:r>
-        <w:rPr>
-          <w:b/>
-          <w:bCs/>
-        </w:rPr>
-        <w:br/>
-      </w:r>
-      <w:r>
-        <w:t xml:space="preserve">This will be done in the form of recording the </w:t>
-      </w:r>
-      <w:r>
-        <w:t>users’</w:t>
-      </w:r>
-      <w:r>
-        <w:t xml:space="preserve"> inputs and emotions during a live test of the web application, this will give data about </w:t>
-      </w:r>
-      <w:r>
-        <w:t>a user’s</w:t>
-      </w:r>
-      <w:r>
-        <w:t xml:space="preserve"> mistakes, hesitations or areas of struggle. Helping give structured and important data of areas of improvements.</w:t>
-      </w:r>
-      <w:r>
-        <w:br/>
-        <w:t>The observation category helps capture real data rather than just opinions, as areas of confusion can be properly recorded and when areas overlap between users they can be seen as problems that need urgent fixing.</w:t>
-      </w:r>
-      <w:r>
-        <w:br/>
-      </w:r>
-      <w:r>
-        <w:t>Using this method there are many ways that the data could be properly collected.</w:t>
-      </w:r>
-      <w:r>
-        <w:br/>
-        <w:t>The users session on the system could be recorded then watched back to make observations</w:t>
-      </w:r>
-      <w:r>
-        <w:br/>
-        <w:t>The observer could watch over them and take live observation notes. (“Hesitation while trying to add to basket”)</w:t>
-      </w:r>
-      <w:r>
-        <w:br/>
-        <w:t xml:space="preserve">To properly set up the observation process the observer will need a set task list for the user to go through, for example log in, create an order, etc. and then the observer records the </w:t>
-      </w:r>
-      <w:r>
-        <w:t>users’</w:t>
-      </w:r>
-      <w:r>
-        <w:t xml:space="preserve"> responses to the website while trying to carry out the task. Afterwards the observer can create a summary in an observation table</w:t>
-      </w:r>
-      <w:r>
-        <w:t>, recording their time taken for that task and the errors they made.</w:t>
-      </w:r>
-      <w:r>
-        <w:br/>
-      </w:r>
-      <w:r>
-        <w:br/>
-      </w:r>
-      <w:r>
-        <w:rPr>
-          <w:b/>
-          <w:bCs/>
-        </w:rPr>
-        <w:t>Paired Coding Reviews – Technical Audience</w:t>
-      </w:r>
-    </w:p>
-    <w:p>
-      <w:r>
-        <w:t>A paired coding review session will be done by an experienced developer focusing on code quality</w:t>
-      </w:r>
-      <w:r>
-        <w:t>. The reviewer will have full access to the systems source code and will examine it along side the running solution to properly test every function and aspect of the web application. This technique is very good as it allows technical analysis and feedback of the software based on code quality, efficiency and structure. Any potential bugs or issues can be spotted during this though testing and optimised/fixed. This method of testing and reviewing is very good as it enables the I, the developer, to get an even greater insight on my product that couldn’t be gotten from the non-technical audience</w:t>
-      </w:r>
-      <w:r>
-        <w:t xml:space="preserve">, such as </w:t>
-      </w:r>
-      <w:proofErr w:type="gramStart"/>
-      <w:r>
-        <w:t>a</w:t>
-      </w:r>
-      <w:proofErr w:type="gramEnd"/>
-      <w:r>
-        <w:t xml:space="preserve"> information about the user experience and the technical implementation of the website.</w:t>
-      </w:r>
-    </w:p>
-    <w:p>
-      <w:r>
-        <w:t xml:space="preserve">The process will be carried out by first selecting a technical peer, arranging a live session (either in person or online), carrying out a quick walkthrough of the code (Explaining major functions/sections). And after that is done the reviewer can give feedback about good practices, bad practices, </w:t>
-      </w:r>
-      <w:r>
-        <w:t>possible improvements of the code they have just been showed and they should also summarise their points into a formal document and answer the questionnaire.</w:t>
-      </w:r>
-    </w:p>
-    <w:p>
-      <w:r>
-        <w:rPr>
-          <w:b/>
-          <w:bCs/>
-        </w:rPr>
-        <w:t>Observation Task List – Greenfield Local Hub</w:t>
-      </w:r>
-      <w:r>
-        <w:rPr>
-          <w:b/>
-          <w:bCs/>
-        </w:rPr>
-        <w:br/>
-      </w:r>
-      <w:r>
-        <w:t>Tasks: 5</w:t>
-      </w:r>
-      <w:r>
-        <w:br/>
-        <w:t>Data to collect:</w:t>
-      </w:r>
-    </w:p>
-    <w:p>
-      <w:pPr>
-        <w:pStyle w:val="ListParagraph"/>
-        <w:numPr>
-          <w:ilvl w:val="0"/>
-          <w:numId w:val="1"/>
-        </w:numPr>
-      </w:pPr>
-      <w:r>
-        <w:t>Time taken (In seconds)</w:t>
-      </w:r>
-    </w:p>
-    <w:p>
-      <w:pPr>
-        <w:pStyle w:val="ListParagraph"/>
-        <w:numPr>
-          <w:ilvl w:val="0"/>
-          <w:numId w:val="1"/>
-        </w:numPr>
-      </w:pPr>
-      <w:r>
-        <w:t>Minimum number of clicks</w:t>
-      </w:r>
-    </w:p>
-    <w:p>
-      <w:r>
-        <w:rPr>
-          <w:b/>
-          <w:bCs/>
-        </w:rPr>
-        <w:t>Task 1: Register and login into an account</w:t>
-      </w:r>
-      <w:r>
-        <w:br/>
-        <w:t>Goal: As a new user, create a GLH account and log into it.</w:t>
-      </w:r>
-      <w:r>
-        <w:br/>
-        <w:t>Expected Data:</w:t>
-      </w:r>
-      <w:r>
-        <w:br/>
-        <w:t>Time - 30 Seconds</w:t>
-      </w:r>
-      <w:r>
-        <w:br/>
-        <w:t>Minimum clicks required – 8</w:t>
+        <w:t>Navigate to registration page</w:t>
+      </w:r>
+      <w:r>
+        <w:t>.</w:t>
+      </w:r>
+    </w:p>
+    <w:p>
+      <w:pPr>
+        <w:pStyle w:val="ListParagraph"/>
+        <w:numPr>
+          <w:ilvl w:val="0"/>
+          <w:numId w:val="2"/>
+        </w:numPr>
+      </w:pPr>
+      <w:r>
+        <w:t>Fill in details (email, password, confirm password)</w:t>
+      </w:r>
+      <w:r>
+        <w:t>.</w:t>
+      </w:r>
+    </w:p>
+    <w:p>
+      <w:pPr>
+        <w:pStyle w:val="ListParagraph"/>
+        <w:numPr>
+          <w:ilvl w:val="0"/>
+          <w:numId w:val="2"/>
+        </w:numPr>
+      </w:pPr>
+      <w:r>
+        <w:t>Submit form</w:t>
+      </w:r>
+      <w:r>
+        <w:t>.</w:t>
+      </w:r>
+    </w:p>
+    <w:p>
+      <w:pPr>
+        <w:pStyle w:val="ListParagraph"/>
+        <w:numPr>
+          <w:ilvl w:val="0"/>
+          <w:numId w:val="2"/>
+        </w:numPr>
+      </w:pPr>
+      <w:r>
+        <w:t>Click verification</w:t>
+      </w:r>
+      <w:r>
+        <w:t>.</w:t>
+      </w:r>
+    </w:p>
+    <w:p>
+      <w:pPr>
+        <w:pStyle w:val="ListParagraph"/>
+        <w:numPr>
+          <w:ilvl w:val="0"/>
+          <w:numId w:val="2"/>
+        </w:numPr>
+      </w:pPr>
+      <w:r>
+        <w:t>Navigate to login page</w:t>
+      </w:r>
+      <w:r>
+        <w:t>.</w:t>
+      </w:r>
+    </w:p>
+    <w:p>
+      <w:pPr>
+        <w:pStyle w:val="ListParagraph"/>
+        <w:numPr>
+          <w:ilvl w:val="0"/>
+          <w:numId w:val="2"/>
+        </w:numPr>
+      </w:pPr>
+      <w:r>
+        <w:t>Enter details (email and password)</w:t>
+      </w:r>
+      <w:r>
+        <w:t>.</w:t>
+      </w:r>
+    </w:p>
+    <w:p>
+      <w:pPr>
+        <w:pStyle w:val="ListParagraph"/>
+        <w:numPr>
+          <w:ilvl w:val="0"/>
+          <w:numId w:val="2"/>
+        </w:numPr>
+      </w:pPr>
+      <w:r>
+        <w:t>Submit form</w:t>
+      </w:r>
+      <w:r>
+        <w:t>.</w:t>
+      </w:r>
+    </w:p>
+    <w:p>
+      <w:r>
+        <w:rPr>
+          <w:b/>
+          <w:bCs/>
+        </w:rPr>
+        <w:t>Task 2: Create an order</w:t>
+      </w:r>
+      <w:r>
+        <w:br/>
+        <w:t>Goal: As a logged in user, create an order of products from the shop.</w:t>
+      </w:r>
+    </w:p>
+    <w:p>
+      <w:r>
+        <w:t>Expected data:</w:t>
+      </w:r>
+      <w:r>
+        <w:br/>
+        <w:t>T</w:t>
+      </w:r>
+      <w:r>
+        <w:t>i</w:t>
+      </w:r>
+      <w:r>
+        <w:t>me – 1</w:t>
+      </w:r>
+      <w:r>
+        <w:t xml:space="preserve">-2 </w:t>
+      </w:r>
+      <w:r>
+        <w:t>minute</w:t>
+      </w:r>
+      <w:r>
+        <w:t>s</w:t>
+      </w:r>
+      <w:r>
+        <w:br/>
+        <w:t>Minimum Clicks Required – 7</w:t>
+      </w:r>
+    </w:p>
+    <w:p>
+      <w:r>
+        <w:t>Steps Expected:</w:t>
+      </w:r>
+    </w:p>
+    <w:p>
+      <w:pPr>
+        <w:pStyle w:val="ListParagraph"/>
+        <w:numPr>
+          <w:ilvl w:val="0"/>
+          <w:numId w:val="3"/>
+        </w:numPr>
+      </w:pPr>
+      <w:r>
+        <w:t>Navigate to products page</w:t>
+      </w:r>
+    </w:p>
+    <w:p>
+      <w:pPr>
+        <w:pStyle w:val="ListParagraph"/>
+        <w:numPr>
+          <w:ilvl w:val="0"/>
+          <w:numId w:val="3"/>
+        </w:numPr>
+      </w:pPr>
+      <w:r>
+        <w:t>Add product to basket</w:t>
+      </w:r>
+      <w:r>
+        <w:t>.</w:t>
+      </w:r>
+    </w:p>
+    <w:p>
+      <w:pPr>
+        <w:pStyle w:val="ListParagraph"/>
+        <w:numPr>
+          <w:ilvl w:val="0"/>
+          <w:numId w:val="3"/>
+        </w:numPr>
+      </w:pPr>
+      <w:r>
+        <w:t>Navigate to basket</w:t>
+      </w:r>
+      <w:r>
+        <w:t>.</w:t>
+      </w:r>
+    </w:p>
+    <w:p>
+      <w:pPr>
+        <w:pStyle w:val="ListParagraph"/>
+        <w:numPr>
+          <w:ilvl w:val="0"/>
+          <w:numId w:val="3"/>
+        </w:numPr>
+      </w:pPr>
+      <w:r>
+        <w:t>Click checkout button</w:t>
+      </w:r>
+      <w:r>
+        <w:t>.</w:t>
+      </w:r>
+    </w:p>
+    <w:p>
+      <w:pPr>
+        <w:pStyle w:val="ListParagraph"/>
+        <w:numPr>
+          <w:ilvl w:val="0"/>
+          <w:numId w:val="3"/>
+        </w:numPr>
+      </w:pPr>
+      <w:r>
+        <w:t>Choose pickup or delivery order type</w:t>
+      </w:r>
+      <w:r>
+        <w:t>.</w:t>
+      </w:r>
+    </w:p>
+    <w:p>
+      <w:pPr>
+        <w:pStyle w:val="ListParagraph"/>
+        <w:numPr>
+          <w:ilvl w:val="0"/>
+          <w:numId w:val="3"/>
+        </w:numPr>
+      </w:pPr>
+      <w:r>
+        <w:t>Fill form</w:t>
+      </w:r>
+      <w:r>
+        <w:t>.</w:t>
+      </w:r>
+    </w:p>
+    <w:p>
+      <w:pPr>
+        <w:pStyle w:val="ListParagraph"/>
+        <w:numPr>
+          <w:ilvl w:val="0"/>
+          <w:numId w:val="3"/>
+        </w:numPr>
+      </w:pPr>
+      <w:r>
+        <w:t>Submit form</w:t>
+      </w:r>
+      <w:r>
+        <w:t>.</w:t>
+      </w:r>
+    </w:p>
+    <w:p>
+      <w:pPr>
+        <w:rPr>
+          <w:b/>
+          <w:bCs/>
+        </w:rPr>
+      </w:pPr>
+      <w:r>
+        <w:rPr>
+          <w:b/>
+          <w:bCs/>
+        </w:rPr>
+        <w:t>Task 3: Cancel an order</w:t>
+      </w:r>
+    </w:p>
+    <w:p>
+      <w:r>
+        <w:t>Goal: As a logged in user with a created order</w:t>
+      </w:r>
+      <w:r>
+        <w:t>, cancel the order.</w:t>
+      </w:r>
+      <w:r>
+        <w:br/>
+        <w:t>Time: 30 seconds</w:t>
+      </w:r>
+      <w:r>
+        <w:br/>
+        <w:t>Minimum Clicks required: 4</w:t>
       </w:r>
       <w:r>
         <w:br/>
         <w:t>Steps Expected</w:t>
       </w:r>
-    </w:p>
-    <w:p>
-      <w:pPr>
-        <w:pStyle w:val="ListParagraph"/>
-        <w:numPr>
-          <w:ilvl w:val="0"/>
-          <w:numId w:val="2"/>
-        </w:numPr>
-      </w:pPr>
-      <w:r>
-        <w:t>Navigate to registration page</w:t>
+      <w:r>
+        <w:t>:</w:t>
+      </w:r>
+    </w:p>
+    <w:p>
+      <w:pPr>
+        <w:pStyle w:val="ListParagraph"/>
+        <w:numPr>
+          <w:ilvl w:val="0"/>
+          <w:numId w:val="4"/>
+        </w:numPr>
+      </w:pPr>
+      <w:r>
+        <w:t>Navigate to User dashboard</w:t>
+      </w:r>
+    </w:p>
+    <w:p>
+      <w:pPr>
+        <w:pStyle w:val="ListParagraph"/>
+        <w:numPr>
+          <w:ilvl w:val="0"/>
+          <w:numId w:val="4"/>
+        </w:numPr>
+      </w:pPr>
+      <w:r>
+        <w:t>Click order to cancel</w:t>
       </w:r>
       <w:r>
         <w:t>.</w:t>
@@ -515,11 +770,11 @@
         <w:pStyle w:val="ListParagraph"/>
         <w:numPr>
           <w:ilvl w:val="0"/>
-          <w:numId w:val="2"/>
-        </w:numPr>
-      </w:pPr>
-      <w:r>
-        <w:t>Fill in details (email, password, confirm password)</w:t>
+          <w:numId w:val="4"/>
+        </w:numPr>
+      </w:pPr>
+      <w:r>
+        <w:t>Click cancel order button</w:t>
       </w:r>
       <w:r>
         <w:t>.</w:t>
@@ -530,120 +785,145 @@
         <w:pStyle w:val="ListParagraph"/>
         <w:numPr>
           <w:ilvl w:val="0"/>
-          <w:numId w:val="2"/>
-        </w:numPr>
-      </w:pPr>
+          <w:numId w:val="4"/>
+        </w:numPr>
+      </w:pPr>
+      <w:r>
+        <w:t>Click yes on confirmation</w:t>
+      </w:r>
+      <w:r>
+        <w:t>.</w:t>
+      </w:r>
+    </w:p>
+    <w:p>
+      <w:pPr>
+        <w:rPr>
+          <w:b/>
+          <w:bCs/>
+        </w:rPr>
+      </w:pPr>
+      <w:r>
+        <w:rPr>
+          <w:b/>
+          <w:bCs/>
+        </w:rPr>
+        <w:t>Task 4: Toggle Dark Mode via Accessibility Menu</w:t>
+      </w:r>
+    </w:p>
+    <w:p>
+      <w:r>
+        <w:rPr>
+          <w:b/>
+          <w:bCs/>
+        </w:rPr>
+        <w:br/>
+      </w:r>
+      <w:r>
+        <w:t>Goal: As a logged in user (or not logged in)</w:t>
+      </w:r>
+      <w:r>
+        <w:t xml:space="preserve"> toggle dark mode in the accessibility menu</w:t>
+      </w:r>
+      <w:r>
+        <w:br/>
+        <w:t>Time: 10 seconds</w:t>
+      </w:r>
+      <w:r>
+        <w:br/>
+        <w:t>Minimum clicks required: 2</w:t>
+      </w:r>
+      <w:r>
+        <w:br/>
+        <w:t>Steps Expected:</w:t>
+      </w:r>
+    </w:p>
+    <w:p>
+      <w:pPr>
+        <w:pStyle w:val="ListParagraph"/>
+        <w:numPr>
+          <w:ilvl w:val="0"/>
+          <w:numId w:val="5"/>
+        </w:numPr>
+      </w:pPr>
+      <w:r>
+        <w:t xml:space="preserve">Click accessibility </w:t>
+      </w:r>
+      <w:r>
+        <w:t>button</w:t>
+      </w:r>
+      <w:r>
+        <w:t>.</w:t>
+      </w:r>
+    </w:p>
+    <w:p>
+      <w:pPr>
+        <w:pStyle w:val="ListParagraph"/>
+        <w:numPr>
+          <w:ilvl w:val="0"/>
+          <w:numId w:val="5"/>
+        </w:numPr>
+      </w:pPr>
+      <w:r>
+        <w:t>Click Enable dark mode button in accessibility menu</w:t>
+      </w:r>
+      <w:r>
+        <w:t>.</w:t>
+      </w:r>
+    </w:p>
+    <w:p>
+      <w:pPr>
+        <w:pStyle w:val="ListParagraph"/>
+        <w:numPr>
+          <w:ilvl w:val="0"/>
+          <w:numId w:val="5"/>
+        </w:numPr>
+      </w:pPr>
+      <w:r>
+        <w:t>Confirm that the change reflects across the entire website</w:t>
+      </w:r>
+      <w:r>
+        <w:t>.</w:t>
+      </w:r>
+    </w:p>
+    <w:p>
+      <w:r>
+        <w:rPr>
+          <w:b/>
+          <w:bCs/>
+        </w:rPr>
+        <w:t xml:space="preserve">Task 5: Filter products for </w:t>
+      </w:r>
+      <w:r>
+        <w:rPr>
+          <w:b/>
+          <w:bCs/>
+        </w:rPr>
+        <w:t>M</w:t>
+      </w:r>
+      <w:r>
+        <w:rPr>
+          <w:b/>
+          <w:bCs/>
+        </w:rPr>
+        <w:t>eat</w:t>
+      </w:r>
+      <w:r>
+        <w:br/>
+        <w:t>Goal: As a logged in user, filter products in the products page for category “Meat”</w:t>
+      </w:r>
+      <w:r>
+        <w:br/>
+        <w:t>Time: 20 seconds</w:t>
+      </w:r>
+      <w:r>
+        <w:br/>
+      </w:r>
       <w:r>
         <w:lastRenderedPageBreak/>
-        <w:t>Submit form</w:t>
-      </w:r>
-      <w:r>
-        <w:t>.</w:t>
-      </w:r>
-    </w:p>
-    <w:p>
-      <w:pPr>
-        <w:pStyle w:val="ListParagraph"/>
-        <w:numPr>
-          <w:ilvl w:val="0"/>
-          <w:numId w:val="2"/>
-        </w:numPr>
-      </w:pPr>
-      <w:r>
-        <w:t>Click verification</w:t>
-      </w:r>
-      <w:r>
-        <w:t>.</w:t>
-      </w:r>
-    </w:p>
-    <w:p>
-      <w:pPr>
-        <w:pStyle w:val="ListParagraph"/>
-        <w:numPr>
-          <w:ilvl w:val="0"/>
-          <w:numId w:val="2"/>
-        </w:numPr>
-      </w:pPr>
-      <w:r>
-        <w:t>Navigate to login page</w:t>
-      </w:r>
-      <w:r>
-        <w:t>.</w:t>
-      </w:r>
-    </w:p>
-    <w:p>
-      <w:pPr>
-        <w:pStyle w:val="ListParagraph"/>
-        <w:numPr>
-          <w:ilvl w:val="0"/>
-          <w:numId w:val="2"/>
-        </w:numPr>
-      </w:pPr>
-      <w:r>
-        <w:t>Enter details (email and password)</w:t>
-      </w:r>
-      <w:r>
-        <w:t>.</w:t>
-      </w:r>
-    </w:p>
-    <w:p>
-      <w:pPr>
-        <w:pStyle w:val="ListParagraph"/>
-        <w:numPr>
-          <w:ilvl w:val="0"/>
-          <w:numId w:val="2"/>
-        </w:numPr>
-      </w:pPr>
-      <w:r>
-        <w:t>Submit form</w:t>
-      </w:r>
-      <w:r>
-        <w:t>.</w:t>
-      </w:r>
-    </w:p>
-    <w:p>
-      <w:r>
-        <w:rPr>
-          <w:b/>
-          <w:bCs/>
-        </w:rPr>
-        <w:t>Task 2: Create an order</w:t>
-      </w:r>
-      <w:r>
-        <w:br/>
-        <w:t>Goal: As a logged in user, create an order of products from the shop.</w:t>
-      </w:r>
-    </w:p>
-    <w:p>
-      <w:r>
-        <w:t>Expected data:</w:t>
-      </w:r>
-      <w:r>
-        <w:br/>
-        <w:t>T</w:t>
-      </w:r>
-      <w:r>
-        <w:t>i</w:t>
-      </w:r>
-      <w:r>
-        <w:t>me – 1</w:t>
-      </w:r>
-      <w:r>
-        <w:t xml:space="preserve">-2 </w:t>
-      </w:r>
-      <w:r>
-        <w:t>minute</w:t>
-      </w:r>
-      <w:r>
-        <w:t>s</w:t>
-      </w:r>
-      <w:r>
-        <w:br/>
-        <w:t>Minimum Clicks Required – 7</w:t>
-      </w:r>
-    </w:p>
-    <w:p>
-      <w:r>
+        <w:t>Minimum clicks required: 3</w:t>
+      </w:r>
+      <w:r>
+        <w:br/>
         <w:t>Steps Expected:</w:t>
       </w:r>
     </w:p>
@@ -652,324 +932,6 @@
         <w:pStyle w:val="ListParagraph"/>
         <w:numPr>
           <w:ilvl w:val="0"/>
-          <w:numId w:val="3"/>
-        </w:numPr>
-      </w:pPr>
-      <w:r>
-        <w:t>Navigate to products page</w:t>
-      </w:r>
-    </w:p>
-    <w:p>
-      <w:pPr>
-        <w:pStyle w:val="ListParagraph"/>
-        <w:numPr>
-          <w:ilvl w:val="0"/>
-          <w:numId w:val="3"/>
-        </w:numPr>
-      </w:pPr>
-      <w:r>
-        <w:t>Add product to basket</w:t>
-      </w:r>
-      <w:r>
-        <w:t>.</w:t>
-      </w:r>
-    </w:p>
-    <w:p>
-      <w:pPr>
-        <w:pStyle w:val="ListParagraph"/>
-        <w:numPr>
-          <w:ilvl w:val="0"/>
-          <w:numId w:val="3"/>
-        </w:numPr>
-      </w:pPr>
-      <w:r>
-        <w:t>Navigate to basket</w:t>
-      </w:r>
-      <w:r>
-        <w:t>.</w:t>
-      </w:r>
-    </w:p>
-    <w:p>
-      <w:pPr>
-        <w:pStyle w:val="ListParagraph"/>
-        <w:numPr>
-          <w:ilvl w:val="0"/>
-          <w:numId w:val="3"/>
-        </w:numPr>
-      </w:pPr>
-      <w:r>
-        <w:t>Click checkout button</w:t>
-      </w:r>
-      <w:r>
-        <w:t>.</w:t>
-      </w:r>
-    </w:p>
-    <w:p>
-      <w:pPr>
-        <w:pStyle w:val="ListParagraph"/>
-        <w:numPr>
-          <w:ilvl w:val="0"/>
-          <w:numId w:val="3"/>
-        </w:numPr>
-      </w:pPr>
-      <w:r>
-        <w:t>Choose pickup or delivery order type</w:t>
-      </w:r>
-      <w:r>
-        <w:t>.</w:t>
-      </w:r>
-    </w:p>
-    <w:p>
-      <w:pPr>
-        <w:pStyle w:val="ListParagraph"/>
-        <w:numPr>
-          <w:ilvl w:val="0"/>
-          <w:numId w:val="3"/>
-        </w:numPr>
-      </w:pPr>
-      <w:r>
-        <w:t>Fill form</w:t>
-      </w:r>
-      <w:r>
-        <w:t>.</w:t>
-      </w:r>
-    </w:p>
-    <w:p>
-      <w:pPr>
-        <w:pStyle w:val="ListParagraph"/>
-        <w:numPr>
-          <w:ilvl w:val="0"/>
-          <w:numId w:val="3"/>
-        </w:numPr>
-      </w:pPr>
-      <w:r>
-        <w:t>Submit form</w:t>
-      </w:r>
-      <w:r>
-        <w:t>.</w:t>
-      </w:r>
-    </w:p>
-    <w:p>
-      <w:pPr>
-        <w:rPr>
-          <w:b/>
-          <w:bCs/>
-        </w:rPr>
-      </w:pPr>
-      <w:r>
-        <w:rPr>
-          <w:b/>
-          <w:bCs/>
-        </w:rPr>
-        <w:t>Task 3: Cancel an order</w:t>
-      </w:r>
-    </w:p>
-    <w:p>
-      <w:r>
-        <w:t>Goal: As a logged in user with a created order</w:t>
-      </w:r>
-      <w:r>
-        <w:t>, cancel the order.</w:t>
-      </w:r>
-      <w:r>
-        <w:br/>
-        <w:t>Time: 30 seconds</w:t>
-      </w:r>
-      <w:r>
-        <w:br/>
-        <w:t>Minimum Clicks required: 4</w:t>
-      </w:r>
-      <w:r>
-        <w:br/>
-        <w:t>Steps Expected</w:t>
-      </w:r>
-      <w:r>
-        <w:t>:</w:t>
-      </w:r>
-    </w:p>
-    <w:p>
-      <w:pPr>
-        <w:pStyle w:val="ListParagraph"/>
-        <w:numPr>
-          <w:ilvl w:val="0"/>
-          <w:numId w:val="4"/>
-        </w:numPr>
-      </w:pPr>
-      <w:r>
-        <w:t>Navigate to User dashboard</w:t>
-      </w:r>
-    </w:p>
-    <w:p>
-      <w:pPr>
-        <w:pStyle w:val="ListParagraph"/>
-        <w:numPr>
-          <w:ilvl w:val="0"/>
-          <w:numId w:val="4"/>
-        </w:numPr>
-      </w:pPr>
-      <w:r>
-        <w:t>Click order to cancel</w:t>
-      </w:r>
-      <w:r>
-        <w:t>.</w:t>
-      </w:r>
-    </w:p>
-    <w:p>
-      <w:pPr>
-        <w:pStyle w:val="ListParagraph"/>
-        <w:numPr>
-          <w:ilvl w:val="0"/>
-          <w:numId w:val="4"/>
-        </w:numPr>
-      </w:pPr>
-      <w:r>
-        <w:t>Click cancel order button</w:t>
-      </w:r>
-      <w:r>
-        <w:t>.</w:t>
-      </w:r>
-    </w:p>
-    <w:p>
-      <w:pPr>
-        <w:pStyle w:val="ListParagraph"/>
-        <w:numPr>
-          <w:ilvl w:val="0"/>
-          <w:numId w:val="4"/>
-        </w:numPr>
-      </w:pPr>
-      <w:r>
-        <w:t>Click yes on confirmation</w:t>
-      </w:r>
-      <w:r>
-        <w:t>.</w:t>
-      </w:r>
-    </w:p>
-    <w:p>
-      <w:r>
-        <w:rPr>
-          <w:b/>
-          <w:bCs/>
-        </w:rPr>
-        <w:t>Task 4: Toggle Dark Mode via Accessibility Menu</w:t>
-      </w:r>
-      <w:r>
-        <w:rPr>
-          <w:b/>
-          <w:bCs/>
-        </w:rPr>
-        <w:br/>
-      </w:r>
-      <w:r>
-        <w:t>Goal: As a logged in user (or not logged in)</w:t>
-      </w:r>
-      <w:r>
-        <w:t xml:space="preserve"> toggle dark mode in the accessibility menu</w:t>
-      </w:r>
-      <w:r>
-        <w:br/>
-        <w:t>Time: 10 seconds</w:t>
-      </w:r>
-      <w:r>
-        <w:br/>
-        <w:t>Minimum clicks required: 2</w:t>
-      </w:r>
-      <w:r>
-        <w:br/>
-        <w:t>Steps Expected:</w:t>
-      </w:r>
-    </w:p>
-    <w:p>
-      <w:pPr>
-        <w:pStyle w:val="ListParagraph"/>
-        <w:numPr>
-          <w:ilvl w:val="0"/>
-          <w:numId w:val="5"/>
-        </w:numPr>
-      </w:pPr>
-      <w:r>
-        <w:t xml:space="preserve">Click accessibility </w:t>
-      </w:r>
-      <w:r>
-        <w:t>button</w:t>
-      </w:r>
-      <w:r>
-        <w:t>.</w:t>
-      </w:r>
-    </w:p>
-    <w:p>
-      <w:pPr>
-        <w:pStyle w:val="ListParagraph"/>
-        <w:numPr>
-          <w:ilvl w:val="0"/>
-          <w:numId w:val="5"/>
-        </w:numPr>
-      </w:pPr>
-      <w:r>
-        <w:t>Click Enable dark mode button in accessibility menu</w:t>
-      </w:r>
-      <w:r>
-        <w:t>.</w:t>
-      </w:r>
-    </w:p>
-    <w:p>
-      <w:pPr>
-        <w:pStyle w:val="ListParagraph"/>
-        <w:numPr>
-          <w:ilvl w:val="0"/>
-          <w:numId w:val="5"/>
-        </w:numPr>
-      </w:pPr>
-      <w:r>
-        <w:t>Confirm that the change reflects across the entire website</w:t>
-      </w:r>
-      <w:r>
-        <w:t>.</w:t>
-      </w:r>
-    </w:p>
-    <w:p>
-      <w:r>
-        <w:rPr>
-          <w:b/>
-          <w:bCs/>
-        </w:rPr>
-        <w:t xml:space="preserve">Task 5: Filter products for </w:t>
-      </w:r>
-      <w:r>
-        <w:rPr>
-          <w:b/>
-          <w:bCs/>
-        </w:rPr>
-        <w:t>M</w:t>
-      </w:r>
-      <w:r>
-        <w:rPr>
-          <w:b/>
-          <w:bCs/>
-        </w:rPr>
-        <w:t>eat</w:t>
-      </w:r>
-      <w:r>
-        <w:br/>
-        <w:t>Goal: As a logged in user, filter products in the products page for category “Meat”</w:t>
-      </w:r>
-      <w:r>
-        <w:br/>
-        <w:t>Time: 20 seconds</w:t>
-      </w:r>
-      <w:r>
-        <w:br/>
-        <w:t>Minimum clicks required: 3</w:t>
-      </w:r>
-      <w:r>
-        <w:br/>
-        <w:t>Steps Expected:</w:t>
-      </w:r>
-    </w:p>
-    <w:p>
-      <w:pPr>
-        <w:pStyle w:val="ListParagraph"/>
-        <w:numPr>
-          <w:ilvl w:val="0"/>
           <w:numId w:val="6"/>
         </w:numPr>
       </w:pPr>
@@ -986,7 +948,6 @@
         </w:numPr>
       </w:pPr>
       <w:r>
-        <w:lastRenderedPageBreak/>
         <w:t>Click meat category on the filter side bar.</w:t>
       </w:r>
     </w:p>

--- a/Task 3A.docx
+++ b/Task 3A.docx
@@ -5,6 +5,7 @@
     <w:p>
       <w:pPr>
         <w:rPr>
+          <w:rFonts w:cstheme="minorHAnsi"/>
           <w:b/>
           <w:bCs/>
           <w:u w:val="single"/>
@@ -12,6 +13,43 @@
       </w:pPr>
       <w:r>
         <w:rPr>
+          <w:rFonts w:cstheme="minorHAnsi"/>
+          <w:b/>
+          <w:bCs/>
+          <w:sz w:val="44"/>
+          <w:szCs w:val="44"/>
+        </w:rPr>
+        <w:t>LINKS</w:t>
+      </w:r>
+      <w:r>
+        <w:rPr>
+          <w:rFonts w:cstheme="minorHAnsi"/>
+          <w:b/>
+          <w:bCs/>
+          <w:sz w:val="44"/>
+          <w:szCs w:val="44"/>
+        </w:rPr>
+        <w:t xml:space="preserve"> TO ACCESS FEEDBACK FORMS</w:t>
+      </w:r>
+      <w:r>
+        <w:rPr>
+          <w:rFonts w:cstheme="minorHAnsi"/>
+          <w:b/>
+          <w:bCs/>
+        </w:rPr>
+        <w:br/>
+      </w:r>
+      <w:r>
+        <w:rPr>
+          <w:rFonts w:cstheme="minorHAnsi"/>
+          <w:b/>
+          <w:bCs/>
+        </w:rPr>
+        <w:br/>
+      </w:r>
+      <w:r>
+        <w:rPr>
+          <w:rFonts w:cstheme="minorHAnsi"/>
           <w:b/>
           <w:bCs/>
         </w:rPr>
@@ -19,13 +57,15 @@
       </w:r>
       <w:r>
         <w:rPr>
-          <w:b/>
-          <w:bCs/>
-        </w:rPr>
-        <w:br/>
-      </w:r>
-      <w:r>
-        <w:rPr>
+          <w:rFonts w:cstheme="minorHAnsi"/>
+          <w:b/>
+          <w:bCs/>
+        </w:rPr>
+        <w:br/>
+      </w:r>
+      <w:r>
+        <w:rPr>
+          <w:rFonts w:cstheme="minorHAnsi"/>
           <w:b/>
           <w:bCs/>
           <w:u w:val="single"/>
@@ -36,6 +76,7 @@
     <w:p>
       <w:pPr>
         <w:rPr>
+          <w:rFonts w:cstheme="minorHAnsi"/>
           <w:b/>
           <w:bCs/>
           <w:u w:val="single"/>
@@ -45,27 +86,34 @@
     <w:p>
       <w:pPr>
         <w:rPr>
+          <w:rFonts w:cstheme="minorHAnsi"/>
           <w:b/>
           <w:bCs/>
           <w:u w:val="single"/>
         </w:rPr>
       </w:pPr>
-      <w:r>
-        <w:rPr>
-          <w:b/>
-          <w:bCs/>
-        </w:rPr>
-        <w:t>[Link]</w:t>
-      </w:r>
-      <w:r>
-        <w:rPr>
-          <w:b/>
-          <w:bCs/>
-        </w:rPr>
-        <w:br/>
-      </w:r>
-      <w:r>
-        <w:rPr>
+      <w:hyperlink r:id="rId5" w:history="1">
+        <w:r>
+          <w:rPr>
+            <w:rStyle w:val="Hyperlink"/>
+            <w:rFonts w:cstheme="minorHAnsi"/>
+            <w:b/>
+            <w:bCs/>
+          </w:rPr>
+          <w:t>https://docs.google.com/forms/d/e/1FAIpQLSfKBl6IYFEu34HlxpQXiQ0daZsOfs_XKCCK_G4TmG8EmeqDuQ/viewform</w:t>
+        </w:r>
+      </w:hyperlink>
+      <w:r>
+        <w:rPr>
+          <w:rFonts w:cstheme="minorHAnsi"/>
+          <w:b/>
+          <w:bCs/>
+        </w:rPr>
+        <w:br/>
+      </w:r>
+      <w:r>
+        <w:rPr>
+          <w:rFonts w:cstheme="minorHAnsi"/>
           <w:b/>
           <w:bCs/>
           <w:u w:val="single"/>
@@ -73,10 +121,17 @@
         <w:t>Questionnaire</w:t>
       </w:r>
     </w:p>
-    <w:p/>
-    <w:p>
-      <w:pPr>
-        <w:rPr>
+    <w:p>
+      <w:pPr>
+        <w:rPr>
+          <w:rFonts w:cstheme="minorHAnsi"/>
+        </w:rPr>
+      </w:pPr>
+    </w:p>
+    <w:p>
+      <w:pPr>
+        <w:rPr>
+          <w:rFonts w:cstheme="minorHAnsi"/>
           <w:b/>
           <w:bCs/>
           <w:u w:val="single"/>
@@ -84,27 +139,23 @@
       </w:pPr>
       <w:r>
         <w:rPr>
-          <w:b/>
-          <w:bCs/>
-        </w:rPr>
-        <w:t>https://docs.google.com/forms/d/e/1FAIpQLSfbcxB9nIFdk_4YAMe1GF98cU4vyDrKHRITVG-bPOG_QxcTmg/viewform?</w:t>
-      </w:r>
-      <w:r>
-        <w:rPr>
-          <w:b/>
-          <w:bCs/>
-        </w:rPr>
-        <w:t xml:space="preserve"> </w:t>
-      </w:r>
-      <w:r>
-        <w:rPr>
-          <w:b/>
-          <w:bCs/>
-        </w:rPr>
-        <w:br/>
-      </w:r>
-      <w:r>
-        <w:rPr>
+          <w:rFonts w:cstheme="minorHAnsi"/>
+          <w:b/>
+          <w:bCs/>
+        </w:rPr>
+        <w:t xml:space="preserve">https://docs.google.com/forms/d/e/1FAIpQLSfbcxB9nIFdk_4YAMe1GF98cU4vyDrKHRITVG-bPOG_QxcTmg/viewform? </w:t>
+      </w:r>
+      <w:r>
+        <w:rPr>
+          <w:rFonts w:cstheme="minorHAnsi"/>
+          <w:b/>
+          <w:bCs/>
+        </w:rPr>
+        <w:br/>
+      </w:r>
+      <w:r>
+        <w:rPr>
+          <w:rFonts w:cstheme="minorHAnsi"/>
           <w:b/>
           <w:bCs/>
           <w:u w:val="single"/>
@@ -115,14 +166,21 @@
     <w:p>
       <w:pPr>
         <w:rPr>
-          <w:b/>
-          <w:bCs/>
-        </w:rPr>
-      </w:pPr>
-    </w:p>
-    <w:p>
-      <w:r>
-        <w:rPr>
+          <w:rFonts w:cstheme="minorHAnsi"/>
+          <w:b/>
+          <w:bCs/>
+        </w:rPr>
+      </w:pPr>
+    </w:p>
+    <w:p>
+      <w:pPr>
+        <w:rPr>
+          <w:rFonts w:cstheme="minorHAnsi"/>
+        </w:rPr>
+      </w:pPr>
+      <w:r>
+        <w:rPr>
+          <w:rFonts w:cstheme="minorHAnsi"/>
           <w:b/>
           <w:bCs/>
         </w:rPr>
@@ -130,28 +188,47 @@
       </w:r>
       <w:r>
         <w:rPr>
+          <w:rFonts w:cstheme="minorHAnsi"/>
           <w:b/>
           <w:bCs/>
         </w:rPr>
         <w:t xml:space="preserve"> for Greenfield Local Hub</w:t>
       </w:r>
       <w:r>
-        <w:br/>
-      </w:r>
-      <w:r>
+        <w:rPr>
+          <w:rFonts w:cstheme="minorHAnsi"/>
+        </w:rPr>
+        <w:br/>
+      </w:r>
+      <w:r>
+        <w:rPr>
+          <w:rFonts w:cstheme="minorHAnsi"/>
+        </w:rPr>
         <w:br/>
         <w:t xml:space="preserve">To find out </w:t>
       </w:r>
       <w:r>
+        <w:rPr>
+          <w:rFonts w:cstheme="minorHAnsi"/>
+        </w:rPr>
         <w:t>the effectiveness of the prototype and furthermore to be able to find out how well the solution meets the requirements that Greenfield has set the solution needs to be tested. In this feedback test I will be creating two different types of questionnaires. A technical and a non-technical questionnaire. These questionnaires will have questions covering all specific aspects of the web applications functions, rather than generic meaningless questions. This will help me collect meaningful qualitative and quantitative data</w:t>
       </w:r>
       <w:r>
+        <w:rPr>
+          <w:rFonts w:cstheme="minorHAnsi"/>
+        </w:rPr>
         <w:t xml:space="preserve"> on how good the prototype is.</w:t>
       </w:r>
     </w:p>
     <w:p>
-      <w:r>
-        <w:rPr>
+      <w:pPr>
+        <w:rPr>
+          <w:rFonts w:cstheme="minorHAnsi"/>
+        </w:rPr>
+      </w:pPr>
+      <w:r>
+        <w:rPr>
+          <w:rFonts w:cstheme="minorHAnsi"/>
           <w:b/>
           <w:bCs/>
         </w:rPr>
@@ -159,85 +236,155 @@
       </w:r>
       <w:r>
         <w:rPr>
-          <w:b/>
-          <w:bCs/>
-        </w:rPr>
-        <w:br/>
-      </w:r>
-      <w:r>
+          <w:rFonts w:cstheme="minorHAnsi"/>
+          <w:b/>
+          <w:bCs/>
+        </w:rPr>
+        <w:br/>
+      </w:r>
+      <w:r>
+        <w:rPr>
+          <w:rFonts w:cstheme="minorHAnsi"/>
+        </w:rPr>
         <w:t>The questionnaire will follow a structured formation of questions with may bases of inputs. These could range from numerical ratings to qualitative paragraphs as inputs. The non-technical audience will only be allowed to answer the questionnaire after they have had hands on experience with the system, making the feedback as accurate as possible, the</w:t>
       </w:r>
       <w:r>
+        <w:rPr>
+          <w:rFonts w:cstheme="minorHAnsi"/>
+        </w:rPr>
         <w:t xml:space="preserve"> questionnaire</w:t>
       </w:r>
       <w:r>
+        <w:rPr>
+          <w:rFonts w:cstheme="minorHAnsi"/>
+        </w:rPr>
         <w:t xml:space="preserve"> will also includ</w:t>
       </w:r>
       <w:r>
+        <w:rPr>
+          <w:rFonts w:cstheme="minorHAnsi"/>
+        </w:rPr>
         <w:t xml:space="preserve">e questions about identifying what worked well, what didn’t, and things that could be changed or improved. Helping to determine of the application reaches </w:t>
       </w:r>
       <w:proofErr w:type="gramStart"/>
       <w:r>
+        <w:rPr>
+          <w:rFonts w:cstheme="minorHAnsi"/>
+        </w:rPr>
         <w:t>it’s</w:t>
       </w:r>
       <w:proofErr w:type="gramEnd"/>
       <w:r>
+        <w:rPr>
+          <w:rFonts w:cstheme="minorHAnsi"/>
+        </w:rPr>
         <w:t xml:space="preserve"> goal.</w:t>
       </w:r>
     </w:p>
     <w:p>
-      <w:r>
+      <w:pPr>
+        <w:rPr>
+          <w:rFonts w:cstheme="minorHAnsi"/>
+        </w:rPr>
+      </w:pPr>
+      <w:r>
+        <w:rPr>
+          <w:rFonts w:cstheme="minorHAnsi"/>
+        </w:rPr>
         <w:t xml:space="preserve">This method was chosen because its quick and easy for the users to understand and complete at their own pace, this method also allows for the collection of quantitative and qualitative data to be </w:t>
       </w:r>
       <w:r>
+        <w:rPr>
+          <w:rFonts w:cstheme="minorHAnsi"/>
+        </w:rPr>
         <w:t>collected (ratings and personal opinions).</w:t>
       </w:r>
     </w:p>
     <w:p>
-      <w:r>
+      <w:pPr>
+        <w:rPr>
+          <w:rFonts w:cstheme="minorHAnsi"/>
+        </w:rPr>
+      </w:pPr>
+      <w:r>
+        <w:rPr>
+          <w:rFonts w:cstheme="minorHAnsi"/>
+        </w:rPr>
         <w:t>The questionnaire will be tailored to a non-technical audience specifically through the use of simple and non-technical language and terminology as not to confuse them, with surface level requests, to help collect the best data possible.</w:t>
       </w:r>
     </w:p>
     <w:p>
-      <w:r>
-        <w:rPr>
+      <w:pPr>
+        <w:rPr>
+          <w:rFonts w:cstheme="minorHAnsi"/>
+        </w:rPr>
+      </w:pPr>
+      <w:r>
+        <w:rPr>
+          <w:rFonts w:cstheme="minorHAnsi"/>
           <w:b/>
           <w:bCs/>
         </w:rPr>
         <w:t>Example Questions:</w:t>
       </w:r>
       <w:r>
-        <w:br/>
-      </w:r>
-      <w:r>
-        <w:rPr>
+        <w:rPr>
+          <w:rFonts w:cstheme="minorHAnsi"/>
+        </w:rPr>
+        <w:br/>
+      </w:r>
+      <w:r>
+        <w:rPr>
+          <w:rFonts w:cstheme="minorHAnsi"/>
           <w:b/>
           <w:bCs/>
         </w:rPr>
         <w:t>Closed questions (qualitative)</w:t>
       </w:r>
       <w:r>
+        <w:rPr>
+          <w:rFonts w:cstheme="minorHAnsi"/>
+        </w:rPr>
         <w:br/>
         <w:t>How easy was it to create an order? (1 = Very Difficult, 5 = Very Easy)</w:t>
       </w:r>
       <w:r>
+        <w:rPr>
+          <w:rFonts w:cstheme="minorHAnsi"/>
+        </w:rPr>
         <w:br/>
         <w:t>How easy was it to navigate Greenfield Local Hub’s platform? (1 = Very Difficult, 5 = Very Easy)</w:t>
       </w:r>
       <w:r>
+        <w:rPr>
+          <w:rFonts w:cstheme="minorHAnsi"/>
+        </w:rPr>
         <w:br/>
         <w:t>How visually appealing was the application to you? (1-5 stars)</w:t>
       </w:r>
       <w:r>
-        <w:br/>
-      </w:r>
-    </w:p>
-    <w:p>
-      <w:r>
-        <w:br/>
-      </w:r>
-      <w:r>
-        <w:rPr>
+        <w:rPr>
+          <w:rFonts w:cstheme="minorHAnsi"/>
+        </w:rPr>
+        <w:br/>
+      </w:r>
+    </w:p>
+    <w:p>
+      <w:pPr>
+        <w:rPr>
+          <w:rFonts w:cstheme="minorHAnsi"/>
+        </w:rPr>
+      </w:pPr>
+      <w:r>
+        <w:rPr>
+          <w:rFonts w:cstheme="minorHAnsi"/>
+        </w:rPr>
+        <w:lastRenderedPageBreak/>
+        <w:br/>
+      </w:r>
+      <w:r>
+        <w:rPr>
+          <w:rFonts w:cstheme="minorHAnsi"/>
           <w:b/>
           <w:bCs/>
         </w:rPr>
@@ -245,32 +392,48 @@
       </w:r>
       <w:r>
         <w:rPr>
-          <w:b/>
-          <w:bCs/>
-        </w:rPr>
-        <w:br/>
-      </w:r>
-      <w:r>
+          <w:rFonts w:cstheme="minorHAnsi"/>
+          <w:b/>
+          <w:bCs/>
+        </w:rPr>
+        <w:br/>
+      </w:r>
+      <w:r>
+        <w:rPr>
+          <w:rFonts w:cstheme="minorHAnsi"/>
+        </w:rPr>
         <w:t>Was there anything you thought needed improvement?</w:t>
       </w:r>
       <w:r>
+        <w:rPr>
+          <w:rFonts w:cstheme="minorHAnsi"/>
+        </w:rPr>
         <w:br/>
         <w:t>Was there any feature that didn’t operate how you thought it would?</w:t>
       </w:r>
       <w:r>
-        <w:br/>
-      </w:r>
-      <w:r>
-        <w:lastRenderedPageBreak/>
+        <w:rPr>
+          <w:rFonts w:cstheme="minorHAnsi"/>
+        </w:rPr>
+        <w:br/>
         <w:t>Was there any part of the application you found confusing?</w:t>
       </w:r>
       <w:r>
-        <w:br/>
-      </w:r>
-    </w:p>
-    <w:p>
-      <w:r>
-        <w:rPr>
+        <w:rPr>
+          <w:rFonts w:cstheme="minorHAnsi"/>
+        </w:rPr>
+        <w:br/>
+      </w:r>
+    </w:p>
+    <w:p>
+      <w:pPr>
+        <w:rPr>
+          <w:rFonts w:cstheme="minorHAnsi"/>
+        </w:rPr>
+      </w:pPr>
+      <w:r>
+        <w:rPr>
+          <w:rFonts w:cstheme="minorHAnsi"/>
           <w:b/>
           <w:bCs/>
         </w:rPr>
@@ -278,65 +441,115 @@
       </w:r>
       <w:r>
         <w:rPr>
-          <w:b/>
-          <w:bCs/>
-        </w:rPr>
-        <w:br/>
-      </w:r>
-      <w:r>
+          <w:rFonts w:cstheme="minorHAnsi"/>
+          <w:b/>
+          <w:bCs/>
+        </w:rPr>
+        <w:br/>
+      </w:r>
+      <w:r>
+        <w:rPr>
+          <w:rFonts w:cstheme="minorHAnsi"/>
+        </w:rPr>
         <w:t xml:space="preserve">This will be done in the form of recording the </w:t>
       </w:r>
       <w:r>
+        <w:rPr>
+          <w:rFonts w:cstheme="minorHAnsi"/>
+        </w:rPr>
         <w:t>users’</w:t>
       </w:r>
       <w:r>
+        <w:rPr>
+          <w:rFonts w:cstheme="minorHAnsi"/>
+        </w:rPr>
         <w:t xml:space="preserve"> inputs and emotions during a live test of the web application, this will give data about </w:t>
       </w:r>
       <w:r>
+        <w:rPr>
+          <w:rFonts w:cstheme="minorHAnsi"/>
+        </w:rPr>
         <w:t>a user’s</w:t>
       </w:r>
       <w:r>
+        <w:rPr>
+          <w:rFonts w:cstheme="minorHAnsi"/>
+        </w:rPr>
         <w:t xml:space="preserve"> mistakes, hesitations or areas of struggle. Helping give structured and important data of areas of improvements.</w:t>
       </w:r>
       <w:r>
+        <w:rPr>
+          <w:rFonts w:cstheme="minorHAnsi"/>
+        </w:rPr>
         <w:br/>
         <w:t>The observation category helps capture real data rather than just opinions, as areas of confusion can be properly recorded and when areas overlap between users they can be seen as problems that need urgent fixing.</w:t>
       </w:r>
       <w:r>
-        <w:br/>
-      </w:r>
-      <w:r>
+        <w:rPr>
+          <w:rFonts w:cstheme="minorHAnsi"/>
+        </w:rPr>
+        <w:br/>
+      </w:r>
+      <w:r>
+        <w:rPr>
+          <w:rFonts w:cstheme="minorHAnsi"/>
+        </w:rPr>
         <w:t>Using this method there are many ways that the data could be properly collected.</w:t>
       </w:r>
       <w:r>
+        <w:rPr>
+          <w:rFonts w:cstheme="minorHAnsi"/>
+        </w:rPr>
         <w:br/>
         <w:t>The users session on the system could be recorded then watched back to make observations</w:t>
       </w:r>
       <w:r>
+        <w:rPr>
+          <w:rFonts w:cstheme="minorHAnsi"/>
+        </w:rPr>
         <w:br/>
         <w:t>The observer could watch over them and take live observation notes. (“Hesitation while trying to add to basket”)</w:t>
       </w:r>
       <w:r>
+        <w:rPr>
+          <w:rFonts w:cstheme="minorHAnsi"/>
+        </w:rPr>
         <w:br/>
         <w:t xml:space="preserve">To properly set up the observation process the observer will need a set task list for the user to go through, for example log in, create an order, etc. and then the observer records the </w:t>
       </w:r>
       <w:r>
+        <w:rPr>
+          <w:rFonts w:cstheme="minorHAnsi"/>
+        </w:rPr>
         <w:t>users’</w:t>
       </w:r>
       <w:r>
+        <w:rPr>
+          <w:rFonts w:cstheme="minorHAnsi"/>
+        </w:rPr>
         <w:t xml:space="preserve"> responses to the website while trying to carry out the task. Afterwards the observer can create a summary in an observation table</w:t>
       </w:r>
       <w:r>
+        <w:rPr>
+          <w:rFonts w:cstheme="minorHAnsi"/>
+        </w:rPr>
         <w:t>, recording their time taken for that task and the errors they made.</w:t>
       </w:r>
       <w:r>
-        <w:br/>
-      </w:r>
-      <w:r>
-        <w:br/>
-      </w:r>
-      <w:r>
-        <w:rPr>
+        <w:rPr>
+          <w:rFonts w:cstheme="minorHAnsi"/>
+        </w:rPr>
+        <w:br/>
+      </w:r>
+      <w:r>
+        <w:rPr>
+          <w:rFonts w:cstheme="minorHAnsi"/>
+        </w:rPr>
+        <w:br/>
+      </w:r>
+      <w:r>
+        <w:rPr>
+          <w:rFonts w:cstheme="minorHAnsi"/>
           <w:b/>
           <w:bCs/>
         </w:rPr>
@@ -344,35 +557,72 @@
       </w:r>
     </w:p>
     <w:p>
-      <w:r>
+      <w:pPr>
+        <w:rPr>
+          <w:rFonts w:cstheme="minorHAnsi"/>
+        </w:rPr>
+      </w:pPr>
+      <w:r>
+        <w:rPr>
+          <w:rFonts w:cstheme="minorHAnsi"/>
+        </w:rPr>
         <w:t>A paired coding review session will be done by an experienced developer focusing on code quality</w:t>
       </w:r>
       <w:r>
+        <w:rPr>
+          <w:rFonts w:cstheme="minorHAnsi"/>
+        </w:rPr>
         <w:t>. The reviewer will have full access to the systems source code and will examine it along side the running solution to properly test every function and aspect of the web application. This technique is very good as it allows technical analysis and feedback of the software based on code quality, efficiency and structure. Any potential bugs or issues can be spotted during this though testing and optimised/fixed. This method of testing and reviewing is very good as it enables the I, the developer, to get an even greater insight on my product that couldn’t be gotten from the non-technical audience</w:t>
       </w:r>
       <w:r>
+        <w:rPr>
+          <w:rFonts w:cstheme="minorHAnsi"/>
+        </w:rPr>
         <w:t xml:space="preserve">, such as </w:t>
       </w:r>
       <w:proofErr w:type="gramStart"/>
       <w:r>
+        <w:rPr>
+          <w:rFonts w:cstheme="minorHAnsi"/>
+        </w:rPr>
         <w:t>a</w:t>
       </w:r>
       <w:proofErr w:type="gramEnd"/>
       <w:r>
+        <w:rPr>
+          <w:rFonts w:cstheme="minorHAnsi"/>
+        </w:rPr>
         <w:t xml:space="preserve"> information about the user experience and the technical implementation of the website.</w:t>
       </w:r>
     </w:p>
     <w:p>
-      <w:r>
+      <w:pPr>
+        <w:rPr>
+          <w:rFonts w:cstheme="minorHAnsi"/>
+        </w:rPr>
+      </w:pPr>
+      <w:r>
+        <w:rPr>
+          <w:rFonts w:cstheme="minorHAnsi"/>
+        </w:rPr>
         <w:t xml:space="preserve">The process will be carried out by first selecting a technical peer, arranging a live session (either in person or online), carrying out a quick walkthrough of the code (Explaining major functions/sections). And after that is done the reviewer can give feedback about good practices, bad practices, </w:t>
       </w:r>
       <w:r>
+        <w:rPr>
+          <w:rFonts w:cstheme="minorHAnsi"/>
+        </w:rPr>
         <w:t>possible improvements of the code they have just been showed and they should also summarise their points into a formal document and answer the questionnaire.</w:t>
       </w:r>
     </w:p>
     <w:p>
-      <w:r>
-        <w:rPr>
+      <w:pPr>
+        <w:rPr>
+          <w:rFonts w:cstheme="minorHAnsi"/>
+        </w:rPr>
+      </w:pPr>
+      <w:r>
+        <w:rPr>
+          <w:rFonts w:cstheme="minorHAnsi"/>
           <w:b/>
           <w:bCs/>
         </w:rPr>
@@ -380,15 +630,22 @@
       </w:r>
       <w:r>
         <w:rPr>
-          <w:b/>
-          <w:bCs/>
-        </w:rPr>
-        <w:br/>
-      </w:r>
-      <w:r>
+          <w:rFonts w:cstheme="minorHAnsi"/>
+          <w:b/>
+          <w:bCs/>
+        </w:rPr>
+        <w:br/>
+      </w:r>
+      <w:r>
+        <w:rPr>
+          <w:rFonts w:cstheme="minorHAnsi"/>
+        </w:rPr>
         <w:t>Tasks: 5</w:t>
       </w:r>
       <w:r>
+        <w:rPr>
+          <w:rFonts w:cstheme="minorHAnsi"/>
+        </w:rPr>
         <w:br/>
         <w:t>Data to collect:</w:t>
       </w:r>
@@ -400,8 +657,14 @@
           <w:ilvl w:val="0"/>
           <w:numId w:val="1"/>
         </w:numPr>
-      </w:pPr>
-      <w:r>
+        <w:rPr>
+          <w:rFonts w:cstheme="minorHAnsi"/>
+        </w:rPr>
+      </w:pPr>
+      <w:r>
+        <w:rPr>
+          <w:rFonts w:cstheme="minorHAnsi"/>
+        </w:rPr>
         <w:t>Time taken (In seconds)</w:t>
       </w:r>
     </w:p>
@@ -412,36 +675,69 @@
           <w:ilvl w:val="0"/>
           <w:numId w:val="1"/>
         </w:numPr>
-      </w:pPr>
-      <w:r>
+        <w:rPr>
+          <w:rFonts w:cstheme="minorHAnsi"/>
+        </w:rPr>
+      </w:pPr>
+      <w:r>
+        <w:rPr>
+          <w:rFonts w:cstheme="minorHAnsi"/>
+        </w:rPr>
         <w:t>Minimum number of clicks</w:t>
       </w:r>
     </w:p>
     <w:p>
-      <w:r>
-        <w:rPr>
+      <w:pPr>
+        <w:rPr>
+          <w:rFonts w:cstheme="minorHAnsi"/>
+        </w:rPr>
+      </w:pPr>
+      <w:r>
+        <w:rPr>
+          <w:rFonts w:cstheme="minorHAnsi"/>
           <w:b/>
           <w:bCs/>
         </w:rPr>
         <w:t>Task 1: Register and login into an account</w:t>
       </w:r>
       <w:r>
+        <w:rPr>
+          <w:rFonts w:cstheme="minorHAnsi"/>
+        </w:rPr>
         <w:br/>
         <w:t>Goal: As a new user, create a GLH account and log into it.</w:t>
       </w:r>
       <w:r>
-        <w:br/>
+        <w:rPr>
+          <w:rFonts w:cstheme="minorHAnsi"/>
+        </w:rPr>
+        <w:br/>
+      </w:r>
+      <w:r>
+        <w:rPr>
+          <w:rFonts w:cstheme="minorHAnsi"/>
+        </w:rPr>
+        <w:lastRenderedPageBreak/>
         <w:t>Expected Data:</w:t>
       </w:r>
       <w:r>
+        <w:rPr>
+          <w:rFonts w:cstheme="minorHAnsi"/>
+        </w:rPr>
         <w:br/>
         <w:t>Time - 30 Seconds</w:t>
       </w:r>
       <w:r>
+        <w:rPr>
+          <w:rFonts w:cstheme="minorHAnsi"/>
+        </w:rPr>
         <w:br/>
         <w:t>Minimum clicks required – 8</w:t>
       </w:r>
       <w:r>
+        <w:rPr>
+          <w:rFonts w:cstheme="minorHAnsi"/>
+        </w:rPr>
         <w:br/>
         <w:t>Steps Expected</w:t>
       </w:r>
@@ -453,12 +749,20 @@
           <w:ilvl w:val="0"/>
           <w:numId w:val="2"/>
         </w:numPr>
-      </w:pPr>
-      <w:r>
-        <w:lastRenderedPageBreak/>
+        <w:rPr>
+          <w:rFonts w:cstheme="minorHAnsi"/>
+        </w:rPr>
+      </w:pPr>
+      <w:r>
+        <w:rPr>
+          <w:rFonts w:cstheme="minorHAnsi"/>
+        </w:rPr>
         <w:t>Navigate to registration page</w:t>
       </w:r>
       <w:r>
+        <w:rPr>
+          <w:rFonts w:cstheme="minorHAnsi"/>
+        </w:rPr>
         <w:t>.</w:t>
       </w:r>
     </w:p>
@@ -469,11 +773,20 @@
           <w:ilvl w:val="0"/>
           <w:numId w:val="2"/>
         </w:numPr>
-      </w:pPr>
-      <w:r>
+        <w:rPr>
+          <w:rFonts w:cstheme="minorHAnsi"/>
+        </w:rPr>
+      </w:pPr>
+      <w:r>
+        <w:rPr>
+          <w:rFonts w:cstheme="minorHAnsi"/>
+        </w:rPr>
         <w:t>Fill in details (email, password, confirm password)</w:t>
       </w:r>
       <w:r>
+        <w:rPr>
+          <w:rFonts w:cstheme="minorHAnsi"/>
+        </w:rPr>
         <w:t>.</w:t>
       </w:r>
     </w:p>
@@ -484,11 +797,20 @@
           <w:ilvl w:val="0"/>
           <w:numId w:val="2"/>
         </w:numPr>
-      </w:pPr>
-      <w:r>
+        <w:rPr>
+          <w:rFonts w:cstheme="minorHAnsi"/>
+        </w:rPr>
+      </w:pPr>
+      <w:r>
+        <w:rPr>
+          <w:rFonts w:cstheme="minorHAnsi"/>
+        </w:rPr>
         <w:t>Submit form</w:t>
       </w:r>
       <w:r>
+        <w:rPr>
+          <w:rFonts w:cstheme="minorHAnsi"/>
+        </w:rPr>
         <w:t>.</w:t>
       </w:r>
     </w:p>
@@ -499,11 +821,20 @@
           <w:ilvl w:val="0"/>
           <w:numId w:val="2"/>
         </w:numPr>
-      </w:pPr>
-      <w:r>
+        <w:rPr>
+          <w:rFonts w:cstheme="minorHAnsi"/>
+        </w:rPr>
+      </w:pPr>
+      <w:r>
+        <w:rPr>
+          <w:rFonts w:cstheme="minorHAnsi"/>
+        </w:rPr>
         <w:t>Click verification</w:t>
       </w:r>
       <w:r>
+        <w:rPr>
+          <w:rFonts w:cstheme="minorHAnsi"/>
+        </w:rPr>
         <w:t>.</w:t>
       </w:r>
     </w:p>
@@ -514,11 +845,20 @@
           <w:ilvl w:val="0"/>
           <w:numId w:val="2"/>
         </w:numPr>
-      </w:pPr>
-      <w:r>
+        <w:rPr>
+          <w:rFonts w:cstheme="minorHAnsi"/>
+        </w:rPr>
+      </w:pPr>
+      <w:r>
+        <w:rPr>
+          <w:rFonts w:cstheme="minorHAnsi"/>
+        </w:rPr>
         <w:t>Navigate to login page</w:t>
       </w:r>
       <w:r>
+        <w:rPr>
+          <w:rFonts w:cstheme="minorHAnsi"/>
+        </w:rPr>
         <w:t>.</w:t>
       </w:r>
     </w:p>
@@ -529,11 +869,20 @@
           <w:ilvl w:val="0"/>
           <w:numId w:val="2"/>
         </w:numPr>
-      </w:pPr>
-      <w:r>
+        <w:rPr>
+          <w:rFonts w:cstheme="minorHAnsi"/>
+        </w:rPr>
+      </w:pPr>
+      <w:r>
+        <w:rPr>
+          <w:rFonts w:cstheme="minorHAnsi"/>
+        </w:rPr>
         <w:t>Enter details (email and password)</w:t>
       </w:r>
       <w:r>
+        <w:rPr>
+          <w:rFonts w:cstheme="minorHAnsi"/>
+        </w:rPr>
         <w:t>.</w:t>
       </w:r>
     </w:p>
@@ -544,57 +893,112 @@
           <w:ilvl w:val="0"/>
           <w:numId w:val="2"/>
         </w:numPr>
-      </w:pPr>
-      <w:r>
+        <w:rPr>
+          <w:rFonts w:cstheme="minorHAnsi"/>
+        </w:rPr>
+      </w:pPr>
+      <w:r>
+        <w:rPr>
+          <w:rFonts w:cstheme="minorHAnsi"/>
+        </w:rPr>
         <w:t>Submit form</w:t>
       </w:r>
       <w:r>
+        <w:rPr>
+          <w:rFonts w:cstheme="minorHAnsi"/>
+        </w:rPr>
         <w:t>.</w:t>
       </w:r>
     </w:p>
     <w:p>
-      <w:r>
-        <w:rPr>
+      <w:pPr>
+        <w:rPr>
+          <w:rFonts w:cstheme="minorHAnsi"/>
+        </w:rPr>
+      </w:pPr>
+      <w:r>
+        <w:rPr>
+          <w:rFonts w:cstheme="minorHAnsi"/>
           <w:b/>
           <w:bCs/>
         </w:rPr>
         <w:t>Task 2: Create an order</w:t>
       </w:r>
       <w:r>
+        <w:rPr>
+          <w:rFonts w:cstheme="minorHAnsi"/>
+        </w:rPr>
         <w:br/>
         <w:t>Goal: As a logged in user, create an order of products from the shop.</w:t>
       </w:r>
     </w:p>
     <w:p>
-      <w:r>
+      <w:pPr>
+        <w:rPr>
+          <w:rFonts w:cstheme="minorHAnsi"/>
+        </w:rPr>
+      </w:pPr>
+      <w:r>
+        <w:rPr>
+          <w:rFonts w:cstheme="minorHAnsi"/>
+        </w:rPr>
         <w:t>Expected data:</w:t>
       </w:r>
       <w:r>
+        <w:rPr>
+          <w:rFonts w:cstheme="minorHAnsi"/>
+        </w:rPr>
         <w:br/>
         <w:t>T</w:t>
       </w:r>
       <w:r>
+        <w:rPr>
+          <w:rFonts w:cstheme="minorHAnsi"/>
+        </w:rPr>
         <w:t>i</w:t>
       </w:r>
       <w:r>
+        <w:rPr>
+          <w:rFonts w:cstheme="minorHAnsi"/>
+        </w:rPr>
         <w:t>me – 1</w:t>
       </w:r>
       <w:r>
+        <w:rPr>
+          <w:rFonts w:cstheme="minorHAnsi"/>
+        </w:rPr>
         <w:t xml:space="preserve">-2 </w:t>
       </w:r>
       <w:r>
+        <w:rPr>
+          <w:rFonts w:cstheme="minorHAnsi"/>
+        </w:rPr>
         <w:t>minute</w:t>
       </w:r>
       <w:r>
+        <w:rPr>
+          <w:rFonts w:cstheme="minorHAnsi"/>
+        </w:rPr>
         <w:t>s</w:t>
       </w:r>
       <w:r>
+        <w:rPr>
+          <w:rFonts w:cstheme="minorHAnsi"/>
+        </w:rPr>
         <w:br/>
         <w:t>Minimum Clicks Required – 7</w:t>
       </w:r>
     </w:p>
     <w:p>
-      <w:r>
+      <w:pPr>
+        <w:rPr>
+          <w:rFonts w:cstheme="minorHAnsi"/>
+        </w:rPr>
+      </w:pPr>
+      <w:r>
+        <w:rPr>
+          <w:rFonts w:cstheme="minorHAnsi"/>
+        </w:rPr>
         <w:t>Steps Expected:</w:t>
       </w:r>
     </w:p>
@@ -605,8 +1009,14 @@
           <w:ilvl w:val="0"/>
           <w:numId w:val="3"/>
         </w:numPr>
-      </w:pPr>
-      <w:r>
+        <w:rPr>
+          <w:rFonts w:cstheme="minorHAnsi"/>
+        </w:rPr>
+      </w:pPr>
+      <w:r>
+        <w:rPr>
+          <w:rFonts w:cstheme="minorHAnsi"/>
+        </w:rPr>
         <w:t>Navigate to products page</w:t>
       </w:r>
     </w:p>
@@ -617,11 +1027,20 @@
           <w:ilvl w:val="0"/>
           <w:numId w:val="3"/>
         </w:numPr>
-      </w:pPr>
-      <w:r>
+        <w:rPr>
+          <w:rFonts w:cstheme="minorHAnsi"/>
+        </w:rPr>
+      </w:pPr>
+      <w:r>
+        <w:rPr>
+          <w:rFonts w:cstheme="minorHAnsi"/>
+        </w:rPr>
         <w:t>Add product to basket</w:t>
       </w:r>
       <w:r>
+        <w:rPr>
+          <w:rFonts w:cstheme="minorHAnsi"/>
+        </w:rPr>
         <w:t>.</w:t>
       </w:r>
     </w:p>
@@ -632,11 +1051,20 @@
           <w:ilvl w:val="0"/>
           <w:numId w:val="3"/>
         </w:numPr>
-      </w:pPr>
-      <w:r>
+        <w:rPr>
+          <w:rFonts w:cstheme="minorHAnsi"/>
+        </w:rPr>
+      </w:pPr>
+      <w:r>
+        <w:rPr>
+          <w:rFonts w:cstheme="minorHAnsi"/>
+        </w:rPr>
         <w:t>Navigate to basket</w:t>
       </w:r>
       <w:r>
+        <w:rPr>
+          <w:rFonts w:cstheme="minorHAnsi"/>
+        </w:rPr>
         <w:t>.</w:t>
       </w:r>
     </w:p>
@@ -647,11 +1075,20 @@
           <w:ilvl w:val="0"/>
           <w:numId w:val="3"/>
         </w:numPr>
-      </w:pPr>
-      <w:r>
+        <w:rPr>
+          <w:rFonts w:cstheme="minorHAnsi"/>
+        </w:rPr>
+      </w:pPr>
+      <w:r>
+        <w:rPr>
+          <w:rFonts w:cstheme="minorHAnsi"/>
+        </w:rPr>
         <w:t>Click checkout button</w:t>
       </w:r>
       <w:r>
+        <w:rPr>
+          <w:rFonts w:cstheme="minorHAnsi"/>
+        </w:rPr>
         <w:t>.</w:t>
       </w:r>
     </w:p>
@@ -662,11 +1099,20 @@
           <w:ilvl w:val="0"/>
           <w:numId w:val="3"/>
         </w:numPr>
-      </w:pPr>
-      <w:r>
+        <w:rPr>
+          <w:rFonts w:cstheme="minorHAnsi"/>
+        </w:rPr>
+      </w:pPr>
+      <w:r>
+        <w:rPr>
+          <w:rFonts w:cstheme="minorHAnsi"/>
+        </w:rPr>
         <w:t>Choose pickup or delivery order type</w:t>
       </w:r>
       <w:r>
+        <w:rPr>
+          <w:rFonts w:cstheme="minorHAnsi"/>
+        </w:rPr>
         <w:t>.</w:t>
       </w:r>
     </w:p>
@@ -677,11 +1123,20 @@
           <w:ilvl w:val="0"/>
           <w:numId w:val="3"/>
         </w:numPr>
-      </w:pPr>
-      <w:r>
+        <w:rPr>
+          <w:rFonts w:cstheme="minorHAnsi"/>
+        </w:rPr>
+      </w:pPr>
+      <w:r>
+        <w:rPr>
+          <w:rFonts w:cstheme="minorHAnsi"/>
+        </w:rPr>
         <w:t>Fill form</w:t>
       </w:r>
       <w:r>
+        <w:rPr>
+          <w:rFonts w:cstheme="minorHAnsi"/>
+        </w:rPr>
         <w:t>.</w:t>
       </w:r>
     </w:p>
@@ -692,23 +1147,34 @@
           <w:ilvl w:val="0"/>
           <w:numId w:val="3"/>
         </w:numPr>
-      </w:pPr>
-      <w:r>
+        <w:rPr>
+          <w:rFonts w:cstheme="minorHAnsi"/>
+        </w:rPr>
+      </w:pPr>
+      <w:r>
+        <w:rPr>
+          <w:rFonts w:cstheme="minorHAnsi"/>
+        </w:rPr>
         <w:t>Submit form</w:t>
       </w:r>
       <w:r>
+        <w:rPr>
+          <w:rFonts w:cstheme="minorHAnsi"/>
+        </w:rPr>
         <w:t>.</w:t>
       </w:r>
     </w:p>
     <w:p>
       <w:pPr>
         <w:rPr>
-          <w:b/>
-          <w:bCs/>
-        </w:rPr>
-      </w:pPr>
-      <w:r>
-        <w:rPr>
+          <w:rFonts w:cstheme="minorHAnsi"/>
+          <w:b/>
+          <w:bCs/>
+        </w:rPr>
+      </w:pPr>
+      <w:r>
+        <w:rPr>
+          <w:rFonts w:cstheme="minorHAnsi"/>
           <w:b/>
           <w:bCs/>
         </w:rPr>
@@ -716,25 +1182,48 @@
       </w:r>
     </w:p>
     <w:p>
-      <w:r>
+      <w:pPr>
+        <w:rPr>
+          <w:rFonts w:cstheme="minorHAnsi"/>
+        </w:rPr>
+      </w:pPr>
+      <w:r>
+        <w:rPr>
+          <w:rFonts w:cstheme="minorHAnsi"/>
+        </w:rPr>
         <w:t>Goal: As a logged in user with a created order</w:t>
       </w:r>
       <w:r>
+        <w:rPr>
+          <w:rFonts w:cstheme="minorHAnsi"/>
+        </w:rPr>
         <w:t>, cancel the order.</w:t>
       </w:r>
       <w:r>
+        <w:rPr>
+          <w:rFonts w:cstheme="minorHAnsi"/>
+        </w:rPr>
         <w:br/>
         <w:t>Time: 30 seconds</w:t>
       </w:r>
       <w:r>
+        <w:rPr>
+          <w:rFonts w:cstheme="minorHAnsi"/>
+        </w:rPr>
         <w:br/>
         <w:t>Minimum Clicks required: 4</w:t>
       </w:r>
       <w:r>
+        <w:rPr>
+          <w:rFonts w:cstheme="minorHAnsi"/>
+        </w:rPr>
         <w:br/>
         <w:t>Steps Expected</w:t>
       </w:r>
       <w:r>
+        <w:rPr>
+          <w:rFonts w:cstheme="minorHAnsi"/>
+        </w:rPr>
         <w:t>:</w:t>
       </w:r>
     </w:p>
@@ -745,8 +1234,14 @@
           <w:ilvl w:val="0"/>
           <w:numId w:val="4"/>
         </w:numPr>
-      </w:pPr>
-      <w:r>
+        <w:rPr>
+          <w:rFonts w:cstheme="minorHAnsi"/>
+        </w:rPr>
+      </w:pPr>
+      <w:r>
+        <w:rPr>
+          <w:rFonts w:cstheme="minorHAnsi"/>
+        </w:rPr>
         <w:t>Navigate to User dashboard</w:t>
       </w:r>
     </w:p>
@@ -757,11 +1252,20 @@
           <w:ilvl w:val="0"/>
           <w:numId w:val="4"/>
         </w:numPr>
-      </w:pPr>
-      <w:r>
+        <w:rPr>
+          <w:rFonts w:cstheme="minorHAnsi"/>
+        </w:rPr>
+      </w:pPr>
+      <w:r>
+        <w:rPr>
+          <w:rFonts w:cstheme="minorHAnsi"/>
+        </w:rPr>
         <w:t>Click order to cancel</w:t>
       </w:r>
       <w:r>
+        <w:rPr>
+          <w:rFonts w:cstheme="minorHAnsi"/>
+        </w:rPr>
         <w:t>.</w:t>
       </w:r>
     </w:p>
@@ -772,11 +1276,20 @@
           <w:ilvl w:val="0"/>
           <w:numId w:val="4"/>
         </w:numPr>
-      </w:pPr>
-      <w:r>
+        <w:rPr>
+          <w:rFonts w:cstheme="minorHAnsi"/>
+        </w:rPr>
+      </w:pPr>
+      <w:r>
+        <w:rPr>
+          <w:rFonts w:cstheme="minorHAnsi"/>
+        </w:rPr>
         <w:t>Click cancel order button</w:t>
       </w:r>
       <w:r>
+        <w:rPr>
+          <w:rFonts w:cstheme="minorHAnsi"/>
+        </w:rPr>
         <w:t>.</w:t>
       </w:r>
     </w:p>
@@ -787,23 +1300,34 @@
           <w:ilvl w:val="0"/>
           <w:numId w:val="4"/>
         </w:numPr>
-      </w:pPr>
-      <w:r>
+        <w:rPr>
+          <w:rFonts w:cstheme="minorHAnsi"/>
+        </w:rPr>
+      </w:pPr>
+      <w:r>
+        <w:rPr>
+          <w:rFonts w:cstheme="minorHAnsi"/>
+        </w:rPr>
         <w:t>Click yes on confirmation</w:t>
       </w:r>
       <w:r>
+        <w:rPr>
+          <w:rFonts w:cstheme="minorHAnsi"/>
+        </w:rPr>
         <w:t>.</w:t>
       </w:r>
     </w:p>
     <w:p>
       <w:pPr>
         <w:rPr>
-          <w:b/>
-          <w:bCs/>
-        </w:rPr>
-      </w:pPr>
-      <w:r>
-        <w:rPr>
+          <w:rFonts w:cstheme="minorHAnsi"/>
+          <w:b/>
+          <w:bCs/>
+        </w:rPr>
+      </w:pPr>
+      <w:r>
+        <w:rPr>
+          <w:rFonts w:cstheme="minorHAnsi"/>
           <w:b/>
           <w:bCs/>
         </w:rPr>
@@ -811,28 +1335,49 @@
       </w:r>
     </w:p>
     <w:p>
-      <w:r>
-        <w:rPr>
-          <w:b/>
-          <w:bCs/>
-        </w:rPr>
-        <w:br/>
-      </w:r>
-      <w:r>
+      <w:pPr>
+        <w:rPr>
+          <w:rFonts w:cstheme="minorHAnsi"/>
+        </w:rPr>
+      </w:pPr>
+      <w:r>
+        <w:rPr>
+          <w:rFonts w:cstheme="minorHAnsi"/>
+          <w:b/>
+          <w:bCs/>
+        </w:rPr>
+        <w:br/>
+      </w:r>
+      <w:r>
+        <w:rPr>
+          <w:rFonts w:cstheme="minorHAnsi"/>
+        </w:rPr>
         <w:t>Goal: As a logged in user (or not logged in)</w:t>
       </w:r>
       <w:r>
+        <w:rPr>
+          <w:rFonts w:cstheme="minorHAnsi"/>
+        </w:rPr>
         <w:t xml:space="preserve"> toggle dark mode in the accessibility menu</w:t>
       </w:r>
       <w:r>
+        <w:rPr>
+          <w:rFonts w:cstheme="minorHAnsi"/>
+        </w:rPr>
         <w:br/>
         <w:t>Time: 10 seconds</w:t>
       </w:r>
       <w:r>
+        <w:rPr>
+          <w:rFonts w:cstheme="minorHAnsi"/>
+        </w:rPr>
         <w:br/>
         <w:t>Minimum clicks required: 2</w:t>
       </w:r>
       <w:r>
+        <w:rPr>
+          <w:rFonts w:cstheme="minorHAnsi"/>
+        </w:rPr>
         <w:br/>
         <w:t>Steps Expected:</w:t>
       </w:r>
@@ -844,14 +1389,20 @@
           <w:ilvl w:val="0"/>
           <w:numId w:val="5"/>
         </w:numPr>
-      </w:pPr>
-      <w:r>
-        <w:t xml:space="preserve">Click accessibility </w:t>
-      </w:r>
-      <w:r>
-        <w:t>button</w:t>
-      </w:r>
-      <w:r>
+        <w:rPr>
+          <w:rFonts w:cstheme="minorHAnsi"/>
+        </w:rPr>
+      </w:pPr>
+      <w:r>
+        <w:rPr>
+          <w:rFonts w:cstheme="minorHAnsi"/>
+        </w:rPr>
+        <w:t>Click accessibility button</w:t>
+      </w:r>
+      <w:r>
+        <w:rPr>
+          <w:rFonts w:cstheme="minorHAnsi"/>
+        </w:rPr>
         <w:t>.</w:t>
       </w:r>
     </w:p>
@@ -862,11 +1413,20 @@
           <w:ilvl w:val="0"/>
           <w:numId w:val="5"/>
         </w:numPr>
-      </w:pPr>
-      <w:r>
+        <w:rPr>
+          <w:rFonts w:cstheme="minorHAnsi"/>
+        </w:rPr>
+      </w:pPr>
+      <w:r>
+        <w:rPr>
+          <w:rFonts w:cstheme="minorHAnsi"/>
+        </w:rPr>
         <w:t>Click Enable dark mode button in accessibility menu</w:t>
       </w:r>
       <w:r>
+        <w:rPr>
+          <w:rFonts w:cstheme="minorHAnsi"/>
+        </w:rPr>
         <w:t>.</w:t>
       </w:r>
     </w:p>
@@ -877,17 +1437,33 @@
           <w:ilvl w:val="0"/>
           <w:numId w:val="5"/>
         </w:numPr>
-      </w:pPr>
-      <w:r>
+        <w:rPr>
+          <w:rFonts w:cstheme="minorHAnsi"/>
+        </w:rPr>
+      </w:pPr>
+      <w:r>
+        <w:rPr>
+          <w:rFonts w:cstheme="minorHAnsi"/>
+        </w:rPr>
+        <w:lastRenderedPageBreak/>
         <w:t>Confirm that the change reflects across the entire website</w:t>
       </w:r>
       <w:r>
+        <w:rPr>
+          <w:rFonts w:cstheme="minorHAnsi"/>
+        </w:rPr>
         <w:t>.</w:t>
       </w:r>
     </w:p>
     <w:p>
-      <w:r>
-        <w:rPr>
+      <w:pPr>
+        <w:rPr>
+          <w:rFonts w:cstheme="minorHAnsi"/>
+        </w:rPr>
+      </w:pPr>
+      <w:r>
+        <w:rPr>
+          <w:rFonts w:cstheme="minorHAnsi"/>
           <w:b/>
           <w:bCs/>
         </w:rPr>
@@ -895,6 +1471,7 @@
       </w:r>
       <w:r>
         <w:rPr>
+          <w:rFonts w:cstheme="minorHAnsi"/>
           <w:b/>
           <w:bCs/>
         </w:rPr>
@@ -902,27 +1479,37 @@
       </w:r>
       <w:r>
         <w:rPr>
+          <w:rFonts w:cstheme="minorHAnsi"/>
           <w:b/>
           <w:bCs/>
         </w:rPr>
         <w:t>eat</w:t>
       </w:r>
       <w:r>
+        <w:rPr>
+          <w:rFonts w:cstheme="minorHAnsi"/>
+        </w:rPr>
         <w:br/>
         <w:t>Goal: As a logged in user, filter products in the products page for category “Meat”</w:t>
       </w:r>
       <w:r>
+        <w:rPr>
+          <w:rFonts w:cstheme="minorHAnsi"/>
+        </w:rPr>
         <w:br/>
         <w:t>Time: 20 seconds</w:t>
       </w:r>
       <w:r>
-        <w:br/>
-      </w:r>
-      <w:r>
-        <w:lastRenderedPageBreak/>
+        <w:rPr>
+          <w:rFonts w:cstheme="minorHAnsi"/>
+        </w:rPr>
+        <w:br/>
         <w:t>Minimum clicks required: 3</w:t>
       </w:r>
       <w:r>
+        <w:rPr>
+          <w:rFonts w:cstheme="minorHAnsi"/>
+        </w:rPr>
         <w:br/>
         <w:t>Steps Expected:</w:t>
       </w:r>
@@ -934,8 +1521,14 @@
           <w:ilvl w:val="0"/>
           <w:numId w:val="6"/>
         </w:numPr>
-      </w:pPr>
-      <w:r>
+        <w:rPr>
+          <w:rFonts w:cstheme="minorHAnsi"/>
+        </w:rPr>
+      </w:pPr>
+      <w:r>
+        <w:rPr>
+          <w:rFonts w:cstheme="minorHAnsi"/>
+        </w:rPr>
         <w:t>Navigate to products.</w:t>
       </w:r>
     </w:p>
@@ -946,8 +1539,14 @@
           <w:ilvl w:val="0"/>
           <w:numId w:val="6"/>
         </w:numPr>
-      </w:pPr>
-      <w:r>
+        <w:rPr>
+          <w:rFonts w:cstheme="minorHAnsi"/>
+        </w:rPr>
+      </w:pPr>
+      <w:r>
+        <w:rPr>
+          <w:rFonts w:cstheme="minorHAnsi"/>
+        </w:rPr>
         <w:t>Click meat category on the filter side bar.</w:t>
       </w:r>
     </w:p>
@@ -958,15 +1557,28 @@
           <w:ilvl w:val="0"/>
           <w:numId w:val="6"/>
         </w:numPr>
-      </w:pPr>
-      <w:r>
+        <w:rPr>
+          <w:rFonts w:cstheme="minorHAnsi"/>
+        </w:rPr>
+      </w:pPr>
+      <w:r>
+        <w:rPr>
+          <w:rFonts w:cstheme="minorHAnsi"/>
+        </w:rPr>
         <w:t>Click “apply filter” button.</w:t>
       </w:r>
     </w:p>
-    <w:p/>
-    <w:p>
-      <w:pPr>
-        <w:rPr>
+    <w:p>
+      <w:pPr>
+        <w:rPr>
+          <w:rFonts w:cstheme="minorHAnsi"/>
+        </w:rPr>
+      </w:pPr>
+    </w:p>
+    <w:p>
+      <w:pPr>
+        <w:rPr>
+          <w:rFonts w:cstheme="minorHAnsi"/>
           <w:b/>
           <w:bCs/>
           <w:sz w:val="28"/>
@@ -975,6 +1587,7 @@
       </w:pPr>
       <w:r>
         <w:rPr>
+          <w:rFonts w:cstheme="minorHAnsi"/>
           <w:b/>
           <w:bCs/>
           <w:sz w:val="28"/>
@@ -983,10 +1596,30 @@
         <w:t>Feedback Summary</w:t>
       </w:r>
     </w:p>
-    <w:p/>
-    <w:p/>
-    <w:p>
-      <w:r>
+    <w:p>
+      <w:pPr>
+        <w:rPr>
+          <w:rFonts w:cstheme="minorHAnsi"/>
+        </w:rPr>
+      </w:pPr>
+    </w:p>
+    <w:p>
+      <w:pPr>
+        <w:rPr>
+          <w:rFonts w:cstheme="minorHAnsi"/>
+        </w:rPr>
+      </w:pPr>
+    </w:p>
+    <w:p>
+      <w:pPr>
+        <w:rPr>
+          <w:rFonts w:cstheme="minorHAnsi"/>
+        </w:rPr>
+      </w:pPr>
+      <w:r>
+        <w:rPr>
+          <w:rFonts w:cstheme="minorHAnsi"/>
+        </w:rPr>
         <w:br/>
       </w:r>
     </w:p>

--- a/Task 3A.docx
+++ b/Task 3A.docx
@@ -8,7 +8,6 @@
           <w:rFonts w:cstheme="minorHAnsi"/>
           <w:b/>
           <w:bCs/>
-          <w:u w:val="single"/>
         </w:rPr>
       </w:pPr>
       <w:r>
@@ -47,14 +46,44 @@
         </w:rPr>
         <w:br/>
       </w:r>
-      <w:r>
-        <w:rPr>
-          <w:rFonts w:cstheme="minorHAnsi"/>
-          <w:b/>
-          <w:bCs/>
-        </w:rPr>
-        <w:t>https://docs.google.com/forms/d/e/1FAIpQLSeFj1oo6z-9hPmDXGUuh1jRfzYSyhk9q9-J_dpkrzCX47xcbQ/viewform</w:t>
-      </w:r>
+      <w:hyperlink r:id="rId5" w:history="1">
+        <w:r>
+          <w:rPr>
+            <w:rStyle w:val="Hyperlink"/>
+            <w:rFonts w:cstheme="minorHAnsi"/>
+            <w:b/>
+            <w:bCs/>
+          </w:rPr>
+          <w:t>https://docs.google.com/forms/d/e/1FAIpQLSeFj1oo6z-9hPmDXGUuh1jRfzYSyhk9q9-J_dpkrzCX47xcbQ/viewfo</w:t>
+        </w:r>
+        <w:r>
+          <w:rPr>
+            <w:rStyle w:val="Hyperlink"/>
+            <w:rFonts w:cstheme="minorHAnsi"/>
+            <w:b/>
+            <w:bCs/>
+          </w:rPr>
+          <w:t>r</w:t>
+        </w:r>
+        <w:r>
+          <w:rPr>
+            <w:rStyle w:val="Hyperlink"/>
+            <w:rFonts w:cstheme="minorHAnsi"/>
+            <w:b/>
+            <w:bCs/>
+          </w:rPr>
+          <w:t>m</w:t>
+        </w:r>
+      </w:hyperlink>
+    </w:p>
+    <w:p>
+      <w:pPr>
+        <w:rPr>
+          <w:rFonts w:cstheme="minorHAnsi"/>
+          <w:b/>
+          <w:bCs/>
+        </w:rPr>
+      </w:pPr>
       <w:r>
         <w:rPr>
           <w:rFonts w:cstheme="minorHAnsi"/>
@@ -92,7 +121,7 @@
           <w:u w:val="single"/>
         </w:rPr>
       </w:pPr>
-      <w:hyperlink r:id="rId5" w:history="1">
+      <w:hyperlink r:id="rId6" w:history="1">
         <w:r>
           <w:rPr>
             <w:rStyle w:val="Hyperlink"/>
@@ -134,6 +163,70 @@
           <w:rFonts w:cstheme="minorHAnsi"/>
           <w:b/>
           <w:bCs/>
+        </w:rPr>
+      </w:pPr>
+      <w:hyperlink r:id="rId7" w:history="1">
+        <w:r>
+          <w:rPr>
+            <w:rStyle w:val="Hyperlink"/>
+            <w:rFonts w:cstheme="minorHAnsi"/>
+            <w:b/>
+            <w:bCs/>
+          </w:rPr>
+          <w:t>https://d</w:t>
+        </w:r>
+        <w:r>
+          <w:rPr>
+            <w:rStyle w:val="Hyperlink"/>
+            <w:rFonts w:cstheme="minorHAnsi"/>
+            <w:b/>
+            <w:bCs/>
+          </w:rPr>
+          <w:t>o</w:t>
+        </w:r>
+        <w:r>
+          <w:rPr>
+            <w:rStyle w:val="Hyperlink"/>
+            <w:rFonts w:cstheme="minorHAnsi"/>
+            <w:b/>
+            <w:bCs/>
+          </w:rPr>
+          <w:t>cs.goo</w:t>
+        </w:r>
+        <w:r>
+          <w:rPr>
+            <w:rStyle w:val="Hyperlink"/>
+            <w:rFonts w:cstheme="minorHAnsi"/>
+            <w:b/>
+            <w:bCs/>
+          </w:rPr>
+          <w:t>g</w:t>
+        </w:r>
+        <w:r>
+          <w:rPr>
+            <w:rStyle w:val="Hyperlink"/>
+            <w:rFonts w:cstheme="minorHAnsi"/>
+            <w:b/>
+            <w:bCs/>
+          </w:rPr>
+          <w:t>le.com/forms/d/e/1FAIpQLSfbcxB9nIFdk_4YAMe1GF98cU4vyDrKHRITVG-bPOG_QxcTmg/viewform</w:t>
+        </w:r>
+      </w:hyperlink>
+      <w:r>
+        <w:rPr>
+          <w:rFonts w:cstheme="minorHAnsi"/>
+          <w:b/>
+          <w:bCs/>
+        </w:rPr>
+        <w:t xml:space="preserve">? </w:t>
+      </w:r>
+    </w:p>
+    <w:p>
+      <w:pPr>
+        <w:rPr>
+          <w:rFonts w:cstheme="minorHAnsi"/>
+          <w:b/>
+          <w:bCs/>
           <w:u w:val="single"/>
         </w:rPr>
       </w:pPr>
@@ -143,14 +236,6 @@
           <w:b/>
           <w:bCs/>
         </w:rPr>
-        <w:t xml:space="preserve">https://docs.google.com/forms/d/e/1FAIpQLSfbcxB9nIFdk_4YAMe1GF98cU4vyDrKHRITVG-bPOG_QxcTmg/viewform? </w:t>
-      </w:r>
-      <w:r>
-        <w:rPr>
-          <w:rFonts w:cstheme="minorHAnsi"/>
-          <w:b/>
-          <w:bCs/>
-        </w:rPr>
         <w:br/>
       </w:r>
       <w:r>
@@ -353,6 +438,12 @@
           <w:rFonts w:cstheme="minorHAnsi"/>
         </w:rPr>
         <w:br/>
+      </w:r>
+      <w:r>
+        <w:rPr>
+          <w:rFonts w:cstheme="minorHAnsi"/>
+        </w:rPr>
+        <w:lastRenderedPageBreak/>
         <w:t>How easy was it to navigate Greenfield Local Hub’s platform? (1 = Very Difficult, 5 = Very Easy)</w:t>
       </w:r>
       <w:r>
@@ -379,7 +470,6 @@
         <w:rPr>
           <w:rFonts w:cstheme="minorHAnsi"/>
         </w:rPr>
-        <w:lastRenderedPageBreak/>
         <w:br/>
       </w:r>
       <w:r>
@@ -683,6 +773,7 @@
         <w:rPr>
           <w:rFonts w:cstheme="minorHAnsi"/>
         </w:rPr>
+        <w:lastRenderedPageBreak/>
         <w:t>Minimum number of clicks</w:t>
       </w:r>
     </w:p>
@@ -712,12 +803,6 @@
           <w:rFonts w:cstheme="minorHAnsi"/>
         </w:rPr>
         <w:br/>
-      </w:r>
-      <w:r>
-        <w:rPr>
-          <w:rFonts w:cstheme="minorHAnsi"/>
-        </w:rPr>
-        <w:lastRenderedPageBreak/>
         <w:t>Expected Data:</w:t>
       </w:r>
       <w:r>
@@ -1372,6 +1457,12 @@
           <w:rFonts w:cstheme="minorHAnsi"/>
         </w:rPr>
         <w:br/>
+      </w:r>
+      <w:r>
+        <w:rPr>
+          <w:rFonts w:cstheme="minorHAnsi"/>
+        </w:rPr>
+        <w:lastRenderedPageBreak/>
         <w:t>Minimum clicks required: 2</w:t>
       </w:r>
       <w:r>
@@ -1445,7 +1536,6 @@
         <w:rPr>
           <w:rFonts w:cstheme="minorHAnsi"/>
         </w:rPr>
-        <w:lastRenderedPageBreak/>
         <w:t>Confirm that the change reflects across the entire website</w:t>
       </w:r>
       <w:r>

--- a/Task 3A.docx
+++ b/Task 3A.docx
@@ -15,8 +15,6 @@
           <w:rFonts w:cstheme="minorHAnsi"/>
           <w:b/>
           <w:bCs/>
-          <w:sz w:val="44"/>
-          <w:szCs w:val="44"/>
         </w:rPr>
         <w:t>LINKS</w:t>
       </w:r>
@@ -25,8 +23,6 @@
           <w:rFonts w:cstheme="minorHAnsi"/>
           <w:b/>
           <w:bCs/>
-          <w:sz w:val="44"/>
-          <w:szCs w:val="44"/>
         </w:rPr>
         <w:t xml:space="preserve"> TO ACCESS FEEDBACK FORMS</w:t>
       </w:r>
@@ -46,44 +42,13 @@
         </w:rPr>
         <w:br/>
       </w:r>
-      <w:hyperlink r:id="rId5" w:history="1">
-        <w:r>
-          <w:rPr>
-            <w:rStyle w:val="Hyperlink"/>
-            <w:rFonts w:cstheme="minorHAnsi"/>
-            <w:b/>
-            <w:bCs/>
-          </w:rPr>
-          <w:t>https://docs.google.com/forms/d/e/1FAIpQLSeFj1oo6z-9hPmDXGUuh1jRfzYSyhk9q9-J_dpkrzCX47xcbQ/viewfo</w:t>
-        </w:r>
-        <w:r>
-          <w:rPr>
-            <w:rStyle w:val="Hyperlink"/>
-            <w:rFonts w:cstheme="minorHAnsi"/>
-            <w:b/>
-            <w:bCs/>
-          </w:rPr>
-          <w:t>r</w:t>
-        </w:r>
-        <w:r>
-          <w:rPr>
-            <w:rStyle w:val="Hyperlink"/>
-            <w:rFonts w:cstheme="minorHAnsi"/>
-            <w:b/>
-            <w:bCs/>
-          </w:rPr>
-          <w:t>m</w:t>
-        </w:r>
-      </w:hyperlink>
-    </w:p>
-    <w:p>
-      <w:pPr>
-        <w:rPr>
-          <w:rFonts w:cstheme="minorHAnsi"/>
+      <w:r>
+        <w:rPr>
           <w:b/>
           <w:bCs/>
         </w:rPr>
-      </w:pPr>
+        <w:t>https://docs.google.com/forms/d/e/1FAIpQLSeFj1oo6z-9hPmDXGUuh1jRfzYSyhk9q9-J_dpkrzCX47xcbQ/viewform?usp=sharing&amp;ouid=110275091054943602618</w:t>
+      </w:r>
       <w:r>
         <w:rPr>
           <w:rFonts w:cstheme="minorHAnsi"/>
@@ -121,17 +86,14 @@
           <w:u w:val="single"/>
         </w:rPr>
       </w:pPr>
-      <w:hyperlink r:id="rId6" w:history="1">
-        <w:r>
-          <w:rPr>
-            <w:rStyle w:val="Hyperlink"/>
-            <w:rFonts w:cstheme="minorHAnsi"/>
-            <w:b/>
-            <w:bCs/>
-          </w:rPr>
-          <w:t>https://docs.google.com/forms/d/e/1FAIpQLSfKBl6IYFEu34HlxpQXiQ0daZsOfs_XKCCK_G4TmG8EmeqDuQ/viewform</w:t>
-        </w:r>
-      </w:hyperlink>
+      <w:r>
+        <w:rPr>
+          <w:rFonts w:cstheme="minorHAnsi"/>
+          <w:b/>
+          <w:bCs/>
+        </w:rPr>
+        <w:t>https://docs.google.com/forms/d/e/1FAIpQLSfKBl6IYFEu34HlxpQXiQ0daZsOfs_XKCCK_G4TmG8EmeqDuQ/viewform?usp=sharing&amp;ouid=110275091054943602618</w:t>
+      </w:r>
       <w:r>
         <w:rPr>
           <w:rFonts w:cstheme="minorHAnsi"/>
@@ -154,82 +116,35 @@
       <w:pPr>
         <w:rPr>
           <w:rFonts w:cstheme="minorHAnsi"/>
-        </w:rPr>
-      </w:pPr>
-    </w:p>
-    <w:p>
-      <w:pPr>
-        <w:rPr>
-          <w:rFonts w:cstheme="minorHAnsi"/>
-          <w:b/>
-          <w:bCs/>
-        </w:rPr>
-      </w:pPr>
-      <w:hyperlink r:id="rId7" w:history="1">
-        <w:r>
-          <w:rPr>
-            <w:rStyle w:val="Hyperlink"/>
-            <w:rFonts w:cstheme="minorHAnsi"/>
-            <w:b/>
-            <w:bCs/>
-          </w:rPr>
-          <w:t>https://d</w:t>
-        </w:r>
-        <w:r>
-          <w:rPr>
-            <w:rStyle w:val="Hyperlink"/>
-            <w:rFonts w:cstheme="minorHAnsi"/>
-            <w:b/>
-            <w:bCs/>
-          </w:rPr>
-          <w:t>o</w:t>
-        </w:r>
-        <w:r>
-          <w:rPr>
-            <w:rStyle w:val="Hyperlink"/>
-            <w:rFonts w:cstheme="minorHAnsi"/>
-            <w:b/>
-            <w:bCs/>
-          </w:rPr>
-          <w:t>cs.goo</w:t>
-        </w:r>
-        <w:r>
-          <w:rPr>
-            <w:rStyle w:val="Hyperlink"/>
-            <w:rFonts w:cstheme="minorHAnsi"/>
-            <w:b/>
-            <w:bCs/>
-          </w:rPr>
-          <w:t>g</w:t>
-        </w:r>
-        <w:r>
-          <w:rPr>
-            <w:rStyle w:val="Hyperlink"/>
-            <w:rFonts w:cstheme="minorHAnsi"/>
-            <w:b/>
-            <w:bCs/>
-          </w:rPr>
-          <w:t>le.com/forms/d/e/1FAIpQLSfbcxB9nIFdk_4YAMe1GF98cU4vyDrKHRITVG-bPOG_QxcTmg/viewform</w:t>
-        </w:r>
-      </w:hyperlink>
-      <w:r>
-        <w:rPr>
-          <w:rFonts w:cstheme="minorHAnsi"/>
-          <w:b/>
-          <w:bCs/>
-        </w:rPr>
-        <w:t xml:space="preserve">? </w:t>
-      </w:r>
-    </w:p>
-    <w:p>
-      <w:pPr>
-        <w:rPr>
-          <w:rFonts w:cstheme="minorHAnsi"/>
           <w:b/>
           <w:bCs/>
           <w:u w:val="single"/>
         </w:rPr>
       </w:pPr>
+    </w:p>
+    <w:p>
+      <w:pPr>
+        <w:rPr>
+          <w:rFonts w:cstheme="minorHAnsi"/>
+          <w:b/>
+          <w:bCs/>
+        </w:rPr>
+      </w:pPr>
+      <w:r>
+        <w:rPr>
+          <w:b/>
+          <w:bCs/>
+        </w:rPr>
+        <w:t>https://docs.google.com/forms/d/e/1FAIpQLSfbcxB9nIFdk_4YAMe1GF98cU4vyDrKHRITVG-bPOG_QxcTmg/viewform?usp=sharing&amp;ouid=110275091054943602618</w:t>
+      </w:r>
+      <w:r>
+        <w:rPr>
+          <w:rFonts w:cstheme="minorHAnsi"/>
+          <w:b/>
+          <w:bCs/>
+        </w:rPr>
+        <w:t xml:space="preserve"> </w:t>
+      </w:r>
       <w:r>
         <w:rPr>
           <w:rFonts w:cstheme="minorHAnsi"/>
@@ -438,38 +353,33 @@
           <w:rFonts w:cstheme="minorHAnsi"/>
         </w:rPr>
         <w:br/>
-      </w:r>
+        <w:t>How easy was it to navigate Greenfield Local Hub’s platform? (1 = Very Difficult, 5 = Very Easy)</w:t>
+      </w:r>
+      <w:r>
+        <w:rPr>
+          <w:rFonts w:cstheme="minorHAnsi"/>
+        </w:rPr>
+        <w:br/>
+        <w:t>How visually appealing was the application to you? (1-5 stars)</w:t>
+      </w:r>
+      <w:r>
+        <w:rPr>
+          <w:rFonts w:cstheme="minorHAnsi"/>
+        </w:rPr>
+        <w:br/>
+      </w:r>
+    </w:p>
+    <w:p>
+      <w:pPr>
+        <w:rPr>
+          <w:rFonts w:cstheme="minorHAnsi"/>
+        </w:rPr>
+      </w:pPr>
       <w:r>
         <w:rPr>
           <w:rFonts w:cstheme="minorHAnsi"/>
         </w:rPr>
         <w:lastRenderedPageBreak/>
-        <w:t>How easy was it to navigate Greenfield Local Hub’s platform? (1 = Very Difficult, 5 = Very Easy)</w:t>
-      </w:r>
-      <w:r>
-        <w:rPr>
-          <w:rFonts w:cstheme="minorHAnsi"/>
-        </w:rPr>
-        <w:br/>
-        <w:t>How visually appealing was the application to you? (1-5 stars)</w:t>
-      </w:r>
-      <w:r>
-        <w:rPr>
-          <w:rFonts w:cstheme="minorHAnsi"/>
-        </w:rPr>
-        <w:br/>
-      </w:r>
-    </w:p>
-    <w:p>
-      <w:pPr>
-        <w:rPr>
-          <w:rFonts w:cstheme="minorHAnsi"/>
-        </w:rPr>
-      </w:pPr>
-      <w:r>
-        <w:rPr>
-          <w:rFonts w:cstheme="minorHAnsi"/>
-        </w:rPr>
         <w:br/>
       </w:r>
       <w:r>
@@ -773,7 +683,6 @@
         <w:rPr>
           <w:rFonts w:cstheme="minorHAnsi"/>
         </w:rPr>
-        <w:lastRenderedPageBreak/>
         <w:t>Minimum number of clicks</w:t>
       </w:r>
     </w:p>
@@ -803,6 +712,12 @@
           <w:rFonts w:cstheme="minorHAnsi"/>
         </w:rPr>
         <w:br/>
+      </w:r>
+      <w:r>
+        <w:rPr>
+          <w:rFonts w:cstheme="minorHAnsi"/>
+        </w:rPr>
+        <w:lastRenderedPageBreak/>
         <w:t>Expected Data:</w:t>
       </w:r>
       <w:r>
@@ -1457,12 +1372,6 @@
           <w:rFonts w:cstheme="minorHAnsi"/>
         </w:rPr>
         <w:br/>
-      </w:r>
-      <w:r>
-        <w:rPr>
-          <w:rFonts w:cstheme="minorHAnsi"/>
-        </w:rPr>
-        <w:lastRenderedPageBreak/>
         <w:t>Minimum clicks required: 2</w:t>
       </w:r>
       <w:r>
@@ -1536,6 +1445,7 @@
         <w:rPr>
           <w:rFonts w:cstheme="minorHAnsi"/>
         </w:rPr>
+        <w:lastRenderedPageBreak/>
         <w:t>Confirm that the change reflects across the entire website</w:t>
       </w:r>
       <w:r>
@@ -1671,8 +1581,6 @@
           <w:rFonts w:cstheme="minorHAnsi"/>
           <w:b/>
           <w:bCs/>
-          <w:sz w:val="28"/>
-          <w:szCs w:val="28"/>
         </w:rPr>
       </w:pPr>
       <w:r>
@@ -1680,8 +1588,6 @@
           <w:rFonts w:cstheme="minorHAnsi"/>
           <w:b/>
           <w:bCs/>
-          <w:sz w:val="28"/>
-          <w:szCs w:val="28"/>
         </w:rPr>
         <w:t>Feedback Summary</w:t>
       </w:r>
@@ -1692,25 +1598,2366 @@
           <w:rFonts w:cstheme="minorHAnsi"/>
         </w:rPr>
       </w:pPr>
-    </w:p>
-    <w:p>
-      <w:pPr>
-        <w:rPr>
-          <w:rFonts w:cstheme="minorHAnsi"/>
-        </w:rPr>
-      </w:pPr>
-    </w:p>
-    <w:p>
-      <w:pPr>
-        <w:rPr>
-          <w:rFonts w:cstheme="minorHAnsi"/>
-        </w:rPr>
-      </w:pPr>
-      <w:r>
-        <w:rPr>
-          <w:rFonts w:cstheme="minorHAnsi"/>
-        </w:rPr>
-        <w:br/>
+      <w:r>
+        <w:rPr>
+          <w:rFonts w:cstheme="minorHAnsi"/>
+        </w:rPr>
+        <w:t xml:space="preserve">Summary of who was asked for feedback. I asked 4 people to complete </w:t>
+      </w:r>
+      <w:r>
+        <w:rPr>
+          <w:rFonts w:cstheme="minorHAnsi"/>
+        </w:rPr>
+        <w:t>all 3 forms.</w:t>
+      </w:r>
+      <w:r>
+        <w:rPr>
+          <w:rFonts w:cstheme="minorHAnsi"/>
+        </w:rPr>
+        <w:br/>
+      </w:r>
+      <w:r>
+        <w:rPr>
+          <w:rFonts w:cstheme="minorHAnsi"/>
+        </w:rPr>
+        <w:br/>
+        <w:t>Questionnaire</w:t>
+      </w:r>
+      <w:r>
+        <w:rPr>
+          <w:rFonts w:cstheme="minorHAnsi"/>
+        </w:rPr>
+        <w:br/>
+        <w:t xml:space="preserve">All questions were phrased in a </w:t>
+      </w:r>
+      <w:proofErr w:type="gramStart"/>
+      <w:r>
+        <w:rPr>
+          <w:rFonts w:cstheme="minorHAnsi"/>
+        </w:rPr>
+        <w:t>way  that</w:t>
+      </w:r>
+      <w:proofErr w:type="gramEnd"/>
+      <w:r>
+        <w:rPr>
+          <w:rFonts w:cstheme="minorHAnsi"/>
+        </w:rPr>
+        <w:t xml:space="preserve"> will be easy to understand for non-technical users, I ensured this by not mentioning technical terminologies and topics such as ASP.NET, controllers and models. I included a demographic section at the start so when more people are surveyed the </w:t>
+      </w:r>
+      <w:proofErr w:type="spellStart"/>
+      <w:r>
+        <w:rPr>
+          <w:rFonts w:cstheme="minorHAnsi"/>
+        </w:rPr>
+        <w:t>behavior</w:t>
+      </w:r>
+      <w:proofErr w:type="spellEnd"/>
+      <w:r>
+        <w:rPr>
+          <w:rFonts w:cstheme="minorHAnsi"/>
+        </w:rPr>
+        <w:t xml:space="preserve"> of certain age groups can be monitored and also experience levels.</w:t>
+      </w:r>
+    </w:p>
+    <w:p>
+      <w:pPr>
+        <w:rPr>
+          <w:rFonts w:cstheme="minorHAnsi"/>
+        </w:rPr>
+      </w:pPr>
+      <w:r>
+        <w:rPr>
+          <w:rFonts w:cstheme="minorHAnsi"/>
+        </w:rPr>
+        <w:drawing>
+          <wp:inline distT="0" distB="0" distL="0" distR="0" wp14:anchorId="09D28963" wp14:editId="5C4113F4">
+            <wp:extent cx="5731510" cy="3063240"/>
+            <wp:effectExtent l="0" t="0" r="2540" b="3810"/>
+            <wp:docPr id="1" name="Picture 1"/>
+            <wp:cNvGraphicFramePr>
+              <a:graphicFrameLocks xmlns:a="http://schemas.openxmlformats.org/drawingml/2006/main" noChangeAspect="1"/>
+            </wp:cNvGraphicFramePr>
+            <a:graphic xmlns:a="http://schemas.openxmlformats.org/drawingml/2006/main">
+              <a:graphicData uri="http://schemas.openxmlformats.org/drawingml/2006/picture">
+                <pic:pic xmlns:pic="http://schemas.openxmlformats.org/drawingml/2006/picture">
+                  <pic:nvPicPr>
+                    <pic:cNvPr id="1" name=""/>
+                    <pic:cNvPicPr/>
+                  </pic:nvPicPr>
+                  <pic:blipFill>
+                    <a:blip r:embed="rId5"/>
+                    <a:stretch>
+                      <a:fillRect/>
+                    </a:stretch>
+                  </pic:blipFill>
+                  <pic:spPr>
+                    <a:xfrm>
+                      <a:off x="0" y="0"/>
+                      <a:ext cx="5731510" cy="3063240"/>
+                    </a:xfrm>
+                    <a:prstGeom prst="rect">
+                      <a:avLst/>
+                    </a:prstGeom>
+                  </pic:spPr>
+                </pic:pic>
+              </a:graphicData>
+            </a:graphic>
+          </wp:inline>
+        </w:drawing>
+      </w:r>
+      <w:r>
+        <w:rPr>
+          <w:rFonts w:cstheme="minorHAnsi"/>
+        </w:rPr>
+        <w:br/>
+      </w:r>
+    </w:p>
+    <w:p>
+      <w:pPr>
+        <w:rPr>
+          <w:rFonts w:cstheme="minorHAnsi"/>
+        </w:rPr>
+      </w:pPr>
+      <w:r>
+        <w:rPr>
+          <w:rFonts w:cstheme="minorHAnsi"/>
+        </w:rPr>
+        <w:t xml:space="preserve">The majority of examiners rated the first impressions of the website at an 8/10 which is strong. Other questions related to the layout and styles of the website were also well </w:t>
+      </w:r>
+      <w:r>
+        <w:rPr>
+          <w:rFonts w:cstheme="minorHAnsi"/>
+        </w:rPr>
+        <w:t>received.</w:t>
+      </w:r>
+      <w:r>
+        <w:rPr>
+          <w:rFonts w:cstheme="minorHAnsi"/>
+        </w:rPr>
+        <w:br/>
+        <w:t xml:space="preserve">The users gave compliments on the website such as the colour scheme and its overall look. The users also testified to the hero section being the first thing they noticed about the website which is good </w:t>
+      </w:r>
+      <w:r>
+        <w:rPr>
+          <w:rFonts w:cstheme="minorHAnsi"/>
+        </w:rPr>
+        <w:lastRenderedPageBreak/>
+        <w:t>because they’d be able to absorb information about the website immediately on first glance.</w:t>
+      </w:r>
+      <w:r>
+        <w:rPr>
+          <w:rFonts w:cstheme="minorHAnsi"/>
+        </w:rPr>
+        <w:br/>
+      </w:r>
+      <w:r>
+        <w:rPr>
+          <w:rFonts w:cstheme="minorHAnsi"/>
+        </w:rPr>
+        <w:drawing>
+          <wp:inline distT="0" distB="0" distL="0" distR="0" wp14:anchorId="36B4C48D" wp14:editId="1C565921">
+            <wp:extent cx="5731510" cy="2658110"/>
+            <wp:effectExtent l="0" t="0" r="2540" b="8890"/>
+            <wp:docPr id="2" name="Picture 2"/>
+            <wp:cNvGraphicFramePr>
+              <a:graphicFrameLocks xmlns:a="http://schemas.openxmlformats.org/drawingml/2006/main" noChangeAspect="1"/>
+            </wp:cNvGraphicFramePr>
+            <a:graphic xmlns:a="http://schemas.openxmlformats.org/drawingml/2006/main">
+              <a:graphicData uri="http://schemas.openxmlformats.org/drawingml/2006/picture">
+                <pic:pic xmlns:pic="http://schemas.openxmlformats.org/drawingml/2006/picture">
+                  <pic:nvPicPr>
+                    <pic:cNvPr id="1" name=""/>
+                    <pic:cNvPicPr/>
+                  </pic:nvPicPr>
+                  <pic:blipFill>
+                    <a:blip r:embed="rId6"/>
+                    <a:stretch>
+                      <a:fillRect/>
+                    </a:stretch>
+                  </pic:blipFill>
+                  <pic:spPr>
+                    <a:xfrm>
+                      <a:off x="0" y="0"/>
+                      <a:ext cx="5731510" cy="2658110"/>
+                    </a:xfrm>
+                    <a:prstGeom prst="rect">
+                      <a:avLst/>
+                    </a:prstGeom>
+                  </pic:spPr>
+                </pic:pic>
+              </a:graphicData>
+            </a:graphic>
+          </wp:inline>
+        </w:drawing>
+      </w:r>
+    </w:p>
+    <w:p>
+      <w:pPr>
+        <w:rPr>
+          <w:rFonts w:cstheme="minorHAnsi"/>
+        </w:rPr>
+      </w:pPr>
+      <w:r>
+        <w:rPr>
+          <w:rFonts w:cstheme="minorHAnsi"/>
+        </w:rPr>
+        <w:br/>
+      </w:r>
+      <w:r>
+        <w:rPr>
+          <w:rFonts w:cstheme="minorHAnsi"/>
+        </w:rPr>
+        <w:drawing>
+          <wp:inline distT="0" distB="0" distL="0" distR="0" wp14:anchorId="0257672E" wp14:editId="44D47314">
+            <wp:extent cx="5731510" cy="2223770"/>
+            <wp:effectExtent l="0" t="0" r="2540" b="5080"/>
+            <wp:docPr id="3" name="Picture 3"/>
+            <wp:cNvGraphicFramePr>
+              <a:graphicFrameLocks xmlns:a="http://schemas.openxmlformats.org/drawingml/2006/main" noChangeAspect="1"/>
+            </wp:cNvGraphicFramePr>
+            <a:graphic xmlns:a="http://schemas.openxmlformats.org/drawingml/2006/main">
+              <a:graphicData uri="http://schemas.openxmlformats.org/drawingml/2006/picture">
+                <pic:pic xmlns:pic="http://schemas.openxmlformats.org/drawingml/2006/picture">
+                  <pic:nvPicPr>
+                    <pic:cNvPr id="1" name=""/>
+                    <pic:cNvPicPr/>
+                  </pic:nvPicPr>
+                  <pic:blipFill>
+                    <a:blip r:embed="rId7"/>
+                    <a:stretch>
+                      <a:fillRect/>
+                    </a:stretch>
+                  </pic:blipFill>
+                  <pic:spPr>
+                    <a:xfrm>
+                      <a:off x="0" y="0"/>
+                      <a:ext cx="5731510" cy="2223770"/>
+                    </a:xfrm>
+                    <a:prstGeom prst="rect">
+                      <a:avLst/>
+                    </a:prstGeom>
+                  </pic:spPr>
+                </pic:pic>
+              </a:graphicData>
+            </a:graphic>
+          </wp:inline>
+        </w:drawing>
+      </w:r>
+    </w:p>
+    <w:p>
+      <w:pPr>
+        <w:rPr>
+          <w:rFonts w:cstheme="minorHAnsi"/>
+        </w:rPr>
+      </w:pPr>
+    </w:p>
+    <w:p>
+      <w:pPr>
+        <w:rPr>
+          <w:rFonts w:cstheme="minorHAnsi"/>
+        </w:rPr>
+      </w:pPr>
+      <w:r>
+        <w:rPr>
+          <w:rFonts w:cstheme="minorHAnsi"/>
+        </w:rPr>
+        <w:drawing>
+          <wp:inline distT="0" distB="0" distL="0" distR="0" wp14:anchorId="40933882" wp14:editId="15FC7DE5">
+            <wp:extent cx="5731510" cy="2392045"/>
+            <wp:effectExtent l="0" t="0" r="2540" b="8255"/>
+            <wp:docPr id="4" name="Picture 4"/>
+            <wp:cNvGraphicFramePr>
+              <a:graphicFrameLocks xmlns:a="http://schemas.openxmlformats.org/drawingml/2006/main" noChangeAspect="1"/>
+            </wp:cNvGraphicFramePr>
+            <a:graphic xmlns:a="http://schemas.openxmlformats.org/drawingml/2006/main">
+              <a:graphicData uri="http://schemas.openxmlformats.org/drawingml/2006/picture">
+                <pic:pic xmlns:pic="http://schemas.openxmlformats.org/drawingml/2006/picture">
+                  <pic:nvPicPr>
+                    <pic:cNvPr id="1" name=""/>
+                    <pic:cNvPicPr/>
+                  </pic:nvPicPr>
+                  <pic:blipFill>
+                    <a:blip r:embed="rId8"/>
+                    <a:stretch>
+                      <a:fillRect/>
+                    </a:stretch>
+                  </pic:blipFill>
+                  <pic:spPr>
+                    <a:xfrm>
+                      <a:off x="0" y="0"/>
+                      <a:ext cx="5731510" cy="2392045"/>
+                    </a:xfrm>
+                    <a:prstGeom prst="rect">
+                      <a:avLst/>
+                    </a:prstGeom>
+                  </pic:spPr>
+                </pic:pic>
+              </a:graphicData>
+            </a:graphic>
+          </wp:inline>
+        </w:drawing>
+      </w:r>
+      <w:r>
+        <w:rPr>
+          <w:rFonts w:cstheme="minorHAnsi"/>
+        </w:rPr>
+        <w:br/>
+      </w:r>
+      <w:r>
+        <w:rPr>
+          <w:rFonts w:cstheme="minorHAnsi"/>
+        </w:rPr>
+        <w:br/>
+        <w:t>There was positive feedback on the websites looks and styles of the website, with compliments about the colour scheme, theme, and feel of the website.</w:t>
+      </w:r>
+    </w:p>
+    <w:p>
+      <w:pPr>
+        <w:rPr>
+          <w:rFonts w:cstheme="minorHAnsi"/>
+        </w:rPr>
+      </w:pPr>
+      <w:r>
+        <w:rPr>
+          <w:rFonts w:cstheme="minorHAnsi"/>
+        </w:rPr>
+        <w:lastRenderedPageBreak/>
+        <w:drawing>
+          <wp:inline distT="0" distB="0" distL="0" distR="0" wp14:anchorId="62981BFB" wp14:editId="69ED664E">
+            <wp:extent cx="5731510" cy="2209165"/>
+            <wp:effectExtent l="0" t="0" r="2540" b="635"/>
+            <wp:docPr id="5" name="Picture 5"/>
+            <wp:cNvGraphicFramePr>
+              <a:graphicFrameLocks xmlns:a="http://schemas.openxmlformats.org/drawingml/2006/main" noChangeAspect="1"/>
+            </wp:cNvGraphicFramePr>
+            <a:graphic xmlns:a="http://schemas.openxmlformats.org/drawingml/2006/main">
+              <a:graphicData uri="http://schemas.openxmlformats.org/drawingml/2006/picture">
+                <pic:pic xmlns:pic="http://schemas.openxmlformats.org/drawingml/2006/picture">
+                  <pic:nvPicPr>
+                    <pic:cNvPr id="1" name=""/>
+                    <pic:cNvPicPr/>
+                  </pic:nvPicPr>
+                  <pic:blipFill>
+                    <a:blip r:embed="rId9"/>
+                    <a:stretch>
+                      <a:fillRect/>
+                    </a:stretch>
+                  </pic:blipFill>
+                  <pic:spPr>
+                    <a:xfrm>
+                      <a:off x="0" y="0"/>
+                      <a:ext cx="5731510" cy="2209165"/>
+                    </a:xfrm>
+                    <a:prstGeom prst="rect">
+                      <a:avLst/>
+                    </a:prstGeom>
+                  </pic:spPr>
+                </pic:pic>
+              </a:graphicData>
+            </a:graphic>
+          </wp:inline>
+        </w:drawing>
+      </w:r>
+    </w:p>
+    <w:p>
+      <w:pPr>
+        <w:rPr>
+          <w:rFonts w:cstheme="minorHAnsi"/>
+        </w:rPr>
+      </w:pPr>
+    </w:p>
+    <w:p>
+      <w:pPr>
+        <w:rPr>
+          <w:rFonts w:cstheme="minorHAnsi"/>
+        </w:rPr>
+      </w:pPr>
+      <w:r>
+        <w:rPr>
+          <w:rFonts w:cstheme="minorHAnsi"/>
+        </w:rPr>
+        <w:drawing>
+          <wp:inline distT="0" distB="0" distL="0" distR="0" wp14:anchorId="2F7578DE" wp14:editId="241BD939">
+            <wp:extent cx="5731510" cy="2254250"/>
+            <wp:effectExtent l="0" t="0" r="2540" b="0"/>
+            <wp:docPr id="6" name="Picture 6"/>
+            <wp:cNvGraphicFramePr>
+              <a:graphicFrameLocks xmlns:a="http://schemas.openxmlformats.org/drawingml/2006/main" noChangeAspect="1"/>
+            </wp:cNvGraphicFramePr>
+            <a:graphic xmlns:a="http://schemas.openxmlformats.org/drawingml/2006/main">
+              <a:graphicData uri="http://schemas.openxmlformats.org/drawingml/2006/picture">
+                <pic:pic xmlns:pic="http://schemas.openxmlformats.org/drawingml/2006/picture">
+                  <pic:nvPicPr>
+                    <pic:cNvPr id="1" name=""/>
+                    <pic:cNvPicPr/>
+                  </pic:nvPicPr>
+                  <pic:blipFill>
+                    <a:blip r:embed="rId10"/>
+                    <a:stretch>
+                      <a:fillRect/>
+                    </a:stretch>
+                  </pic:blipFill>
+                  <pic:spPr>
+                    <a:xfrm>
+                      <a:off x="0" y="0"/>
+                      <a:ext cx="5731510" cy="2254250"/>
+                    </a:xfrm>
+                    <a:prstGeom prst="rect">
+                      <a:avLst/>
+                    </a:prstGeom>
+                  </pic:spPr>
+                </pic:pic>
+              </a:graphicData>
+            </a:graphic>
+          </wp:inline>
+        </w:drawing>
+      </w:r>
+    </w:p>
+    <w:p>
+      <w:pPr>
+        <w:rPr>
+          <w:rFonts w:cstheme="minorHAnsi"/>
+        </w:rPr>
+      </w:pPr>
+    </w:p>
+    <w:p>
+      <w:pPr>
+        <w:rPr>
+          <w:rFonts w:cstheme="minorHAnsi"/>
+        </w:rPr>
+      </w:pPr>
+      <w:r>
+        <w:rPr>
+          <w:rFonts w:cstheme="minorHAnsi"/>
+        </w:rPr>
+        <w:drawing>
+          <wp:inline distT="0" distB="0" distL="0" distR="0" wp14:anchorId="2BF90903" wp14:editId="14DE6730">
+            <wp:extent cx="5731510" cy="2654935"/>
+            <wp:effectExtent l="0" t="0" r="2540" b="0"/>
+            <wp:docPr id="7" name="Picture 7"/>
+            <wp:cNvGraphicFramePr>
+              <a:graphicFrameLocks xmlns:a="http://schemas.openxmlformats.org/drawingml/2006/main" noChangeAspect="1"/>
+            </wp:cNvGraphicFramePr>
+            <a:graphic xmlns:a="http://schemas.openxmlformats.org/drawingml/2006/main">
+              <a:graphicData uri="http://schemas.openxmlformats.org/drawingml/2006/picture">
+                <pic:pic xmlns:pic="http://schemas.openxmlformats.org/drawingml/2006/picture">
+                  <pic:nvPicPr>
+                    <pic:cNvPr id="1" name=""/>
+                    <pic:cNvPicPr/>
+                  </pic:nvPicPr>
+                  <pic:blipFill>
+                    <a:blip r:embed="rId11"/>
+                    <a:stretch>
+                      <a:fillRect/>
+                    </a:stretch>
+                  </pic:blipFill>
+                  <pic:spPr>
+                    <a:xfrm>
+                      <a:off x="0" y="0"/>
+                      <a:ext cx="5731510" cy="2654935"/>
+                    </a:xfrm>
+                    <a:prstGeom prst="rect">
+                      <a:avLst/>
+                    </a:prstGeom>
+                  </pic:spPr>
+                </pic:pic>
+              </a:graphicData>
+            </a:graphic>
+          </wp:inline>
+        </w:drawing>
+      </w:r>
+    </w:p>
+    <w:p>
+      <w:pPr>
+        <w:rPr>
+          <w:rFonts w:cstheme="minorHAnsi"/>
+        </w:rPr>
+      </w:pPr>
+    </w:p>
+    <w:p>
+      <w:pPr>
+        <w:rPr>
+          <w:rFonts w:cstheme="minorHAnsi"/>
+        </w:rPr>
+      </w:pPr>
+      <w:r>
+        <w:rPr>
+          <w:rFonts w:cstheme="minorHAnsi"/>
+        </w:rPr>
+        <w:t xml:space="preserve">Users </w:t>
+      </w:r>
+      <w:proofErr w:type="spellStart"/>
+      <w:r>
+        <w:rPr>
+          <w:rFonts w:cstheme="minorHAnsi"/>
+        </w:rPr>
+        <w:t>compleained</w:t>
+      </w:r>
+      <w:proofErr w:type="spellEnd"/>
+      <w:r>
+        <w:rPr>
+          <w:rFonts w:cstheme="minorHAnsi"/>
+        </w:rPr>
+        <w:t xml:space="preserve"> about producers having the same profile pictures</w:t>
+      </w:r>
+      <w:r>
+        <w:rPr>
+          <w:rFonts w:cstheme="minorHAnsi"/>
+        </w:rPr>
+        <w:t>, making it feel less professional, but these are only place holder images due to it being seeded data and are editable by the Admin.</w:t>
+      </w:r>
+      <w:r>
+        <w:rPr>
+          <w:rFonts w:cstheme="minorHAnsi"/>
+        </w:rPr>
+        <w:br/>
+      </w:r>
+      <w:r>
+        <w:rPr>
+          <w:rFonts w:cstheme="minorHAnsi"/>
+        </w:rPr>
+        <w:lastRenderedPageBreak/>
+        <w:drawing>
+          <wp:inline distT="0" distB="0" distL="0" distR="0" wp14:anchorId="3B994381" wp14:editId="7379F520">
+            <wp:extent cx="5731510" cy="2630170"/>
+            <wp:effectExtent l="0" t="0" r="2540" b="0"/>
+            <wp:docPr id="8" name="Picture 8"/>
+            <wp:cNvGraphicFramePr>
+              <a:graphicFrameLocks xmlns:a="http://schemas.openxmlformats.org/drawingml/2006/main" noChangeAspect="1"/>
+            </wp:cNvGraphicFramePr>
+            <a:graphic xmlns:a="http://schemas.openxmlformats.org/drawingml/2006/main">
+              <a:graphicData uri="http://schemas.openxmlformats.org/drawingml/2006/picture">
+                <pic:pic xmlns:pic="http://schemas.openxmlformats.org/drawingml/2006/picture">
+                  <pic:nvPicPr>
+                    <pic:cNvPr id="1" name=""/>
+                    <pic:cNvPicPr/>
+                  </pic:nvPicPr>
+                  <pic:blipFill>
+                    <a:blip r:embed="rId12"/>
+                    <a:stretch>
+                      <a:fillRect/>
+                    </a:stretch>
+                  </pic:blipFill>
+                  <pic:spPr>
+                    <a:xfrm>
+                      <a:off x="0" y="0"/>
+                      <a:ext cx="5731510" cy="2630170"/>
+                    </a:xfrm>
+                    <a:prstGeom prst="rect">
+                      <a:avLst/>
+                    </a:prstGeom>
+                  </pic:spPr>
+                </pic:pic>
+              </a:graphicData>
+            </a:graphic>
+          </wp:inline>
+        </w:drawing>
+      </w:r>
+      <w:r>
+        <w:rPr>
+          <w:rFonts w:cstheme="minorHAnsi"/>
+        </w:rPr>
+        <w:br/>
+      </w:r>
+      <w:r>
+        <w:rPr>
+          <w:rFonts w:cstheme="minorHAnsi"/>
+        </w:rPr>
+        <w:br/>
+        <w:t xml:space="preserve">For the navigation questions there were positive reviews </w:t>
+      </w:r>
+      <w:r>
+        <w:rPr>
+          <w:rFonts w:cstheme="minorHAnsi"/>
+        </w:rPr>
+        <w:t>on navigating tot the products page</w:t>
+      </w:r>
+      <w:r>
+        <w:rPr>
+          <w:rFonts w:cstheme="minorHAnsi"/>
+        </w:rPr>
+        <w:br/>
+      </w:r>
+      <w:r>
+        <w:rPr>
+          <w:rFonts w:cstheme="minorHAnsi"/>
+        </w:rPr>
+        <w:br/>
+      </w:r>
+      <w:r>
+        <w:rPr>
+          <w:rFonts w:cstheme="minorHAnsi"/>
+        </w:rPr>
+        <w:drawing>
+          <wp:inline distT="0" distB="0" distL="0" distR="0" wp14:anchorId="6388BB9F" wp14:editId="6A8878A7">
+            <wp:extent cx="5731510" cy="3051175"/>
+            <wp:effectExtent l="0" t="0" r="2540" b="0"/>
+            <wp:docPr id="9" name="Picture 9"/>
+            <wp:cNvGraphicFramePr>
+              <a:graphicFrameLocks xmlns:a="http://schemas.openxmlformats.org/drawingml/2006/main" noChangeAspect="1"/>
+            </wp:cNvGraphicFramePr>
+            <a:graphic xmlns:a="http://schemas.openxmlformats.org/drawingml/2006/main">
+              <a:graphicData uri="http://schemas.openxmlformats.org/drawingml/2006/picture">
+                <pic:pic xmlns:pic="http://schemas.openxmlformats.org/drawingml/2006/picture">
+                  <pic:nvPicPr>
+                    <pic:cNvPr id="1" name=""/>
+                    <pic:cNvPicPr/>
+                  </pic:nvPicPr>
+                  <pic:blipFill>
+                    <a:blip r:embed="rId13"/>
+                    <a:stretch>
+                      <a:fillRect/>
+                    </a:stretch>
+                  </pic:blipFill>
+                  <pic:spPr>
+                    <a:xfrm>
+                      <a:off x="0" y="0"/>
+                      <a:ext cx="5731510" cy="3051175"/>
+                    </a:xfrm>
+                    <a:prstGeom prst="rect">
+                      <a:avLst/>
+                    </a:prstGeom>
+                  </pic:spPr>
+                </pic:pic>
+              </a:graphicData>
+            </a:graphic>
+          </wp:inline>
+        </w:drawing>
+      </w:r>
+      <w:r>
+        <w:rPr>
+          <w:rFonts w:cstheme="minorHAnsi"/>
+        </w:rPr>
+        <w:br/>
+      </w:r>
+      <w:r>
+        <w:rPr>
+          <w:rFonts w:cstheme="minorHAnsi"/>
+        </w:rPr>
+        <w:br/>
+      </w:r>
+      <w:r>
+        <w:rPr>
+          <w:rFonts w:cstheme="minorHAnsi"/>
+        </w:rPr>
+        <w:drawing>
+          <wp:inline distT="0" distB="0" distL="0" distR="0" wp14:anchorId="15C150D3" wp14:editId="285B5454">
+            <wp:extent cx="5731510" cy="2409190"/>
+            <wp:effectExtent l="0" t="0" r="2540" b="0"/>
+            <wp:docPr id="12" name="Picture 12"/>
+            <wp:cNvGraphicFramePr>
+              <a:graphicFrameLocks xmlns:a="http://schemas.openxmlformats.org/drawingml/2006/main" noChangeAspect="1"/>
+            </wp:cNvGraphicFramePr>
+            <a:graphic xmlns:a="http://schemas.openxmlformats.org/drawingml/2006/main">
+              <a:graphicData uri="http://schemas.openxmlformats.org/drawingml/2006/picture">
+                <pic:pic xmlns:pic="http://schemas.openxmlformats.org/drawingml/2006/picture">
+                  <pic:nvPicPr>
+                    <pic:cNvPr id="1" name=""/>
+                    <pic:cNvPicPr/>
+                  </pic:nvPicPr>
+                  <pic:blipFill>
+                    <a:blip r:embed="rId14"/>
+                    <a:stretch>
+                      <a:fillRect/>
+                    </a:stretch>
+                  </pic:blipFill>
+                  <pic:spPr>
+                    <a:xfrm>
+                      <a:off x="0" y="0"/>
+                      <a:ext cx="5731510" cy="2409190"/>
+                    </a:xfrm>
+                    <a:prstGeom prst="rect">
+                      <a:avLst/>
+                    </a:prstGeom>
+                  </pic:spPr>
+                </pic:pic>
+              </a:graphicData>
+            </a:graphic>
+          </wp:inline>
+        </w:drawing>
+      </w:r>
+    </w:p>
+    <w:p>
+      <w:pPr>
+        <w:rPr>
+          <w:rFonts w:cstheme="minorHAnsi"/>
+        </w:rPr>
+      </w:pPr>
+      <w:r>
+        <w:rPr>
+          <w:rFonts w:cstheme="minorHAnsi"/>
+        </w:rPr>
+        <w:lastRenderedPageBreak/>
+        <w:t>A user complained about the dashboard for the users not being conventionally named, that makes sense as it would be better if it was named “profile”.</w:t>
+      </w:r>
+      <w:r>
+        <w:rPr>
+          <w:rFonts w:cstheme="minorHAnsi"/>
+        </w:rPr>
+        <w:br/>
+      </w:r>
+      <w:r>
+        <w:rPr>
+          <w:rFonts w:cstheme="minorHAnsi"/>
+        </w:rPr>
+        <w:br/>
+      </w:r>
+      <w:r>
+        <w:rPr>
+          <w:rFonts w:cstheme="minorHAnsi"/>
+        </w:rPr>
+        <w:drawing>
+          <wp:inline distT="0" distB="0" distL="0" distR="0" wp14:anchorId="29A904DA" wp14:editId="3285F4F1">
+            <wp:extent cx="5731510" cy="2376805"/>
+            <wp:effectExtent l="0" t="0" r="2540" b="4445"/>
+            <wp:docPr id="13" name="Picture 13"/>
+            <wp:cNvGraphicFramePr>
+              <a:graphicFrameLocks xmlns:a="http://schemas.openxmlformats.org/drawingml/2006/main" noChangeAspect="1"/>
+            </wp:cNvGraphicFramePr>
+            <a:graphic xmlns:a="http://schemas.openxmlformats.org/drawingml/2006/main">
+              <a:graphicData uri="http://schemas.openxmlformats.org/drawingml/2006/picture">
+                <pic:pic xmlns:pic="http://schemas.openxmlformats.org/drawingml/2006/picture">
+                  <pic:nvPicPr>
+                    <pic:cNvPr id="1" name=""/>
+                    <pic:cNvPicPr/>
+                  </pic:nvPicPr>
+                  <pic:blipFill>
+                    <a:blip r:embed="rId15"/>
+                    <a:stretch>
+                      <a:fillRect/>
+                    </a:stretch>
+                  </pic:blipFill>
+                  <pic:spPr>
+                    <a:xfrm>
+                      <a:off x="0" y="0"/>
+                      <a:ext cx="5731510" cy="2376805"/>
+                    </a:xfrm>
+                    <a:prstGeom prst="rect">
+                      <a:avLst/>
+                    </a:prstGeom>
+                  </pic:spPr>
+                </pic:pic>
+              </a:graphicData>
+            </a:graphic>
+          </wp:inline>
+        </w:drawing>
+      </w:r>
+      <w:r>
+        <w:rPr>
+          <w:rFonts w:cstheme="minorHAnsi"/>
+        </w:rPr>
+        <w:br/>
+        <w:t>On the browsing</w:t>
+      </w:r>
+      <w:r>
+        <w:rPr>
+          <w:rFonts w:cstheme="minorHAnsi"/>
+        </w:rPr>
+        <w:t xml:space="preserve"> products section, I had positive reviews on finding products, filters, how useful they found it, amount of information displayed to them on the products detail’s pages.</w:t>
+      </w:r>
+      <w:r>
+        <w:rPr>
+          <w:rFonts w:cstheme="minorHAnsi"/>
+        </w:rPr>
+        <w:br/>
+        <w:t>The page got decent or poor reviews on the information shown to them.</w:t>
+      </w:r>
+      <w:r>
+        <w:rPr>
+          <w:rFonts w:cstheme="minorHAnsi"/>
+        </w:rPr>
+        <w:br/>
+      </w:r>
+      <w:r>
+        <w:rPr>
+          <w:rFonts w:cstheme="minorHAnsi"/>
+        </w:rPr>
+        <w:br/>
+      </w:r>
+      <w:r>
+        <w:rPr>
+          <w:rFonts w:cstheme="minorHAnsi"/>
+        </w:rPr>
+        <w:drawing>
+          <wp:inline distT="0" distB="0" distL="0" distR="0" wp14:anchorId="13BFB888" wp14:editId="2BC879D3">
+            <wp:extent cx="5731510" cy="5100320"/>
+            <wp:effectExtent l="0" t="0" r="2540" b="5080"/>
+            <wp:docPr id="14" name="Picture 14"/>
+            <wp:cNvGraphicFramePr>
+              <a:graphicFrameLocks xmlns:a="http://schemas.openxmlformats.org/drawingml/2006/main" noChangeAspect="1"/>
+            </wp:cNvGraphicFramePr>
+            <a:graphic xmlns:a="http://schemas.openxmlformats.org/drawingml/2006/main">
+              <a:graphicData uri="http://schemas.openxmlformats.org/drawingml/2006/picture">
+                <pic:pic xmlns:pic="http://schemas.openxmlformats.org/drawingml/2006/picture">
+                  <pic:nvPicPr>
+                    <pic:cNvPr id="1" name=""/>
+                    <pic:cNvPicPr/>
+                  </pic:nvPicPr>
+                  <pic:blipFill>
+                    <a:blip r:embed="rId16"/>
+                    <a:stretch>
+                      <a:fillRect/>
+                    </a:stretch>
+                  </pic:blipFill>
+                  <pic:spPr>
+                    <a:xfrm>
+                      <a:off x="0" y="0"/>
+                      <a:ext cx="5731510" cy="5100320"/>
+                    </a:xfrm>
+                    <a:prstGeom prst="rect">
+                      <a:avLst/>
+                    </a:prstGeom>
+                  </pic:spPr>
+                </pic:pic>
+              </a:graphicData>
+            </a:graphic>
+          </wp:inline>
+        </w:drawing>
+      </w:r>
+      <w:r>
+        <w:rPr>
+          <w:rFonts w:cstheme="minorHAnsi"/>
+        </w:rPr>
+        <w:br/>
+      </w:r>
+      <w:r>
+        <w:rPr>
+          <w:rFonts w:cstheme="minorHAnsi"/>
+        </w:rPr>
+        <w:lastRenderedPageBreak/>
+        <w:drawing>
+          <wp:inline distT="0" distB="0" distL="0" distR="0" wp14:anchorId="618A63CA" wp14:editId="472F54D1">
+            <wp:extent cx="5731510" cy="2640330"/>
+            <wp:effectExtent l="0" t="0" r="2540" b="7620"/>
+            <wp:docPr id="15" name="Picture 15"/>
+            <wp:cNvGraphicFramePr>
+              <a:graphicFrameLocks xmlns:a="http://schemas.openxmlformats.org/drawingml/2006/main" noChangeAspect="1"/>
+            </wp:cNvGraphicFramePr>
+            <a:graphic xmlns:a="http://schemas.openxmlformats.org/drawingml/2006/main">
+              <a:graphicData uri="http://schemas.openxmlformats.org/drawingml/2006/picture">
+                <pic:pic xmlns:pic="http://schemas.openxmlformats.org/drawingml/2006/picture">
+                  <pic:nvPicPr>
+                    <pic:cNvPr id="1" name=""/>
+                    <pic:cNvPicPr/>
+                  </pic:nvPicPr>
+                  <pic:blipFill>
+                    <a:blip r:embed="rId17"/>
+                    <a:stretch>
+                      <a:fillRect/>
+                    </a:stretch>
+                  </pic:blipFill>
+                  <pic:spPr>
+                    <a:xfrm>
+                      <a:off x="0" y="0"/>
+                      <a:ext cx="5731510" cy="2640330"/>
+                    </a:xfrm>
+                    <a:prstGeom prst="rect">
+                      <a:avLst/>
+                    </a:prstGeom>
+                  </pic:spPr>
+                </pic:pic>
+              </a:graphicData>
+            </a:graphic>
+          </wp:inline>
+        </w:drawing>
+      </w:r>
+      <w:r>
+        <w:rPr>
+          <w:rFonts w:cstheme="minorHAnsi"/>
+        </w:rPr>
+        <w:br/>
+      </w:r>
+      <w:r>
+        <w:rPr>
+          <w:rFonts w:cstheme="minorHAnsi"/>
+        </w:rPr>
+        <w:br/>
+        <w:t>On the basket section this section is really important as this is one of the core pages for the web application.</w:t>
+      </w:r>
+      <w:r>
+        <w:rPr>
+          <w:rFonts w:cstheme="minorHAnsi"/>
+        </w:rPr>
+        <w:br/>
+        <w:t xml:space="preserve">The web application got high reviews scoring 100% on almost every question. Which is good </w:t>
+      </w:r>
+      <w:r>
+        <w:rPr>
+          <w:rFonts w:cstheme="minorHAnsi"/>
+        </w:rPr>
+        <w:t>showing that the functionality and logic of the basket page works properly.</w:t>
+      </w:r>
+      <w:r>
+        <w:rPr>
+          <w:rFonts w:cstheme="minorHAnsi"/>
+        </w:rPr>
+        <w:br/>
+      </w:r>
+      <w:r>
+        <w:rPr>
+          <w:rFonts w:cstheme="minorHAnsi"/>
+        </w:rPr>
+        <w:t xml:space="preserve"> </w:t>
+      </w:r>
+      <w:r>
+        <w:rPr>
+          <w:rFonts w:cstheme="minorHAnsi"/>
+        </w:rPr>
+        <w:lastRenderedPageBreak/>
+        <w:drawing>
+          <wp:inline distT="0" distB="0" distL="0" distR="0" wp14:anchorId="4619828B" wp14:editId="69395262">
+            <wp:extent cx="5731510" cy="5164455"/>
+            <wp:effectExtent l="0" t="0" r="2540" b="0"/>
+            <wp:docPr id="16" name="Picture 16"/>
+            <wp:cNvGraphicFramePr>
+              <a:graphicFrameLocks xmlns:a="http://schemas.openxmlformats.org/drawingml/2006/main" noChangeAspect="1"/>
+            </wp:cNvGraphicFramePr>
+            <a:graphic xmlns:a="http://schemas.openxmlformats.org/drawingml/2006/main">
+              <a:graphicData uri="http://schemas.openxmlformats.org/drawingml/2006/picture">
+                <pic:pic xmlns:pic="http://schemas.openxmlformats.org/drawingml/2006/picture">
+                  <pic:nvPicPr>
+                    <pic:cNvPr id="1" name=""/>
+                    <pic:cNvPicPr/>
+                  </pic:nvPicPr>
+                  <pic:blipFill>
+                    <a:blip r:embed="rId18"/>
+                    <a:stretch>
+                      <a:fillRect/>
+                    </a:stretch>
+                  </pic:blipFill>
+                  <pic:spPr>
+                    <a:xfrm>
+                      <a:off x="0" y="0"/>
+                      <a:ext cx="5731510" cy="5164455"/>
+                    </a:xfrm>
+                    <a:prstGeom prst="rect">
+                      <a:avLst/>
+                    </a:prstGeom>
+                  </pic:spPr>
+                </pic:pic>
+              </a:graphicData>
+            </a:graphic>
+          </wp:inline>
+        </w:drawing>
+      </w:r>
+      <w:r>
+        <w:rPr>
+          <w:rFonts w:cstheme="minorHAnsi"/>
+        </w:rPr>
+        <w:br/>
+      </w:r>
+      <w:r>
+        <w:rPr>
+          <w:rFonts w:cstheme="minorHAnsi"/>
+        </w:rPr>
+        <w:lastRenderedPageBreak/>
+        <w:drawing>
+          <wp:inline distT="0" distB="0" distL="0" distR="0" wp14:anchorId="2E72E8B4" wp14:editId="70B0F337">
+            <wp:extent cx="5731510" cy="5175250"/>
+            <wp:effectExtent l="0" t="0" r="2540" b="6350"/>
+            <wp:docPr id="17" name="Picture 17"/>
+            <wp:cNvGraphicFramePr>
+              <a:graphicFrameLocks xmlns:a="http://schemas.openxmlformats.org/drawingml/2006/main" noChangeAspect="1"/>
+            </wp:cNvGraphicFramePr>
+            <a:graphic xmlns:a="http://schemas.openxmlformats.org/drawingml/2006/main">
+              <a:graphicData uri="http://schemas.openxmlformats.org/drawingml/2006/picture">
+                <pic:pic xmlns:pic="http://schemas.openxmlformats.org/drawingml/2006/picture">
+                  <pic:nvPicPr>
+                    <pic:cNvPr id="1" name=""/>
+                    <pic:cNvPicPr/>
+                  </pic:nvPicPr>
+                  <pic:blipFill>
+                    <a:blip r:embed="rId19"/>
+                    <a:stretch>
+                      <a:fillRect/>
+                    </a:stretch>
+                  </pic:blipFill>
+                  <pic:spPr>
+                    <a:xfrm>
+                      <a:off x="0" y="0"/>
+                      <a:ext cx="5731510" cy="5175250"/>
+                    </a:xfrm>
+                    <a:prstGeom prst="rect">
+                      <a:avLst/>
+                    </a:prstGeom>
+                  </pic:spPr>
+                </pic:pic>
+              </a:graphicData>
+            </a:graphic>
+          </wp:inline>
+        </w:drawing>
+      </w:r>
+    </w:p>
+    <w:p>
+      <w:pPr>
+        <w:rPr>
+          <w:rFonts w:cstheme="minorHAnsi"/>
+        </w:rPr>
+      </w:pPr>
+      <w:r>
+        <w:rPr>
+          <w:rFonts w:cstheme="minorHAnsi"/>
+        </w:rPr>
+        <w:lastRenderedPageBreak/>
+        <w:t xml:space="preserve"> </w:t>
+      </w:r>
+      <w:r>
+        <w:rPr>
+          <w:rFonts w:cstheme="minorHAnsi"/>
+        </w:rPr>
+        <w:drawing>
+          <wp:inline distT="0" distB="0" distL="0" distR="0" wp14:anchorId="24BA2EE2" wp14:editId="243815CE">
+            <wp:extent cx="5731510" cy="5188585"/>
+            <wp:effectExtent l="0" t="0" r="2540" b="0"/>
+            <wp:docPr id="18" name="Picture 18"/>
+            <wp:cNvGraphicFramePr>
+              <a:graphicFrameLocks xmlns:a="http://schemas.openxmlformats.org/drawingml/2006/main" noChangeAspect="1"/>
+            </wp:cNvGraphicFramePr>
+            <a:graphic xmlns:a="http://schemas.openxmlformats.org/drawingml/2006/main">
+              <a:graphicData uri="http://schemas.openxmlformats.org/drawingml/2006/picture">
+                <pic:pic xmlns:pic="http://schemas.openxmlformats.org/drawingml/2006/picture">
+                  <pic:nvPicPr>
+                    <pic:cNvPr id="1" name=""/>
+                    <pic:cNvPicPr/>
+                  </pic:nvPicPr>
+                  <pic:blipFill>
+                    <a:blip r:embed="rId20"/>
+                    <a:stretch>
+                      <a:fillRect/>
+                    </a:stretch>
+                  </pic:blipFill>
+                  <pic:spPr>
+                    <a:xfrm>
+                      <a:off x="0" y="0"/>
+                      <a:ext cx="5731510" cy="5188585"/>
+                    </a:xfrm>
+                    <a:prstGeom prst="rect">
+                      <a:avLst/>
+                    </a:prstGeom>
+                  </pic:spPr>
+                </pic:pic>
+              </a:graphicData>
+            </a:graphic>
+          </wp:inline>
+        </w:drawing>
+      </w:r>
+      <w:r>
+        <w:rPr>
+          <w:rFonts w:cstheme="minorHAnsi"/>
+        </w:rPr>
+        <w:br/>
+      </w:r>
+      <w:r>
+        <w:rPr>
+          <w:rFonts w:cstheme="minorHAnsi"/>
+        </w:rPr>
+        <w:br/>
+        <w:t>There was some criticism on how to obtain discount codes that weren’t locked behind the loyalty rewards and I am aware users have now ay of getting to know about it</w:t>
+      </w:r>
+      <w:r>
+        <w:rPr>
+          <w:rFonts w:cstheme="minorHAnsi"/>
+        </w:rPr>
+        <w:br/>
+      </w:r>
+      <w:r>
+        <w:rPr>
+          <w:rFonts w:cstheme="minorHAnsi"/>
+        </w:rPr>
+        <w:drawing>
+          <wp:inline distT="0" distB="0" distL="0" distR="0" wp14:anchorId="76057C32" wp14:editId="3C97B8EA">
+            <wp:extent cx="5731510" cy="2245360"/>
+            <wp:effectExtent l="0" t="0" r="2540" b="2540"/>
+            <wp:docPr id="19" name="Picture 19"/>
+            <wp:cNvGraphicFramePr>
+              <a:graphicFrameLocks xmlns:a="http://schemas.openxmlformats.org/drawingml/2006/main" noChangeAspect="1"/>
+            </wp:cNvGraphicFramePr>
+            <a:graphic xmlns:a="http://schemas.openxmlformats.org/drawingml/2006/main">
+              <a:graphicData uri="http://schemas.openxmlformats.org/drawingml/2006/picture">
+                <pic:pic xmlns:pic="http://schemas.openxmlformats.org/drawingml/2006/picture">
+                  <pic:nvPicPr>
+                    <pic:cNvPr id="1" name=""/>
+                    <pic:cNvPicPr/>
+                  </pic:nvPicPr>
+                  <pic:blipFill>
+                    <a:blip r:embed="rId21"/>
+                    <a:stretch>
+                      <a:fillRect/>
+                    </a:stretch>
+                  </pic:blipFill>
+                  <pic:spPr>
+                    <a:xfrm>
+                      <a:off x="0" y="0"/>
+                      <a:ext cx="5731510" cy="2245360"/>
+                    </a:xfrm>
+                    <a:prstGeom prst="rect">
+                      <a:avLst/>
+                    </a:prstGeom>
+                  </pic:spPr>
+                </pic:pic>
+              </a:graphicData>
+            </a:graphic>
+          </wp:inline>
+        </w:drawing>
+      </w:r>
+      <w:r>
+        <w:rPr>
+          <w:rFonts w:cstheme="minorHAnsi"/>
+        </w:rPr>
+        <w:br/>
+      </w:r>
+      <w:r>
+        <w:rPr>
+          <w:rFonts w:cstheme="minorHAnsi"/>
+        </w:rPr>
+        <w:br/>
+        <w:t>Checkout and placing an order</w:t>
+      </w:r>
+      <w:r>
+        <w:rPr>
+          <w:rFonts w:cstheme="minorHAnsi"/>
+        </w:rPr>
+        <w:br/>
+        <w:t xml:space="preserve">This is a continuation of the basket, the ordering and confirmation process is a core aspect of the </w:t>
+      </w:r>
+      <w:r>
+        <w:rPr>
+          <w:rFonts w:cstheme="minorHAnsi"/>
+        </w:rPr>
+        <w:lastRenderedPageBreak/>
+        <w:t>greenfield experience, covering things like checking out an order, and confirming the order, choosing delivery types, payment. Etc.</w:t>
+      </w:r>
+      <w:r>
+        <w:rPr>
+          <w:rFonts w:cstheme="minorHAnsi"/>
+        </w:rPr>
+        <w:br/>
+        <w:t>The checkout p</w:t>
+      </w:r>
+      <w:r>
+        <w:rPr>
+          <w:rFonts w:cstheme="minorHAnsi"/>
+        </w:rPr>
+        <w:t>r</w:t>
+      </w:r>
+      <w:r>
+        <w:rPr>
+          <w:rFonts w:cstheme="minorHAnsi"/>
+        </w:rPr>
+        <w:t xml:space="preserve">ocess was met well by the reviewers, </w:t>
+      </w:r>
+      <w:r>
+        <w:rPr>
+          <w:rFonts w:cstheme="minorHAnsi"/>
+        </w:rPr>
+        <w:t>receiving strong positive reviews from them.</w:t>
+      </w:r>
+      <w:r>
+        <w:rPr>
+          <w:rFonts w:cstheme="minorHAnsi"/>
+        </w:rPr>
+        <w:br/>
+      </w:r>
+      <w:r>
+        <w:rPr>
+          <w:rFonts w:cstheme="minorHAnsi"/>
+        </w:rPr>
+        <w:br/>
+      </w:r>
+      <w:r>
+        <w:rPr>
+          <w:rFonts w:cstheme="minorHAnsi"/>
+        </w:rPr>
+        <w:drawing>
+          <wp:inline distT="0" distB="0" distL="0" distR="0" wp14:anchorId="3D6C5E82" wp14:editId="3C41C287">
+            <wp:extent cx="5731510" cy="5636895"/>
+            <wp:effectExtent l="0" t="0" r="2540" b="1905"/>
+            <wp:docPr id="20" name="Picture 20"/>
+            <wp:cNvGraphicFramePr>
+              <a:graphicFrameLocks xmlns:a="http://schemas.openxmlformats.org/drawingml/2006/main" noChangeAspect="1"/>
+            </wp:cNvGraphicFramePr>
+            <a:graphic xmlns:a="http://schemas.openxmlformats.org/drawingml/2006/main">
+              <a:graphicData uri="http://schemas.openxmlformats.org/drawingml/2006/picture">
+                <pic:pic xmlns:pic="http://schemas.openxmlformats.org/drawingml/2006/picture">
+                  <pic:nvPicPr>
+                    <pic:cNvPr id="1" name=""/>
+                    <pic:cNvPicPr/>
+                  </pic:nvPicPr>
+                  <pic:blipFill>
+                    <a:blip r:embed="rId22"/>
+                    <a:stretch>
+                      <a:fillRect/>
+                    </a:stretch>
+                  </pic:blipFill>
+                  <pic:spPr>
+                    <a:xfrm>
+                      <a:off x="0" y="0"/>
+                      <a:ext cx="5731510" cy="5636895"/>
+                    </a:xfrm>
+                    <a:prstGeom prst="rect">
+                      <a:avLst/>
+                    </a:prstGeom>
+                  </pic:spPr>
+                </pic:pic>
+              </a:graphicData>
+            </a:graphic>
+          </wp:inline>
+        </w:drawing>
+      </w:r>
+      <w:r>
+        <w:rPr>
+          <w:rFonts w:cstheme="minorHAnsi"/>
+        </w:rPr>
+        <w:br/>
+        <w:t xml:space="preserve">Reviewers commented on the website not having proper validation for the address, currently </w:t>
+      </w:r>
+      <w:proofErr w:type="spellStart"/>
+      <w:r>
+        <w:rPr>
+          <w:rFonts w:cstheme="minorHAnsi"/>
+        </w:rPr>
+        <w:t>iut</w:t>
+      </w:r>
+      <w:proofErr w:type="spellEnd"/>
+      <w:r>
+        <w:rPr>
+          <w:rFonts w:cstheme="minorHAnsi"/>
+        </w:rPr>
+        <w:t xml:space="preserve"> only checks if something has been typed in and not if the address is valid.</w:t>
+      </w:r>
+      <w:r>
+        <w:rPr>
+          <w:rFonts w:cstheme="minorHAnsi"/>
+        </w:rPr>
+        <w:br/>
+      </w:r>
+      <w:r>
+        <w:rPr>
+          <w:rFonts w:cstheme="minorHAnsi"/>
+        </w:rPr>
+        <w:lastRenderedPageBreak/>
+        <w:drawing>
+          <wp:inline distT="0" distB="0" distL="0" distR="0" wp14:anchorId="112CD652" wp14:editId="064EAFA1">
+            <wp:extent cx="5731510" cy="2393950"/>
+            <wp:effectExtent l="0" t="0" r="2540" b="6350"/>
+            <wp:docPr id="21" name="Picture 21"/>
+            <wp:cNvGraphicFramePr>
+              <a:graphicFrameLocks xmlns:a="http://schemas.openxmlformats.org/drawingml/2006/main" noChangeAspect="1"/>
+            </wp:cNvGraphicFramePr>
+            <a:graphic xmlns:a="http://schemas.openxmlformats.org/drawingml/2006/main">
+              <a:graphicData uri="http://schemas.openxmlformats.org/drawingml/2006/picture">
+                <pic:pic xmlns:pic="http://schemas.openxmlformats.org/drawingml/2006/picture">
+                  <pic:nvPicPr>
+                    <pic:cNvPr id="1" name=""/>
+                    <pic:cNvPicPr/>
+                  </pic:nvPicPr>
+                  <pic:blipFill>
+                    <a:blip r:embed="rId23"/>
+                    <a:stretch>
+                      <a:fillRect/>
+                    </a:stretch>
+                  </pic:blipFill>
+                  <pic:spPr>
+                    <a:xfrm>
+                      <a:off x="0" y="0"/>
+                      <a:ext cx="5731510" cy="2393950"/>
+                    </a:xfrm>
+                    <a:prstGeom prst="rect">
+                      <a:avLst/>
+                    </a:prstGeom>
+                  </pic:spPr>
+                </pic:pic>
+              </a:graphicData>
+            </a:graphic>
+          </wp:inline>
+        </w:drawing>
+      </w:r>
+      <w:r>
+        <w:rPr>
+          <w:rFonts w:cstheme="minorHAnsi"/>
+        </w:rPr>
+        <w:br/>
+        <w:t xml:space="preserve">Users found the feature to choose a preferred delivery date very </w:t>
+      </w:r>
+      <w:proofErr w:type="spellStart"/>
+      <w:r>
+        <w:rPr>
+          <w:rFonts w:cstheme="minorHAnsi"/>
+        </w:rPr>
+        <w:t>sueful</w:t>
+      </w:r>
+      <w:proofErr w:type="spellEnd"/>
+      <w:r>
+        <w:rPr>
+          <w:rFonts w:cstheme="minorHAnsi"/>
+        </w:rPr>
+        <w:br/>
+      </w:r>
+      <w:r>
+        <w:rPr>
+          <w:rFonts w:cstheme="minorHAnsi"/>
+        </w:rPr>
+        <w:drawing>
+          <wp:inline distT="0" distB="0" distL="0" distR="0" wp14:anchorId="1EF6DC88" wp14:editId="0669F55D">
+            <wp:extent cx="5731510" cy="2846705"/>
+            <wp:effectExtent l="0" t="0" r="2540" b="0"/>
+            <wp:docPr id="23" name="Picture 23"/>
+            <wp:cNvGraphicFramePr>
+              <a:graphicFrameLocks xmlns:a="http://schemas.openxmlformats.org/drawingml/2006/main" noChangeAspect="1"/>
+            </wp:cNvGraphicFramePr>
+            <a:graphic xmlns:a="http://schemas.openxmlformats.org/drawingml/2006/main">
+              <a:graphicData uri="http://schemas.openxmlformats.org/drawingml/2006/picture">
+                <pic:pic xmlns:pic="http://schemas.openxmlformats.org/drawingml/2006/picture">
+                  <pic:nvPicPr>
+                    <pic:cNvPr id="1" name=""/>
+                    <pic:cNvPicPr/>
+                  </pic:nvPicPr>
+                  <pic:blipFill>
+                    <a:blip r:embed="rId24"/>
+                    <a:stretch>
+                      <a:fillRect/>
+                    </a:stretch>
+                  </pic:blipFill>
+                  <pic:spPr>
+                    <a:xfrm>
+                      <a:off x="0" y="0"/>
+                      <a:ext cx="5731510" cy="2846705"/>
+                    </a:xfrm>
+                    <a:prstGeom prst="rect">
+                      <a:avLst/>
+                    </a:prstGeom>
+                  </pic:spPr>
+                </pic:pic>
+              </a:graphicData>
+            </a:graphic>
+          </wp:inline>
+        </w:drawing>
+      </w:r>
+      <w:r>
+        <w:rPr>
+          <w:rFonts w:cstheme="minorHAnsi"/>
+        </w:rPr>
+        <w:br/>
+      </w:r>
+      <w:r>
+        <w:rPr>
+          <w:rFonts w:cstheme="minorHAnsi"/>
+        </w:rPr>
+        <w:br/>
+        <w:t xml:space="preserve">A good number of reviewers felt comfortable placing an order on this page, with the exception being </w:t>
+      </w:r>
+      <w:r>
+        <w:rPr>
+          <w:rFonts w:cstheme="minorHAnsi"/>
+        </w:rPr>
+        <w:lastRenderedPageBreak/>
+        <w:t>because of the address validation to confirm of the address is a real address.</w:t>
+      </w:r>
+      <w:r>
+        <w:rPr>
+          <w:rFonts w:cstheme="minorHAnsi"/>
+        </w:rPr>
+        <w:br/>
+      </w:r>
+      <w:r>
+        <w:rPr>
+          <w:rFonts w:cstheme="minorHAnsi"/>
+        </w:rPr>
+        <w:drawing>
+          <wp:inline distT="0" distB="0" distL="0" distR="0" wp14:anchorId="02525946" wp14:editId="3AB31090">
+            <wp:extent cx="5731510" cy="2868930"/>
+            <wp:effectExtent l="0" t="0" r="2540" b="7620"/>
+            <wp:docPr id="24" name="Picture 24"/>
+            <wp:cNvGraphicFramePr>
+              <a:graphicFrameLocks xmlns:a="http://schemas.openxmlformats.org/drawingml/2006/main" noChangeAspect="1"/>
+            </wp:cNvGraphicFramePr>
+            <a:graphic xmlns:a="http://schemas.openxmlformats.org/drawingml/2006/main">
+              <a:graphicData uri="http://schemas.openxmlformats.org/drawingml/2006/picture">
+                <pic:pic xmlns:pic="http://schemas.openxmlformats.org/drawingml/2006/picture">
+                  <pic:nvPicPr>
+                    <pic:cNvPr id="1" name=""/>
+                    <pic:cNvPicPr/>
+                  </pic:nvPicPr>
+                  <pic:blipFill>
+                    <a:blip r:embed="rId25"/>
+                    <a:stretch>
+                      <a:fillRect/>
+                    </a:stretch>
+                  </pic:blipFill>
+                  <pic:spPr>
+                    <a:xfrm>
+                      <a:off x="0" y="0"/>
+                      <a:ext cx="5731510" cy="2868930"/>
+                    </a:xfrm>
+                    <a:prstGeom prst="rect">
+                      <a:avLst/>
+                    </a:prstGeom>
+                  </pic:spPr>
+                </pic:pic>
+              </a:graphicData>
+            </a:graphic>
+          </wp:inline>
+        </w:drawing>
+      </w:r>
+    </w:p>
+    <w:p>
+      <w:pPr>
+        <w:rPr>
+          <w:rFonts w:cstheme="minorHAnsi"/>
+        </w:rPr>
+      </w:pPr>
+    </w:p>
+    <w:p>
+      <w:r>
+        <w:rPr>
+          <w:rFonts w:cstheme="minorHAnsi"/>
+        </w:rPr>
+        <w:t>The dashboard section</w:t>
+      </w:r>
+      <w:r>
+        <w:rPr>
+          <w:rFonts w:cstheme="minorHAnsi"/>
+        </w:rPr>
+        <w:br/>
+        <w:t>The dashboard serves as the central hum for producers, admins and s</w:t>
+      </w:r>
+      <w:r>
+        <w:rPr>
+          <w:rFonts w:cstheme="minorHAnsi"/>
+        </w:rPr>
+        <w:t>tandard users</w:t>
+      </w:r>
+      <w:r>
+        <w:rPr>
+          <w:rFonts w:cstheme="minorHAnsi"/>
+        </w:rPr>
+        <w:t xml:space="preserve">. </w:t>
+      </w:r>
+      <w:r>
+        <w:rPr>
+          <w:rFonts w:cstheme="minorHAnsi"/>
+        </w:rPr>
+        <w:t>R</w:t>
+      </w:r>
+      <w:r>
+        <w:rPr>
+          <w:rFonts w:cstheme="minorHAnsi"/>
+        </w:rPr>
+        <w:t>eviewers</w:t>
+      </w:r>
+      <w:r>
+        <w:rPr>
+          <w:rFonts w:cstheme="minorHAnsi"/>
+        </w:rPr>
+        <w:t xml:space="preserve"> were standard users and t</w:t>
+      </w:r>
+      <w:r>
+        <w:rPr>
+          <w:rFonts w:cstheme="minorHAnsi"/>
+        </w:rPr>
+        <w:t>e</w:t>
+      </w:r>
+      <w:r>
+        <w:rPr>
+          <w:rFonts w:cstheme="minorHAnsi"/>
+        </w:rPr>
+        <w:t>sted the dashboard for standard.</w:t>
+      </w:r>
+      <w:r>
+        <w:t xml:space="preserve"> </w:t>
+      </w:r>
+      <w:r>
+        <w:t>Collecting feedback on the dashboard is important because it helps identify whether users can easily find the information they need</w:t>
+      </w:r>
+      <w:r>
+        <w:br/>
+      </w:r>
+      <w:r>
+        <w:br/>
+      </w:r>
+      <w:r>
+        <w:rPr>
+          <w:rFonts w:cstheme="minorHAnsi"/>
+        </w:rPr>
+        <w:lastRenderedPageBreak/>
+        <w:drawing>
+          <wp:inline distT="0" distB="0" distL="0" distR="0" wp14:anchorId="766BDBF1" wp14:editId="2F7A24C8">
+            <wp:extent cx="5731510" cy="5323840"/>
+            <wp:effectExtent l="0" t="0" r="2540" b="0"/>
+            <wp:docPr id="25" name="Picture 25"/>
+            <wp:cNvGraphicFramePr>
+              <a:graphicFrameLocks xmlns:a="http://schemas.openxmlformats.org/drawingml/2006/main" noChangeAspect="1"/>
+            </wp:cNvGraphicFramePr>
+            <a:graphic xmlns:a="http://schemas.openxmlformats.org/drawingml/2006/main">
+              <a:graphicData uri="http://schemas.openxmlformats.org/drawingml/2006/picture">
+                <pic:pic xmlns:pic="http://schemas.openxmlformats.org/drawingml/2006/picture">
+                  <pic:nvPicPr>
+                    <pic:cNvPr id="1" name=""/>
+                    <pic:cNvPicPr/>
+                  </pic:nvPicPr>
+                  <pic:blipFill>
+                    <a:blip r:embed="rId26"/>
+                    <a:stretch>
+                      <a:fillRect/>
+                    </a:stretch>
+                  </pic:blipFill>
+                  <pic:spPr>
+                    <a:xfrm>
+                      <a:off x="0" y="0"/>
+                      <a:ext cx="5731510" cy="5323840"/>
+                    </a:xfrm>
+                    <a:prstGeom prst="rect">
+                      <a:avLst/>
+                    </a:prstGeom>
+                  </pic:spPr>
+                </pic:pic>
+              </a:graphicData>
+            </a:graphic>
+          </wp:inline>
+        </w:drawing>
+      </w:r>
+      <w:r>
+        <w:br/>
+      </w:r>
+      <w:r>
+        <w:br/>
+        <w:t>The loyalty point system was also met with good reviews with reviewers being able to understand them with no trouble.</w:t>
+      </w:r>
+      <w:r>
+        <w:br/>
+      </w:r>
+      <w:r>
+        <w:rPr>
+          <w:rFonts w:cstheme="minorHAnsi"/>
+        </w:rPr>
+        <w:lastRenderedPageBreak/>
+        <w:drawing>
+          <wp:inline distT="0" distB="0" distL="0" distR="0" wp14:anchorId="0AB3B1DA" wp14:editId="1335D598">
+            <wp:extent cx="5731510" cy="5432425"/>
+            <wp:effectExtent l="0" t="0" r="2540" b="0"/>
+            <wp:docPr id="26" name="Picture 26"/>
+            <wp:cNvGraphicFramePr>
+              <a:graphicFrameLocks xmlns:a="http://schemas.openxmlformats.org/drawingml/2006/main" noChangeAspect="1"/>
+            </wp:cNvGraphicFramePr>
+            <a:graphic xmlns:a="http://schemas.openxmlformats.org/drawingml/2006/main">
+              <a:graphicData uri="http://schemas.openxmlformats.org/drawingml/2006/picture">
+                <pic:pic xmlns:pic="http://schemas.openxmlformats.org/drawingml/2006/picture">
+                  <pic:nvPicPr>
+                    <pic:cNvPr id="1" name=""/>
+                    <pic:cNvPicPr/>
+                  </pic:nvPicPr>
+                  <pic:blipFill>
+                    <a:blip r:embed="rId27"/>
+                    <a:stretch>
+                      <a:fillRect/>
+                    </a:stretch>
+                  </pic:blipFill>
+                  <pic:spPr>
+                    <a:xfrm>
+                      <a:off x="0" y="0"/>
+                      <a:ext cx="5731510" cy="5432425"/>
+                    </a:xfrm>
+                    <a:prstGeom prst="rect">
+                      <a:avLst/>
+                    </a:prstGeom>
+                  </pic:spPr>
+                </pic:pic>
+              </a:graphicData>
+            </a:graphic>
+          </wp:inline>
+        </w:drawing>
+      </w:r>
+      <w:r>
+        <w:br/>
+      </w:r>
+      <w:r>
+        <w:br/>
+        <w:t xml:space="preserve">Accessibility </w:t>
+      </w:r>
+      <w:r>
+        <w:br/>
+        <w:t>Accessibility settings panel provides users with a range of options to customise their experience to better fit their needs.</w:t>
+      </w:r>
+      <w:r>
+        <w:br/>
+        <w:t xml:space="preserve">These are important because it helps the website adhere to accessibility laws governing </w:t>
+      </w:r>
+      <w:r>
+        <w:t>web applications. The accessibility features were well received by the reviewers, with the section getting almost 100% positive reviews by the reviewers.</w:t>
+      </w:r>
+      <w:r>
+        <w:br/>
+      </w:r>
+      <w:r>
+        <w:rPr>
+          <w:rFonts w:cstheme="minorHAnsi"/>
+        </w:rPr>
+        <w:lastRenderedPageBreak/>
+        <w:drawing>
+          <wp:inline distT="0" distB="0" distL="0" distR="0" wp14:anchorId="066E09CD" wp14:editId="4B0DA81C">
+            <wp:extent cx="5731510" cy="2923540"/>
+            <wp:effectExtent l="0" t="0" r="2540" b="0"/>
+            <wp:docPr id="27" name="Picture 27"/>
+            <wp:cNvGraphicFramePr>
+              <a:graphicFrameLocks xmlns:a="http://schemas.openxmlformats.org/drawingml/2006/main" noChangeAspect="1"/>
+            </wp:cNvGraphicFramePr>
+            <a:graphic xmlns:a="http://schemas.openxmlformats.org/drawingml/2006/main">
+              <a:graphicData uri="http://schemas.openxmlformats.org/drawingml/2006/picture">
+                <pic:pic xmlns:pic="http://schemas.openxmlformats.org/drawingml/2006/picture">
+                  <pic:nvPicPr>
+                    <pic:cNvPr id="1" name=""/>
+                    <pic:cNvPicPr/>
+                  </pic:nvPicPr>
+                  <pic:blipFill>
+                    <a:blip r:embed="rId28"/>
+                    <a:stretch>
+                      <a:fillRect/>
+                    </a:stretch>
+                  </pic:blipFill>
+                  <pic:spPr>
+                    <a:xfrm>
+                      <a:off x="0" y="0"/>
+                      <a:ext cx="5731510" cy="2923540"/>
+                    </a:xfrm>
+                    <a:prstGeom prst="rect">
+                      <a:avLst/>
+                    </a:prstGeom>
+                  </pic:spPr>
+                </pic:pic>
+              </a:graphicData>
+            </a:graphic>
+          </wp:inline>
+        </w:drawing>
+      </w:r>
+      <w:r>
+        <w:br/>
+      </w:r>
+      <w:r>
+        <w:br/>
+      </w:r>
+      <w:r>
+        <w:rPr>
+          <w:rFonts w:cstheme="minorHAnsi"/>
+        </w:rPr>
+        <w:drawing>
+          <wp:inline distT="0" distB="0" distL="0" distR="0" wp14:anchorId="4BC4301F" wp14:editId="02F4399A">
+            <wp:extent cx="5731510" cy="5156835"/>
+            <wp:effectExtent l="0" t="0" r="2540" b="5715"/>
+            <wp:docPr id="28" name="Picture 28"/>
+            <wp:cNvGraphicFramePr>
+              <a:graphicFrameLocks xmlns:a="http://schemas.openxmlformats.org/drawingml/2006/main" noChangeAspect="1"/>
+            </wp:cNvGraphicFramePr>
+            <a:graphic xmlns:a="http://schemas.openxmlformats.org/drawingml/2006/main">
+              <a:graphicData uri="http://schemas.openxmlformats.org/drawingml/2006/picture">
+                <pic:pic xmlns:pic="http://schemas.openxmlformats.org/drawingml/2006/picture">
+                  <pic:nvPicPr>
+                    <pic:cNvPr id="1" name=""/>
+                    <pic:cNvPicPr/>
+                  </pic:nvPicPr>
+                  <pic:blipFill>
+                    <a:blip r:embed="rId29"/>
+                    <a:stretch>
+                      <a:fillRect/>
+                    </a:stretch>
+                  </pic:blipFill>
+                  <pic:spPr>
+                    <a:xfrm>
+                      <a:off x="0" y="0"/>
+                      <a:ext cx="5731510" cy="5156835"/>
+                    </a:xfrm>
+                    <a:prstGeom prst="rect">
+                      <a:avLst/>
+                    </a:prstGeom>
+                  </pic:spPr>
+                </pic:pic>
+              </a:graphicData>
+            </a:graphic>
+          </wp:inline>
+        </w:drawing>
+      </w:r>
+      <w:r>
+        <w:br/>
+      </w:r>
+      <w:r>
+        <w:br/>
+      </w:r>
+      <w:r>
+        <w:br/>
+      </w:r>
+    </w:p>
+    <w:p>
+      <w:pPr>
+        <w:rPr>
+          <w:rFonts w:cstheme="minorHAnsi"/>
+          <w:b/>
+          <w:bCs/>
+        </w:rPr>
+      </w:pPr>
+      <w:r>
+        <w:rPr>
+          <w:rFonts w:cstheme="minorHAnsi"/>
+          <w:b/>
+          <w:bCs/>
+        </w:rPr>
+        <w:lastRenderedPageBreak/>
+        <w:t>PAIRED CODING REVIEW</w:t>
+      </w:r>
+    </w:p>
+    <w:p>
+      <w:pPr>
+        <w:rPr>
+          <w:rFonts w:cstheme="minorHAnsi"/>
+        </w:rPr>
+      </w:pPr>
+      <w:r>
+        <w:rPr>
+          <w:rFonts w:cstheme="minorHAnsi"/>
+        </w:rPr>
+        <w:drawing>
+          <wp:inline distT="0" distB="0" distL="0" distR="0" wp14:anchorId="104C13E3" wp14:editId="4F8E0138">
+            <wp:extent cx="5731510" cy="4753610"/>
+            <wp:effectExtent l="0" t="0" r="2540" b="8890"/>
+            <wp:docPr id="29" name="Picture 29"/>
+            <wp:cNvGraphicFramePr>
+              <a:graphicFrameLocks xmlns:a="http://schemas.openxmlformats.org/drawingml/2006/main" noChangeAspect="1"/>
+            </wp:cNvGraphicFramePr>
+            <a:graphic xmlns:a="http://schemas.openxmlformats.org/drawingml/2006/main">
+              <a:graphicData uri="http://schemas.openxmlformats.org/drawingml/2006/picture">
+                <pic:pic xmlns:pic="http://schemas.openxmlformats.org/drawingml/2006/picture">
+                  <pic:nvPicPr>
+                    <pic:cNvPr id="1" name=""/>
+                    <pic:cNvPicPr/>
+                  </pic:nvPicPr>
+                  <pic:blipFill>
+                    <a:blip r:embed="rId30"/>
+                    <a:stretch>
+                      <a:fillRect/>
+                    </a:stretch>
+                  </pic:blipFill>
+                  <pic:spPr>
+                    <a:xfrm>
+                      <a:off x="0" y="0"/>
+                      <a:ext cx="5731510" cy="4753610"/>
+                    </a:xfrm>
+                    <a:prstGeom prst="rect">
+                      <a:avLst/>
+                    </a:prstGeom>
+                  </pic:spPr>
+                </pic:pic>
+              </a:graphicData>
+            </a:graphic>
+          </wp:inline>
+        </w:drawing>
+      </w:r>
+    </w:p>
+    <w:p>
+      <w:pPr>
+        <w:rPr>
+          <w:rFonts w:cstheme="minorHAnsi"/>
+        </w:rPr>
+      </w:pPr>
+      <w:r>
+        <w:rPr>
+          <w:rFonts w:cstheme="minorHAnsi"/>
+        </w:rPr>
+        <w:t>The authentication and security of the website was very good according to the technical reviewers, receiving 100% positive reviews</w:t>
+      </w:r>
+      <w:r>
+        <w:rPr>
+          <w:rFonts w:cstheme="minorHAnsi"/>
+        </w:rPr>
+        <w:br/>
+      </w:r>
+      <w:r>
+        <w:rPr>
+          <w:rFonts w:cstheme="minorHAnsi"/>
+        </w:rPr>
+        <w:lastRenderedPageBreak/>
+        <w:drawing>
+          <wp:inline distT="0" distB="0" distL="0" distR="0" wp14:anchorId="5212D4B5" wp14:editId="13E3A0F4">
+            <wp:extent cx="5731510" cy="4770120"/>
+            <wp:effectExtent l="0" t="0" r="2540" b="0"/>
+            <wp:docPr id="30" name="Picture 30"/>
+            <wp:cNvGraphicFramePr>
+              <a:graphicFrameLocks xmlns:a="http://schemas.openxmlformats.org/drawingml/2006/main" noChangeAspect="1"/>
+            </wp:cNvGraphicFramePr>
+            <a:graphic xmlns:a="http://schemas.openxmlformats.org/drawingml/2006/main">
+              <a:graphicData uri="http://schemas.openxmlformats.org/drawingml/2006/picture">
+                <pic:pic xmlns:pic="http://schemas.openxmlformats.org/drawingml/2006/picture">
+                  <pic:nvPicPr>
+                    <pic:cNvPr id="1" name=""/>
+                    <pic:cNvPicPr/>
+                  </pic:nvPicPr>
+                  <pic:blipFill>
+                    <a:blip r:embed="rId31"/>
+                    <a:stretch>
+                      <a:fillRect/>
+                    </a:stretch>
+                  </pic:blipFill>
+                  <pic:spPr>
+                    <a:xfrm>
+                      <a:off x="0" y="0"/>
+                      <a:ext cx="5731510" cy="4770120"/>
+                    </a:xfrm>
+                    <a:prstGeom prst="rect">
+                      <a:avLst/>
+                    </a:prstGeom>
+                  </pic:spPr>
+                </pic:pic>
+              </a:graphicData>
+            </a:graphic>
+          </wp:inline>
+        </w:drawing>
+      </w:r>
+      <w:r>
+        <w:rPr>
+          <w:rFonts w:cstheme="minorHAnsi"/>
+        </w:rPr>
+        <w:br/>
+      </w:r>
+      <w:r>
+        <w:rPr>
+          <w:rFonts w:cstheme="minorHAnsi"/>
+        </w:rPr>
+        <w:drawing>
+          <wp:inline distT="0" distB="0" distL="0" distR="0" wp14:anchorId="33D5CBB2" wp14:editId="6D6FB839">
+            <wp:extent cx="5731510" cy="1920240"/>
+            <wp:effectExtent l="0" t="0" r="2540" b="3810"/>
+            <wp:docPr id="31" name="Picture 31"/>
+            <wp:cNvGraphicFramePr>
+              <a:graphicFrameLocks xmlns:a="http://schemas.openxmlformats.org/drawingml/2006/main" noChangeAspect="1"/>
+            </wp:cNvGraphicFramePr>
+            <a:graphic xmlns:a="http://schemas.openxmlformats.org/drawingml/2006/main">
+              <a:graphicData uri="http://schemas.openxmlformats.org/drawingml/2006/picture">
+                <pic:pic xmlns:pic="http://schemas.openxmlformats.org/drawingml/2006/picture">
+                  <pic:nvPicPr>
+                    <pic:cNvPr id="1" name=""/>
+                    <pic:cNvPicPr/>
+                  </pic:nvPicPr>
+                  <pic:blipFill>
+                    <a:blip r:embed="rId32"/>
+                    <a:stretch>
+                      <a:fillRect/>
+                    </a:stretch>
+                  </pic:blipFill>
+                  <pic:spPr>
+                    <a:xfrm>
+                      <a:off x="0" y="0"/>
+                      <a:ext cx="5731510" cy="1920240"/>
+                    </a:xfrm>
+                    <a:prstGeom prst="rect">
+                      <a:avLst/>
+                    </a:prstGeom>
+                  </pic:spPr>
+                </pic:pic>
+              </a:graphicData>
+            </a:graphic>
+          </wp:inline>
+        </w:drawing>
+      </w:r>
+      <w:r>
+        <w:rPr>
+          <w:rFonts w:cstheme="minorHAnsi"/>
+        </w:rPr>
+        <w:br/>
+      </w:r>
+      <w:r>
+        <w:rPr>
+          <w:rFonts w:cstheme="minorHAnsi"/>
+        </w:rPr>
+        <w:drawing>
+          <wp:inline distT="0" distB="0" distL="0" distR="0" wp14:anchorId="44567CC9" wp14:editId="29083725">
+            <wp:extent cx="5731510" cy="2105660"/>
+            <wp:effectExtent l="0" t="0" r="2540" b="8890"/>
+            <wp:docPr id="32" name="Picture 32"/>
+            <wp:cNvGraphicFramePr>
+              <a:graphicFrameLocks xmlns:a="http://schemas.openxmlformats.org/drawingml/2006/main" noChangeAspect="1"/>
+            </wp:cNvGraphicFramePr>
+            <a:graphic xmlns:a="http://schemas.openxmlformats.org/drawingml/2006/main">
+              <a:graphicData uri="http://schemas.openxmlformats.org/drawingml/2006/picture">
+                <pic:pic xmlns:pic="http://schemas.openxmlformats.org/drawingml/2006/picture">
+                  <pic:nvPicPr>
+                    <pic:cNvPr id="1" name=""/>
+                    <pic:cNvPicPr/>
+                  </pic:nvPicPr>
+                  <pic:blipFill>
+                    <a:blip r:embed="rId33"/>
+                    <a:stretch>
+                      <a:fillRect/>
+                    </a:stretch>
+                  </pic:blipFill>
+                  <pic:spPr>
+                    <a:xfrm>
+                      <a:off x="0" y="0"/>
+                      <a:ext cx="5731510" cy="2105660"/>
+                    </a:xfrm>
+                    <a:prstGeom prst="rect">
+                      <a:avLst/>
+                    </a:prstGeom>
+                  </pic:spPr>
+                </pic:pic>
+              </a:graphicData>
+            </a:graphic>
+          </wp:inline>
+        </w:drawing>
+      </w:r>
+      <w:r>
+        <w:rPr>
+          <w:rFonts w:cstheme="minorHAnsi"/>
+        </w:rPr>
+        <w:br/>
+      </w:r>
+      <w:r>
+        <w:rPr>
+          <w:rFonts w:cstheme="minorHAnsi"/>
+        </w:rPr>
+        <w:lastRenderedPageBreak/>
+        <w:t>Some suggestions to make the authentication system better was to make sure emails are real emails, comparing them to emails from actual email providers such as google, yahoo, etc.</w:t>
+      </w:r>
+      <w:r>
+        <w:rPr>
+          <w:rFonts w:cstheme="minorHAnsi"/>
+        </w:rPr>
+        <w:br/>
+      </w:r>
+      <w:r>
+        <w:rPr>
+          <w:rFonts w:cstheme="minorHAnsi"/>
+        </w:rPr>
+        <w:br/>
+        <w:t>SOLID principles</w:t>
+      </w:r>
+      <w:r>
+        <w:rPr>
+          <w:rFonts w:cstheme="minorHAnsi"/>
+        </w:rPr>
+        <w:br/>
+        <w:t>the solid principles were applied throughout the</w:t>
+      </w:r>
+      <w:r>
+        <w:rPr>
+          <w:rFonts w:cstheme="minorHAnsi"/>
+        </w:rPr>
+        <w:t xml:space="preserve"> </w:t>
+      </w:r>
+      <w:r>
+        <w:rPr>
+          <w:rFonts w:cstheme="minorHAnsi"/>
+        </w:rPr>
+        <w:t>development of greenfield to ensure the code base remains maintainable, scalable and easy to extend.</w:t>
+      </w:r>
+      <w:r>
+        <w:rPr>
+          <w:rFonts w:cstheme="minorHAnsi"/>
+        </w:rPr>
+        <w:br/>
+        <w:t>The solid principles evaluated by the reviewers were fairly met</w:t>
+      </w:r>
+      <w:r>
+        <w:rPr>
+          <w:rFonts w:cstheme="minorHAnsi"/>
+        </w:rPr>
+        <w:br/>
+      </w:r>
+      <w:r>
+        <w:rPr>
+          <w:rFonts w:cstheme="minorHAnsi"/>
+        </w:rPr>
+        <w:drawing>
+          <wp:inline distT="0" distB="0" distL="0" distR="0" wp14:anchorId="21D5C90A" wp14:editId="194AA1C6">
+            <wp:extent cx="5731510" cy="3151505"/>
+            <wp:effectExtent l="0" t="0" r="2540" b="0"/>
+            <wp:docPr id="33" name="Picture 33"/>
+            <wp:cNvGraphicFramePr>
+              <a:graphicFrameLocks xmlns:a="http://schemas.openxmlformats.org/drawingml/2006/main" noChangeAspect="1"/>
+            </wp:cNvGraphicFramePr>
+            <a:graphic xmlns:a="http://schemas.openxmlformats.org/drawingml/2006/main">
+              <a:graphicData uri="http://schemas.openxmlformats.org/drawingml/2006/picture">
+                <pic:pic xmlns:pic="http://schemas.openxmlformats.org/drawingml/2006/picture">
+                  <pic:nvPicPr>
+                    <pic:cNvPr id="1" name=""/>
+                    <pic:cNvPicPr/>
+                  </pic:nvPicPr>
+                  <pic:blipFill>
+                    <a:blip r:embed="rId34"/>
+                    <a:stretch>
+                      <a:fillRect/>
+                    </a:stretch>
+                  </pic:blipFill>
+                  <pic:spPr>
+                    <a:xfrm>
+                      <a:off x="0" y="0"/>
+                      <a:ext cx="5731510" cy="3151505"/>
+                    </a:xfrm>
+                    <a:prstGeom prst="rect">
+                      <a:avLst/>
+                    </a:prstGeom>
+                  </pic:spPr>
+                </pic:pic>
+              </a:graphicData>
+            </a:graphic>
+          </wp:inline>
+        </w:drawing>
+      </w:r>
+    </w:p>
+    <w:p>
+      <w:r>
+        <w:rPr>
+          <w:rFonts w:cstheme="minorHAnsi"/>
+        </w:rPr>
+        <w:lastRenderedPageBreak/>
+        <w:drawing>
+          <wp:inline distT="0" distB="0" distL="0" distR="0" wp14:anchorId="524E897B" wp14:editId="70CA28E0">
+            <wp:extent cx="5731510" cy="5673725"/>
+            <wp:effectExtent l="0" t="0" r="2540" b="3175"/>
+            <wp:docPr id="35" name="Picture 35"/>
+            <wp:cNvGraphicFramePr>
+              <a:graphicFrameLocks xmlns:a="http://schemas.openxmlformats.org/drawingml/2006/main" noChangeAspect="1"/>
+            </wp:cNvGraphicFramePr>
+            <a:graphic xmlns:a="http://schemas.openxmlformats.org/drawingml/2006/main">
+              <a:graphicData uri="http://schemas.openxmlformats.org/drawingml/2006/picture">
+                <pic:pic xmlns:pic="http://schemas.openxmlformats.org/drawingml/2006/picture">
+                  <pic:nvPicPr>
+                    <pic:cNvPr id="1" name=""/>
+                    <pic:cNvPicPr/>
+                  </pic:nvPicPr>
+                  <pic:blipFill>
+                    <a:blip r:embed="rId35"/>
+                    <a:stretch>
+                      <a:fillRect/>
+                    </a:stretch>
+                  </pic:blipFill>
+                  <pic:spPr>
+                    <a:xfrm>
+                      <a:off x="0" y="0"/>
+                      <a:ext cx="5731510" cy="5673725"/>
+                    </a:xfrm>
+                    <a:prstGeom prst="rect">
+                      <a:avLst/>
+                    </a:prstGeom>
+                  </pic:spPr>
+                </pic:pic>
+              </a:graphicData>
+            </a:graphic>
+          </wp:inline>
+        </w:drawing>
+      </w:r>
+      <w:r>
+        <w:rPr>
+          <w:rFonts w:cstheme="minorHAnsi"/>
+        </w:rPr>
+        <w:br/>
+      </w:r>
+      <w:r>
+        <w:rPr>
+          <w:rFonts w:cstheme="minorHAnsi"/>
+        </w:rPr>
+        <w:lastRenderedPageBreak/>
+        <w:drawing>
+          <wp:inline distT="0" distB="0" distL="0" distR="0" wp14:anchorId="539A0EA0" wp14:editId="1ABEE90A">
+            <wp:extent cx="5731510" cy="5782945"/>
+            <wp:effectExtent l="0" t="0" r="2540" b="8255"/>
+            <wp:docPr id="34" name="Picture 34"/>
+            <wp:cNvGraphicFramePr>
+              <a:graphicFrameLocks xmlns:a="http://schemas.openxmlformats.org/drawingml/2006/main" noChangeAspect="1"/>
+            </wp:cNvGraphicFramePr>
+            <a:graphic xmlns:a="http://schemas.openxmlformats.org/drawingml/2006/main">
+              <a:graphicData uri="http://schemas.openxmlformats.org/drawingml/2006/picture">
+                <pic:pic xmlns:pic="http://schemas.openxmlformats.org/drawingml/2006/picture">
+                  <pic:nvPicPr>
+                    <pic:cNvPr id="1" name=""/>
+                    <pic:cNvPicPr/>
+                  </pic:nvPicPr>
+                  <pic:blipFill>
+                    <a:blip r:embed="rId36"/>
+                    <a:stretch>
+                      <a:fillRect/>
+                    </a:stretch>
+                  </pic:blipFill>
+                  <pic:spPr>
+                    <a:xfrm>
+                      <a:off x="0" y="0"/>
+                      <a:ext cx="5731510" cy="5782945"/>
+                    </a:xfrm>
+                    <a:prstGeom prst="rect">
+                      <a:avLst/>
+                    </a:prstGeom>
+                  </pic:spPr>
+                </pic:pic>
+              </a:graphicData>
+            </a:graphic>
+          </wp:inline>
+        </w:drawing>
+      </w:r>
+      <w:r>
+        <w:rPr>
+          <w:rFonts w:cstheme="minorHAnsi"/>
+        </w:rPr>
+        <w:br/>
+        <w:t xml:space="preserve">Feedback on the principles showed a generally positive response from </w:t>
+      </w:r>
+      <w:proofErr w:type="spellStart"/>
+      <w:r>
+        <w:rPr>
+          <w:rFonts w:cstheme="minorHAnsi"/>
+        </w:rPr>
+        <w:t>reviewes</w:t>
+      </w:r>
+      <w:proofErr w:type="spellEnd"/>
+      <w:r>
+        <w:rPr>
+          <w:rFonts w:cstheme="minorHAnsi"/>
+        </w:rPr>
+        <w:t xml:space="preserve">, regarding </w:t>
+      </w:r>
+      <w:r>
+        <w:t xml:space="preserve">he Open/Closed Principle, 66.7% of respondents agreed that the codebase is open for extension without requiring modification to existing working code, while 33.3% felt it was not, suggesting there is some room for improvement in this area. Similarly, for the </w:t>
+      </w:r>
+      <w:proofErr w:type="spellStart"/>
+      <w:r>
+        <w:t>Liskov</w:t>
+      </w:r>
+      <w:proofErr w:type="spellEnd"/>
+      <w:r>
+        <w:t xml:space="preserve"> Substitution Principle, 66.7% confirmed that subclasses and derived types are used in a substitutable way without breaking behaviour, with one respondent being unsure.</w:t>
+      </w:r>
+      <w:r>
+        <w:t xml:space="preserve"> </w:t>
+      </w:r>
+      <w:r>
+        <w:t>Overall, the majority of reviewers recognised that SOLID principles had been considered in the design of the application, though the dissenting responses highlight areas that could be revisited to strengthen adherence further.</w:t>
+      </w:r>
+      <w:r>
+        <w:t xml:space="preserve"> i</w:t>
+      </w:r>
+      <w:r>
+        <w:t>nterface Segregation, 66.7% felt interfaces were kept minimal and role-specific, though 33.3% did not agree. Finally, for Dependency Inversion, 66.7% confirmed that higher-level modules depend on abstractions rather than concrete implementations, with 33.3% feeling this was not the case</w:t>
+      </w:r>
+      <w:r>
+        <w:t>.</w:t>
+      </w:r>
+      <w:r>
+        <w:br/>
+      </w:r>
+      <w:r>
+        <w:br/>
+        <w:t>And for summary and final judgements</w:t>
+      </w:r>
+      <w:r>
+        <w:br/>
+      </w:r>
+      <w:r>
+        <w:rPr>
+          <w:rFonts w:cstheme="minorHAnsi"/>
+        </w:rPr>
+        <w:lastRenderedPageBreak/>
+        <w:drawing>
+          <wp:inline distT="0" distB="0" distL="0" distR="0" wp14:anchorId="56F8D1A1" wp14:editId="15016D39">
+            <wp:extent cx="5731510" cy="6172835"/>
+            <wp:effectExtent l="0" t="0" r="2540" b="0"/>
+            <wp:docPr id="36" name="Picture 36"/>
+            <wp:cNvGraphicFramePr>
+              <a:graphicFrameLocks xmlns:a="http://schemas.openxmlformats.org/drawingml/2006/main" noChangeAspect="1"/>
+            </wp:cNvGraphicFramePr>
+            <a:graphic xmlns:a="http://schemas.openxmlformats.org/drawingml/2006/main">
+              <a:graphicData uri="http://schemas.openxmlformats.org/drawingml/2006/picture">
+                <pic:pic xmlns:pic="http://schemas.openxmlformats.org/drawingml/2006/picture">
+                  <pic:nvPicPr>
+                    <pic:cNvPr id="1" name=""/>
+                    <pic:cNvPicPr/>
+                  </pic:nvPicPr>
+                  <pic:blipFill>
+                    <a:blip r:embed="rId37"/>
+                    <a:stretch>
+                      <a:fillRect/>
+                    </a:stretch>
+                  </pic:blipFill>
+                  <pic:spPr>
+                    <a:xfrm>
+                      <a:off x="0" y="0"/>
+                      <a:ext cx="5731510" cy="6172835"/>
+                    </a:xfrm>
+                    <a:prstGeom prst="rect">
+                      <a:avLst/>
+                    </a:prstGeom>
+                  </pic:spPr>
+                </pic:pic>
+              </a:graphicData>
+            </a:graphic>
+          </wp:inline>
+        </w:drawing>
+      </w:r>
+      <w:r>
+        <w:br/>
+        <w:t>The summary feedback from reviewers highlighted several strong aspects of the submission. The use of MVC framework was praised for making the project well organised and easy to scale. The security aspects made the website more trust worthy.</w:t>
+      </w:r>
+      <w:r>
+        <w:br/>
+        <w:t>The basket functionality</w:t>
+      </w:r>
+      <w:r>
+        <w:t xml:space="preserve"> was highlighted as particularly professional and complete. With </w:t>
+      </w:r>
+      <w:proofErr w:type="spellStart"/>
+      <w:r>
+        <w:t>well structured</w:t>
+      </w:r>
+      <w:proofErr w:type="spellEnd"/>
+      <w:r>
+        <w:t xml:space="preserve"> commented code.</w:t>
+      </w:r>
+      <w:r>
+        <w:br/>
+      </w:r>
+      <w:r>
+        <w:br/>
+      </w:r>
+      <w:proofErr w:type="gramStart"/>
+      <w:r>
+        <w:t>Observations</w:t>
+      </w:r>
+      <w:proofErr w:type="gramEnd"/>
+      <w:r>
+        <w:t xml:space="preserve"> sheet</w:t>
+      </w:r>
+      <w:r>
+        <w:br/>
+        <w:t>I had 2 observation sessions on this section.</w:t>
+      </w:r>
+      <w:r>
+        <w:br/>
+        <w:t xml:space="preserve">The findings were really good and the users were able to complete every single time and they didn’t take too much time either. The findings </w:t>
+      </w:r>
+      <w:proofErr w:type="gramStart"/>
+      <w:r>
+        <w:t>were</w:t>
+      </w:r>
+      <w:proofErr w:type="gramEnd"/>
+      <w:r>
+        <w:t xml:space="preserve"> the reviewers didn’t take too much time over the time expected meaning the system is very good, there was also very minimal notes of complaints.</w:t>
+      </w:r>
+      <w:r>
+        <w:br/>
+      </w:r>
+      <w:r>
+        <w:lastRenderedPageBreak/>
+        <w:drawing>
+          <wp:inline distT="0" distB="0" distL="0" distR="0" wp14:anchorId="7988168A" wp14:editId="694068E7">
+            <wp:extent cx="5731510" cy="5224780"/>
+            <wp:effectExtent l="0" t="0" r="2540" b="0"/>
+            <wp:docPr id="37" name="Picture 37"/>
+            <wp:cNvGraphicFramePr>
+              <a:graphicFrameLocks xmlns:a="http://schemas.openxmlformats.org/drawingml/2006/main" noChangeAspect="1"/>
+            </wp:cNvGraphicFramePr>
+            <a:graphic xmlns:a="http://schemas.openxmlformats.org/drawingml/2006/main">
+              <a:graphicData uri="http://schemas.openxmlformats.org/drawingml/2006/picture">
+                <pic:pic xmlns:pic="http://schemas.openxmlformats.org/drawingml/2006/picture">
+                  <pic:nvPicPr>
+                    <pic:cNvPr id="1" name=""/>
+                    <pic:cNvPicPr/>
+                  </pic:nvPicPr>
+                  <pic:blipFill>
+                    <a:blip r:embed="rId38"/>
+                    <a:stretch>
+                      <a:fillRect/>
+                    </a:stretch>
+                  </pic:blipFill>
+                  <pic:spPr>
+                    <a:xfrm>
+                      <a:off x="0" y="0"/>
+                      <a:ext cx="5731510" cy="5224780"/>
+                    </a:xfrm>
+                    <a:prstGeom prst="rect">
+                      <a:avLst/>
+                    </a:prstGeom>
+                  </pic:spPr>
+                </pic:pic>
+              </a:graphicData>
+            </a:graphic>
+          </wp:inline>
+        </w:drawing>
+      </w:r>
+      <w:r>
+        <w:br/>
+      </w:r>
+      <w:r>
+        <w:lastRenderedPageBreak/>
+        <w:drawing>
+          <wp:inline distT="0" distB="0" distL="0" distR="0" wp14:anchorId="26028499" wp14:editId="3283A37A">
+            <wp:extent cx="5731510" cy="4519295"/>
+            <wp:effectExtent l="0" t="0" r="2540" b="0"/>
+            <wp:docPr id="38" name="Picture 38"/>
+            <wp:cNvGraphicFramePr>
+              <a:graphicFrameLocks xmlns:a="http://schemas.openxmlformats.org/drawingml/2006/main" noChangeAspect="1"/>
+            </wp:cNvGraphicFramePr>
+            <a:graphic xmlns:a="http://schemas.openxmlformats.org/drawingml/2006/main">
+              <a:graphicData uri="http://schemas.openxmlformats.org/drawingml/2006/picture">
+                <pic:pic xmlns:pic="http://schemas.openxmlformats.org/drawingml/2006/picture">
+                  <pic:nvPicPr>
+                    <pic:cNvPr id="1" name=""/>
+                    <pic:cNvPicPr/>
+                  </pic:nvPicPr>
+                  <pic:blipFill>
+                    <a:blip r:embed="rId39"/>
+                    <a:stretch>
+                      <a:fillRect/>
+                    </a:stretch>
+                  </pic:blipFill>
+                  <pic:spPr>
+                    <a:xfrm>
+                      <a:off x="0" y="0"/>
+                      <a:ext cx="5731510" cy="4519295"/>
+                    </a:xfrm>
+                    <a:prstGeom prst="rect">
+                      <a:avLst/>
+                    </a:prstGeom>
+                  </pic:spPr>
+                </pic:pic>
+              </a:graphicData>
+            </a:graphic>
+          </wp:inline>
+        </w:drawing>
+      </w:r>
+      <w:r>
+        <w:br/>
+      </w:r>
+      <w:r>
+        <w:lastRenderedPageBreak/>
+        <w:drawing>
+          <wp:inline distT="0" distB="0" distL="0" distR="0" wp14:anchorId="268232AD" wp14:editId="4F21DFEC">
+            <wp:extent cx="5731510" cy="5490210"/>
+            <wp:effectExtent l="0" t="0" r="2540" b="0"/>
+            <wp:docPr id="39" name="Picture 39"/>
+            <wp:cNvGraphicFramePr>
+              <a:graphicFrameLocks xmlns:a="http://schemas.openxmlformats.org/drawingml/2006/main" noChangeAspect="1"/>
+            </wp:cNvGraphicFramePr>
+            <a:graphic xmlns:a="http://schemas.openxmlformats.org/drawingml/2006/main">
+              <a:graphicData uri="http://schemas.openxmlformats.org/drawingml/2006/picture">
+                <pic:pic xmlns:pic="http://schemas.openxmlformats.org/drawingml/2006/picture">
+                  <pic:nvPicPr>
+                    <pic:cNvPr id="1" name=""/>
+                    <pic:cNvPicPr/>
+                  </pic:nvPicPr>
+                  <pic:blipFill>
+                    <a:blip r:embed="rId40"/>
+                    <a:stretch>
+                      <a:fillRect/>
+                    </a:stretch>
+                  </pic:blipFill>
+                  <pic:spPr>
+                    <a:xfrm>
+                      <a:off x="0" y="0"/>
+                      <a:ext cx="5731510" cy="5490210"/>
+                    </a:xfrm>
+                    <a:prstGeom prst="rect">
+                      <a:avLst/>
+                    </a:prstGeom>
+                  </pic:spPr>
+                </pic:pic>
+              </a:graphicData>
+            </a:graphic>
+          </wp:inline>
+        </w:drawing>
       </w:r>
     </w:p>
     <w:sectPr>
